--- a/tz_url_shortener.docx
+++ b/tz_url_shortener.docx
@@ -77,7 +77,7 @@
     </w:p>
     <w:p>
       <w:pPr>
-        <w:pStyle w:val="723"/>
+        <w:pStyle w:val="904"/>
         <w:pBdr/>
         <w:spacing w:after="60" w:line="276" w:lineRule="auto"/>
         <w:ind/>
@@ -96,7 +96,7 @@
     </w:p>
     <w:p>
       <w:pPr>
-        <w:pStyle w:val="723"/>
+        <w:pStyle w:val="904"/>
         <w:pBdr/>
         <w:spacing w:after="60" w:line="276" w:lineRule="auto"/>
         <w:ind/>
@@ -115,7 +115,7 @@
     </w:p>
     <w:p>
       <w:pPr>
-        <w:pStyle w:val="723"/>
+        <w:pStyle w:val="904"/>
         <w:pBdr/>
         <w:spacing w:after="60" w:line="276" w:lineRule="auto"/>
         <w:ind/>
@@ -134,7 +134,7 @@
     </w:p>
     <w:p>
       <w:pPr>
-        <w:pStyle w:val="723"/>
+        <w:pStyle w:val="904"/>
         <w:pBdr/>
         <w:spacing w:after="60" w:line="276" w:lineRule="auto"/>
         <w:ind/>
@@ -153,7 +153,7 @@
     </w:p>
     <w:p>
       <w:pPr>
-        <w:pStyle w:val="723"/>
+        <w:pStyle w:val="904"/>
         <w:pBdr/>
         <w:spacing w:after="60" w:line="276" w:lineRule="auto"/>
         <w:ind/>
@@ -172,7 +172,7 @@
     </w:p>
     <w:p>
       <w:pPr>
-        <w:pStyle w:val="723"/>
+        <w:pStyle w:val="904"/>
         <w:pBdr/>
         <w:spacing w:after="60" w:line="276" w:lineRule="auto"/>
         <w:ind/>
@@ -191,7 +191,7 @@
     </w:p>
     <w:p>
       <w:pPr>
-        <w:pStyle w:val="723"/>
+        <w:pStyle w:val="904"/>
         <w:pBdr/>
         <w:spacing w:after="60" w:line="276" w:lineRule="auto"/>
         <w:ind/>
@@ -248,7 +248,7 @@
     </w:p>
     <w:p>
       <w:pPr>
-        <w:pStyle w:val="723"/>
+        <w:pStyle w:val="904"/>
         <w:pBdr/>
         <w:spacing w:after="60" w:line="276" w:lineRule="auto"/>
         <w:ind/>
@@ -259,6 +259,7 @@
       <w:r>
         <w:rPr>
           <w:b/>
+          <w:highlight w:val="green"/>
         </w:rPr>
         <w:t xml:space="preserve">А</w:t>
       </w:r>
@@ -280,10 +281,15 @@
           <w:highlight w:val="green"/>
         </w:rPr>
       </w:r>
+      <w:r>
+        <w:rPr>
+          <w:highlight w:val="green"/>
+        </w:rPr>
+      </w:r>
     </w:p>
     <w:p>
       <w:pPr>
-        <w:pStyle w:val="723"/>
+        <w:pStyle w:val="904"/>
         <w:pBdr/>
         <w:spacing w:after="60" w:line="276" w:lineRule="auto"/>
         <w:ind/>
@@ -309,25 +315,40 @@
           <w:highlight w:val="green"/>
         </w:rPr>
       </w:r>
+      <w:r>
+        <w:rPr>
+          <w:highlight w:val="green"/>
+        </w:rPr>
+      </w:r>
     </w:p>
     <w:p>
       <w:pPr>
-        <w:pStyle w:val="723"/>
+        <w:pStyle w:val="904"/>
         <w:pBdr/>
         <w:spacing w:after="60" w:line="276" w:lineRule="auto"/>
         <w:ind/>
-        <w:rPr/>
+        <w:rPr>
+          <w:highlight w:val="green"/>
+        </w:rPr>
       </w:pPr>
       <w:r>
         <w:rPr>
           <w:b/>
+          <w:highlight w:val="green"/>
         </w:rPr>
         <w:t xml:space="preserve">Система аутентификации:</w:t>
       </w:r>
       <w:r>
+        <w:rPr>
+          <w:highlight w:val="green"/>
+        </w:rPr>
         <w:t xml:space="preserve"> Регистрация, авторизация, восстановление пароля на базе Laravel Breeze / Sanctum.</w:t>
       </w:r>
-      <w:r/>
+      <w:r>
+        <w:rPr>
+          <w:highlight w:val="green"/>
+        </w:rPr>
+      </w:r>
     </w:p>
     <w:p>
       <w:pPr>
@@ -350,26 +371,36 @@
     </w:p>
     <w:p>
       <w:pPr>
-        <w:pStyle w:val="723"/>
+        <w:pStyle w:val="904"/>
         <w:pBdr/>
         <w:spacing w:after="60" w:line="276" w:lineRule="auto"/>
         <w:ind/>
-        <w:rPr/>
+        <w:rPr>
+          <w:highlight w:val="green"/>
+        </w:rPr>
       </w:pPr>
       <w:r>
         <w:rPr>
           <w:b/>
+          <w:highlight w:val="green"/>
         </w:rPr>
         <w:t xml:space="preserve">Профиль пользователя:</w:t>
       </w:r>
       <w:r>
+        <w:rPr>
+          <w:highlight w:val="green"/>
+        </w:rPr>
         <w:t xml:space="preserve"> Изменение личных данных (имя, email, пароль) и возможность полного удаления аккаунта.</w:t>
       </w:r>
-      <w:r/>
+      <w:r>
+        <w:rPr>
+          <w:highlight w:val="green"/>
+        </w:rPr>
+      </w:r>
     </w:p>
     <w:p>
       <w:pPr>
-        <w:pStyle w:val="723"/>
+        <w:pStyle w:val="904"/>
         <w:pBdr/>
         <w:spacing w:after="60" w:line="276" w:lineRule="auto"/>
         <w:ind/>
@@ -388,7 +419,7 @@
     </w:p>
     <w:p>
       <w:pPr>
-        <w:pStyle w:val="723"/>
+        <w:pStyle w:val="904"/>
         <w:pBdr/>
         <w:spacing w:after="60" w:line="276" w:lineRule="auto"/>
         <w:ind/>
@@ -397,55 +428,100 @@
       <w:r>
         <w:rPr>
           <w:b/>
+          <w:highlight w:val="green"/>
         </w:rPr>
         <w:t xml:space="preserve">Управление ссылками:</w:t>
       </w:r>
       <w:r>
-        <w:t xml:space="preserve"> Полноценный CRUD для ссылок — создание, просмотр, редактирование параметров, ручная деактивация и удаление.</w:t>
+        <w:rPr>
+          <w:highlight w:val="green"/>
+        </w:rPr>
+        <w:t xml:space="preserve"> Полноценный CRUD для ссылок — создание, просмотр, </w:t>
+      </w:r>
+      <w:r>
+        <w:rPr>
+          <w:highlight w:val="green"/>
+        </w:rPr>
+        <w:t xml:space="preserve">редактирование параметров</w:t>
+      </w:r>
+      <w:r>
+        <w:t xml:space="preserve">, </w:t>
+      </w:r>
+      <w:r>
+        <w:rPr>
+          <w:highlight w:val="green"/>
+        </w:rPr>
+        <w:t xml:space="preserve">ручная деактивация </w:t>
+      </w:r>
+      <w:r>
+        <w:rPr>
+          <w:highlight w:val="green"/>
+        </w:rPr>
+        <w:t xml:space="preserve">и удаление.</w:t>
       </w:r>
       <w:r/>
     </w:p>
     <w:p>
       <w:pPr>
-        <w:pStyle w:val="723"/>
+        <w:pStyle w:val="904"/>
         <w:pBdr/>
         <w:spacing w:after="60" w:line="276" w:lineRule="auto"/>
         <w:ind/>
-        <w:rPr/>
+        <w:rPr>
+          <w:highlight w:val="green"/>
+        </w:rPr>
       </w:pPr>
       <w:r>
         <w:rPr>
           <w:b/>
+          <w:highlight w:val="green"/>
         </w:rPr>
         <w:t xml:space="preserve">Срок действия (Expiration Date):</w:t>
       </w:r>
       <w:r>
+        <w:rPr>
+          <w:highlight w:val="green"/>
+        </w:rPr>
         <w:t xml:space="preserve"> Установка даты и времени, после которых ссылка перестает работать.</w:t>
       </w:r>
-      <w:r/>
+      <w:r>
+        <w:rPr>
+          <w:highlight w:val="green"/>
+        </w:rPr>
+      </w:r>
     </w:p>
     <w:p>
       <w:pPr>
-        <w:pStyle w:val="723"/>
+        <w:pStyle w:val="904"/>
         <w:pBdr/>
         <w:spacing w:after="60" w:line="276" w:lineRule="auto"/>
         <w:ind/>
-        <w:rPr/>
+        <w:rPr>
+          <w:highlight w:val="green"/>
+        </w:rPr>
       </w:pPr>
       <w:r>
         <w:rPr>
           <w:b/>
+          <w:highlight w:val="green"/>
         </w:rPr>
         <w:t xml:space="preserve">Защита паролем:</w:t>
       </w:r>
       <w:r>
+        <w:rPr>
+          <w:highlight w:val="green"/>
+        </w:rPr>
         <w:t xml:space="preserve"> Доступ к целевому URL только после ввода правильного пароля.</w:t>
       </w:r>
-      <w:r/>
+      <w:r>
+        <w:rPr>
+          <w:highlight w:val="green"/>
+        </w:rPr>
+      </w:r>
     </w:p>
     <w:p>
       <w:pPr>
-        <w:pStyle w:val="723"/>
+        <w:pStyle w:val="904"/>
         <w:pBdr/>
         <w:spacing w:after="60" w:line="276" w:lineRule="auto"/>
         <w:ind/>
@@ -495,7 +571,7 @@
     </w:p>
     <w:p>
       <w:pPr>
-        <w:pStyle w:val="723"/>
+        <w:pStyle w:val="904"/>
         <w:pBdr/>
         <w:spacing w:after="60" w:line="276" w:lineRule="auto"/>
         <w:ind/>
@@ -514,7 +590,7 @@
     </w:p>
     <w:p>
       <w:pPr>
-        <w:pStyle w:val="723"/>
+        <w:pStyle w:val="904"/>
         <w:pBdr/>
         <w:spacing w:after="60" w:line="276" w:lineRule="auto"/>
         <w:ind/>
@@ -533,7 +609,7 @@
     </w:p>
     <w:p>
       <w:pPr>
-        <w:pStyle w:val="723"/>
+        <w:pStyle w:val="904"/>
         <w:pBdr/>
         <w:spacing w:after="60" w:line="276" w:lineRule="auto"/>
         <w:ind/>
@@ -552,7 +628,7 @@
     </w:p>
     <w:p>
       <w:pPr>
-        <w:pStyle w:val="723"/>
+        <w:pStyle w:val="904"/>
         <w:pBdr/>
         <w:spacing w:after="60" w:line="276" w:lineRule="auto"/>
         <w:ind/>
@@ -590,7 +666,7 @@
     </w:p>
     <w:p>
       <w:pPr>
-        <w:pStyle w:val="723"/>
+        <w:pStyle w:val="904"/>
         <w:pBdr/>
         <w:spacing w:after="60" w:line="276" w:lineRule="auto"/>
         <w:ind/>
@@ -609,26 +685,36 @@
     </w:p>
     <w:p>
       <w:pPr>
-        <w:pStyle w:val="723"/>
+        <w:pStyle w:val="904"/>
         <w:pBdr/>
         <w:spacing w:after="60" w:line="276" w:lineRule="auto"/>
         <w:ind/>
-        <w:rPr/>
+        <w:rPr>
+          <w:highlight w:val="green"/>
+        </w:rPr>
       </w:pPr>
       <w:r>
         <w:rPr>
           <w:b/>
+          <w:highlight w:val="green"/>
         </w:rPr>
         <w:t xml:space="preserve">Высокая производительность:</w:t>
       </w:r>
       <w:r>
+        <w:rPr>
+          <w:highlight w:val="green"/>
+        </w:rPr>
         <w:t xml:space="preserve"> При переходе по короткому URL система сначала проверяет его наличие в Redis. База данных не опрашивается при частых запросах.</w:t>
       </w:r>
-      <w:r/>
+      <w:r>
+        <w:rPr>
+          <w:highlight w:val="green"/>
+        </w:rPr>
+      </w:r>
     </w:p>
     <w:p>
       <w:pPr>
-        <w:pStyle w:val="723"/>
+        <w:pStyle w:val="904"/>
         <w:pBdr/>
         <w:spacing w:after="60" w:line="276" w:lineRule="auto"/>
         <w:ind/>
@@ -666,7 +752,7 @@
     </w:p>
     <w:p>
       <w:pPr>
-        <w:pStyle w:val="723"/>
+        <w:pStyle w:val="904"/>
         <w:pBdr/>
         <w:spacing w:after="60" w:line="276" w:lineRule="auto"/>
         <w:ind/>
@@ -685,7 +771,7 @@
     </w:p>
     <w:p>
       <w:pPr>
-        <w:pStyle w:val="723"/>
+        <w:pStyle w:val="904"/>
         <w:pBdr/>
         <w:spacing w:after="60" w:line="276" w:lineRule="auto"/>
         <w:ind/>
@@ -704,7 +790,7 @@
     </w:p>
     <w:p>
       <w:pPr>
-        <w:pStyle w:val="723"/>
+        <w:pStyle w:val="904"/>
         <w:pBdr/>
         <w:spacing w:after="60" w:line="276" w:lineRule="auto"/>
         <w:ind/>
@@ -742,7 +828,7 @@
     </w:p>
     <w:p>
       <w:pPr>
-        <w:pStyle w:val="723"/>
+        <w:pStyle w:val="904"/>
         <w:pBdr/>
         <w:spacing w:after="60" w:line="276" w:lineRule="auto"/>
         <w:ind/>
@@ -768,10 +854,15 @@
           <w:highlight w:val="green"/>
         </w:rPr>
       </w:r>
+      <w:r>
+        <w:rPr>
+          <w:highlight w:val="green"/>
+        </w:rPr>
+      </w:r>
     </w:p>
     <w:p>
       <w:pPr>
-        <w:pStyle w:val="723"/>
+        <w:pStyle w:val="904"/>
         <w:pBdr/>
         <w:spacing w:after="60" w:line="276" w:lineRule="auto"/>
         <w:ind/>
@@ -797,10 +888,15 @@
           <w:highlight w:val="green"/>
         </w:rPr>
       </w:r>
+      <w:r>
+        <w:rPr>
+          <w:highlight w:val="green"/>
+        </w:rPr>
+      </w:r>
     </w:p>
     <w:p>
       <w:pPr>
-        <w:pStyle w:val="723"/>
+        <w:pStyle w:val="904"/>
         <w:pBdr/>
         <w:spacing w:after="60" w:line="276" w:lineRule="auto"/>
         <w:ind/>
@@ -826,6 +922,11 @@
           <w:highlight w:val="green"/>
         </w:rPr>
       </w:r>
+      <w:r>
+        <w:rPr>
+          <w:highlight w:val="green"/>
+        </w:rPr>
+      </w:r>
     </w:p>
     <w:p>
       <w:pPr>
@@ -848,7 +949,7 @@
     </w:p>
     <w:p>
       <w:pPr>
-        <w:pStyle w:val="723"/>
+        <w:pStyle w:val="904"/>
         <w:pBdr/>
         <w:spacing w:after="60" w:line="276" w:lineRule="auto"/>
         <w:ind/>
@@ -881,10 +982,15 @@
           <w:highlight w:val="green"/>
         </w:rPr>
       </w:r>
+      <w:r>
+        <w:rPr>
+          <w:highlight w:val="green"/>
+        </w:rPr>
+      </w:r>
     </w:p>
     <w:p>
       <w:pPr>
-        <w:pStyle w:val="723"/>
+        <w:pStyle w:val="904"/>
         <w:pBdr/>
         <w:spacing w:after="60" w:line="276" w:lineRule="auto"/>
         <w:ind/>
@@ -910,10 +1016,15 @@
           <w:highlight w:val="green"/>
         </w:rPr>
       </w:r>
+      <w:r>
+        <w:rPr>
+          <w:highlight w:val="green"/>
+        </w:rPr>
+      </w:r>
     </w:p>
     <w:p>
       <w:pPr>
-        <w:pStyle w:val="723"/>
+        <w:pStyle w:val="904"/>
         <w:pBdr/>
         <w:spacing w:after="60" w:line="276" w:lineRule="auto"/>
         <w:ind/>
@@ -939,6 +1050,11 @@
           <w:highlight w:val="green"/>
         </w:rPr>
       </w:r>
+      <w:r>
+        <w:rPr>
+          <w:highlight w:val="green"/>
+        </w:rPr>
+      </w:r>
     </w:p>
     <w:p>
       <w:pPr>
@@ -961,7 +1077,7 @@
     </w:p>
     <w:p>
       <w:pPr>
-        <w:pStyle w:val="723"/>
+        <w:pStyle w:val="904"/>
         <w:pBdr/>
         <w:spacing w:after="60" w:line="276" w:lineRule="auto"/>
         <w:ind/>
@@ -980,7 +1096,7 @@
     </w:p>
     <w:p>
       <w:pPr>
-        <w:pStyle w:val="723"/>
+        <w:pStyle w:val="904"/>
         <w:pBdr/>
         <w:spacing w:after="60" w:line="276" w:lineRule="auto"/>
         <w:ind/>
@@ -999,26 +1115,36 @@
     </w:p>
     <w:p>
       <w:pPr>
-        <w:pStyle w:val="723"/>
+        <w:pStyle w:val="904"/>
         <w:pBdr/>
         <w:spacing w:after="60" w:line="276" w:lineRule="auto"/>
         <w:ind/>
-        <w:rPr/>
+        <w:rPr>
+          <w:highlight w:val="green"/>
+        </w:rPr>
       </w:pPr>
       <w:r>
         <w:rPr>
           <w:b/>
+          <w:highlight w:val="green"/>
         </w:rPr>
         <w:t xml:space="preserve">Инвалидация кэша:</w:t>
       </w:r>
       <w:r>
+        <w:rPr>
+          <w:highlight w:val="green"/>
+        </w:rPr>
         <w:t xml:space="preserve"> Следуйте паттерну Cache Aside. При создании или обновлении ссылки обновляйте кэш в Redis. При удалении — очищайте. Это продемонстрирует понимание инвалидации кэша.</w:t>
       </w:r>
-      <w:r/>
+      <w:r>
+        <w:rPr>
+          <w:highlight w:val="green"/>
+        </w:rPr>
+      </w:r>
     </w:p>
     <w:p>
       <w:pPr>
-        <w:pStyle w:val="723"/>
+        <w:pStyle w:val="904"/>
         <w:pBdr/>
         <w:spacing w:after="60" w:line="276" w:lineRule="auto"/>
         <w:ind/>
@@ -1037,7 +1163,7 @@
     </w:p>
     <w:p>
       <w:pPr>
-        <w:pStyle w:val="723"/>
+        <w:pStyle w:val="904"/>
         <w:pBdr/>
         <w:spacing w:after="60" w:line="276" w:lineRule="auto"/>
         <w:ind/>
@@ -1076,7 +1202,6 @@
         <w:ind/>
         <w:rPr/>
       </w:pPr>
-      <w:r/>
       <w:r>
         <w:separator/>
       </w:r>
@@ -1091,7 +1216,6 @@
         <w:ind/>
         <w:rPr/>
       </w:pPr>
-      <w:r/>
       <w:r>
         <w:continuationSeparator/>
       </w:r>
@@ -1111,7 +1235,6 @@
         <w:ind/>
         <w:rPr/>
       </w:pPr>
-      <w:r/>
       <w:r>
         <w:separator/>
       </w:r>
@@ -1126,7 +1249,6 @@
         <w:ind/>
         <w:rPr/>
       </w:pPr>
-      <w:r/>
       <w:r>
         <w:continuationSeparator/>
       </w:r>
@@ -1417,7 +1539,7 @@
         <w:spacing/>
         <w:ind w:hanging="360" w:left="1080"/>
       </w:pPr>
-      <w:pStyle w:val="728"/>
+      <w:pStyle w:val="909"/>
       <w:rPr/>
       <w:start w:val="1"/>
       <w:suff w:val="tab"/>
@@ -1550,7 +1672,7 @@
         <w:spacing/>
         <w:ind w:hanging="360" w:left="720"/>
       </w:pPr>
-      <w:pStyle w:val="727"/>
+      <w:pStyle w:val="908"/>
       <w:rPr/>
       <w:start w:val="1"/>
       <w:suff w:val="tab"/>
@@ -1817,7 +1939,7 @@
         <w:spacing/>
         <w:ind w:hanging="360" w:left="1080"/>
       </w:pPr>
-      <w:pStyle w:val="725"/>
+      <w:pStyle w:val="906"/>
       <w:rPr>
         <w:rFonts w:hint="default" w:ascii="Symbol" w:hAnsi="Symbol"/>
       </w:rPr>
@@ -1952,7 +2074,7 @@
         <w:spacing/>
         <w:ind w:hanging="360" w:left="720"/>
       </w:pPr>
-      <w:pStyle w:val="724"/>
+      <w:pStyle w:val="905"/>
       <w:rPr>
         <w:rFonts w:hint="default" w:ascii="Symbol" w:hAnsi="Symbol"/>
       </w:rPr>
@@ -2087,7 +2209,7 @@
         <w:spacing/>
         <w:ind w:hanging="360" w:left="360"/>
       </w:pPr>
-      <w:pStyle w:val="726"/>
+      <w:pStyle w:val="907"/>
       <w:rPr/>
       <w:start w:val="1"/>
       <w:suff w:val="tab"/>
@@ -2220,7 +2342,7 @@
         <w:spacing/>
         <w:ind w:hanging="360" w:left="360"/>
       </w:pPr>
-      <w:pStyle w:val="723"/>
+      <w:pStyle w:val="904"/>
       <w:rPr>
         <w:rFonts w:hint="default" w:ascii="Symbol" w:hAnsi="Symbol"/>
       </w:rPr>
@@ -2528,9 +2650,9 @@
     <w:lsdException w:name="Bibliography" w:uiPriority="37"/>
     <w:lsdException w:name="TOC Heading" w:uiPriority="39" w:qFormat="1"/>
   </w:latentStyles>
-  <w:style w:type="table" w:styleId="13">
+  <w:style w:type="table" w:styleId="725">
     <w:name w:val="Table Grid Light"/>
-    <w:basedOn w:val="703"/>
+    <w:basedOn w:val="884"/>
     <w:uiPriority w:val="59"/>
     <w:pPr>
       <w:pBdr/>
@@ -2727,9 +2849,9 @@
       </w:tcPr>
     </w:tblStylePr>
   </w:style>
-  <w:style w:type="table" w:styleId="14">
+  <w:style w:type="table" w:styleId="726">
     <w:name w:val="Plain Table 1"/>
-    <w:basedOn w:val="703"/>
+    <w:basedOn w:val="884"/>
     <w:uiPriority w:val="59"/>
     <w:pPr>
       <w:pBdr/>
@@ -2952,9 +3074,9 @@
       </w:tcPr>
     </w:tblStylePr>
   </w:style>
-  <w:style w:type="table" w:styleId="15">
+  <w:style w:type="table" w:styleId="727">
     <w:name w:val="Plain Table 2"/>
-    <w:basedOn w:val="703"/>
+    <w:basedOn w:val="884"/>
     <w:uiPriority w:val="59"/>
     <w:pPr>
       <w:pBdr/>
@@ -3185,9 +3307,9 @@
       </w:tcPr>
     </w:tblStylePr>
   </w:style>
-  <w:style w:type="table" w:styleId="16">
+  <w:style w:type="table" w:styleId="728">
     <w:name w:val="Plain Table 3"/>
-    <w:basedOn w:val="703"/>
+    <w:basedOn w:val="884"/>
     <w:uiPriority w:val="99"/>
     <w:pPr>
       <w:pBdr/>
@@ -3415,9 +3537,9 @@
       </w:tcPr>
     </w:tblStylePr>
   </w:style>
-  <w:style w:type="table" w:styleId="17">
+  <w:style w:type="table" w:styleId="729">
     <w:name w:val="Plain Table 4"/>
-    <w:basedOn w:val="703"/>
+    <w:basedOn w:val="884"/>
     <w:uiPriority w:val="99"/>
     <w:pPr>
       <w:pBdr/>
@@ -3631,9 +3753,9 @@
       </w:tcPr>
     </w:tblStylePr>
   </w:style>
-  <w:style w:type="table" w:styleId="18">
+  <w:style w:type="table" w:styleId="730">
     <w:name w:val="Plain Table 5"/>
-    <w:basedOn w:val="703"/>
+    <w:basedOn w:val="884"/>
     <w:uiPriority w:val="99"/>
     <w:pPr>
       <w:pBdr/>
@@ -3864,9 +3986,9 @@
       </w:tcPr>
     </w:tblStylePr>
   </w:style>
-  <w:style w:type="table" w:styleId="19">
+  <w:style w:type="table" w:styleId="731">
     <w:name w:val="Grid Table 1 Light"/>
-    <w:basedOn w:val="703"/>
+    <w:basedOn w:val="884"/>
     <w:uiPriority w:val="99"/>
     <w:pPr>
       <w:pBdr/>
@@ -4087,9 +4209,9 @@
       </w:tcPr>
     </w:tblStylePr>
   </w:style>
-  <w:style w:type="table" w:styleId="20">
+  <w:style w:type="table" w:styleId="732">
     <w:name w:val="Grid Table 1 Light - Accent 1"/>
-    <w:basedOn w:val="703"/>
+    <w:basedOn w:val="884"/>
     <w:uiPriority w:val="99"/>
     <w:pPr>
       <w:pBdr/>
@@ -4310,9 +4432,9 @@
       </w:tcPr>
     </w:tblStylePr>
   </w:style>
-  <w:style w:type="table" w:styleId="21">
+  <w:style w:type="table" w:styleId="733">
     <w:name w:val="Grid Table 1 Light - Accent 2"/>
-    <w:basedOn w:val="703"/>
+    <w:basedOn w:val="884"/>
     <w:uiPriority w:val="99"/>
     <w:pPr>
       <w:pBdr/>
@@ -4533,9 +4655,9 @@
       </w:tcPr>
     </w:tblStylePr>
   </w:style>
-  <w:style w:type="table" w:styleId="22">
+  <w:style w:type="table" w:styleId="734">
     <w:name w:val="Grid Table 1 Light - Accent 3"/>
-    <w:basedOn w:val="703"/>
+    <w:basedOn w:val="884"/>
     <w:uiPriority w:val="99"/>
     <w:pPr>
       <w:pBdr/>
@@ -4756,9 +4878,9 @@
       </w:tcPr>
     </w:tblStylePr>
   </w:style>
-  <w:style w:type="table" w:styleId="23">
+  <w:style w:type="table" w:styleId="735">
     <w:name w:val="Grid Table 1 Light - Accent 4"/>
-    <w:basedOn w:val="703"/>
+    <w:basedOn w:val="884"/>
     <w:uiPriority w:val="99"/>
     <w:pPr>
       <w:pBdr/>
@@ -4979,9 +5101,9 @@
       </w:tcPr>
     </w:tblStylePr>
   </w:style>
-  <w:style w:type="table" w:styleId="24">
+  <w:style w:type="table" w:styleId="736">
     <w:name w:val="Grid Table 1 Light - Accent 5"/>
-    <w:basedOn w:val="703"/>
+    <w:basedOn w:val="884"/>
     <w:uiPriority w:val="99"/>
     <w:pPr>
       <w:pBdr/>
@@ -5202,9 +5324,9 @@
       </w:tcPr>
     </w:tblStylePr>
   </w:style>
-  <w:style w:type="table" w:styleId="25">
+  <w:style w:type="table" w:styleId="737">
     <w:name w:val="Grid Table 1 Light - Accent 6"/>
-    <w:basedOn w:val="703"/>
+    <w:basedOn w:val="884"/>
     <w:uiPriority w:val="99"/>
     <w:pPr>
       <w:pBdr/>
@@ -5425,9 +5547,9 @@
       </w:tcPr>
     </w:tblStylePr>
   </w:style>
-  <w:style w:type="table" w:styleId="26">
+  <w:style w:type="table" w:styleId="738">
     <w:name w:val="Grid Table 2"/>
-    <w:basedOn w:val="703"/>
+    <w:basedOn w:val="884"/>
     <w:uiPriority w:val="99"/>
     <w:pPr>
       <w:pBdr/>
@@ -5657,9 +5779,9 @@
       </w:tcPr>
     </w:tblStylePr>
   </w:style>
-  <w:style w:type="table" w:styleId="27">
+  <w:style w:type="table" w:styleId="739">
     <w:name w:val="Grid Table 2 - Accent 1"/>
-    <w:basedOn w:val="703"/>
+    <w:basedOn w:val="884"/>
     <w:uiPriority w:val="99"/>
     <w:pPr>
       <w:pBdr/>
@@ -5889,9 +6011,9 @@
       </w:tcPr>
     </w:tblStylePr>
   </w:style>
-  <w:style w:type="table" w:styleId="28">
+  <w:style w:type="table" w:styleId="740">
     <w:name w:val="Grid Table 2 - Accent 2"/>
-    <w:basedOn w:val="703"/>
+    <w:basedOn w:val="884"/>
     <w:uiPriority w:val="99"/>
     <w:pPr>
       <w:pBdr/>
@@ -6121,9 +6243,9 @@
       </w:tcPr>
     </w:tblStylePr>
   </w:style>
-  <w:style w:type="table" w:styleId="29">
+  <w:style w:type="table" w:styleId="741">
     <w:name w:val="Grid Table 2 - Accent 3"/>
-    <w:basedOn w:val="703"/>
+    <w:basedOn w:val="884"/>
     <w:uiPriority w:val="99"/>
     <w:pPr>
       <w:pBdr/>
@@ -6353,9 +6475,9 @@
       </w:tcPr>
     </w:tblStylePr>
   </w:style>
-  <w:style w:type="table" w:styleId="30">
+  <w:style w:type="table" w:styleId="742">
     <w:name w:val="Grid Table 2 - Accent 4"/>
-    <w:basedOn w:val="703"/>
+    <w:basedOn w:val="884"/>
     <w:uiPriority w:val="99"/>
     <w:pPr>
       <w:pBdr/>
@@ -6585,9 +6707,9 @@
       </w:tcPr>
     </w:tblStylePr>
   </w:style>
-  <w:style w:type="table" w:styleId="31">
+  <w:style w:type="table" w:styleId="743">
     <w:name w:val="Grid Table 2 - Accent 5"/>
-    <w:basedOn w:val="703"/>
+    <w:basedOn w:val="884"/>
     <w:uiPriority w:val="99"/>
     <w:pPr>
       <w:pBdr/>
@@ -6817,9 +6939,9 @@
       </w:tcPr>
     </w:tblStylePr>
   </w:style>
-  <w:style w:type="table" w:styleId="32">
+  <w:style w:type="table" w:styleId="744">
     <w:name w:val="Grid Table 2 - Accent 6"/>
-    <w:basedOn w:val="703"/>
+    <w:basedOn w:val="884"/>
     <w:uiPriority w:val="99"/>
     <w:pPr>
       <w:pBdr/>
@@ -7049,9 +7171,9 @@
       </w:tcPr>
     </w:tblStylePr>
   </w:style>
-  <w:style w:type="table" w:styleId="33">
+  <w:style w:type="table" w:styleId="745">
     <w:name w:val="Grid Table 3"/>
-    <w:basedOn w:val="703"/>
+    <w:basedOn w:val="884"/>
     <w:uiPriority w:val="99"/>
     <w:pPr>
       <w:pBdr/>
@@ -7150,7 +7272,7 @@
         <w:tblBorders/>
       </w:tblPr>
       <w:tcPr>
-        <w:shd w:color="ffffff"/>
+        <w:shd w:val="clear" w:color="ffffff"/>
         <w:tcBorders>
           <w:top w:val="none" w:color="000000" w:sz="4" w:space="0"/>
           <w:left w:val="none" w:color="000000" w:sz="4" w:space="0"/>
@@ -7196,7 +7318,7 @@
         <w:tblBorders/>
       </w:tblPr>
       <w:tcPr>
-        <w:shd w:color="ffffff"/>
+        <w:shd w:val="clear" w:color="ffffff"/>
         <w:tcBorders>
           <w:top w:val="none" w:color="000000" w:sz="4" w:space="0"/>
           <w:left w:val="none" w:color="000000" w:sz="4" w:space="0"/>
@@ -7294,9 +7416,9 @@
       </w:tcPr>
     </w:tblStylePr>
   </w:style>
-  <w:style w:type="table" w:styleId="34">
+  <w:style w:type="table" w:styleId="746">
     <w:name w:val="Grid Table 3 - Accent 1"/>
-    <w:basedOn w:val="703"/>
+    <w:basedOn w:val="884"/>
     <w:uiPriority w:val="99"/>
     <w:pPr>
       <w:pBdr/>
@@ -7395,7 +7517,7 @@
         <w:tblBorders/>
       </w:tblPr>
       <w:tcPr>
-        <w:shd w:color="ffffff"/>
+        <w:shd w:val="clear" w:color="ffffff"/>
         <w:tcBorders>
           <w:top w:val="none" w:color="000000" w:sz="4" w:space="0"/>
           <w:left w:val="none" w:color="000000" w:sz="4" w:space="0"/>
@@ -7441,7 +7563,7 @@
         <w:tblBorders/>
       </w:tblPr>
       <w:tcPr>
-        <w:shd w:color="ffffff"/>
+        <w:shd w:val="clear" w:color="ffffff"/>
         <w:tcBorders>
           <w:top w:val="none" w:color="000000" w:sz="4" w:space="0"/>
           <w:left w:val="none" w:color="000000" w:sz="4" w:space="0"/>
@@ -7539,9 +7661,9 @@
       </w:tcPr>
     </w:tblStylePr>
   </w:style>
-  <w:style w:type="table" w:styleId="35">
+  <w:style w:type="table" w:styleId="747">
     <w:name w:val="Grid Table 3 - Accent 2"/>
-    <w:basedOn w:val="703"/>
+    <w:basedOn w:val="884"/>
     <w:uiPriority w:val="99"/>
     <w:pPr>
       <w:pBdr/>
@@ -7640,7 +7762,7 @@
         <w:tblBorders/>
       </w:tblPr>
       <w:tcPr>
-        <w:shd w:color="ffffff"/>
+        <w:shd w:val="clear" w:color="ffffff"/>
         <w:tcBorders>
           <w:top w:val="none" w:color="000000" w:sz="4" w:space="0"/>
           <w:left w:val="none" w:color="000000" w:sz="4" w:space="0"/>
@@ -7686,7 +7808,7 @@
         <w:tblBorders/>
       </w:tblPr>
       <w:tcPr>
-        <w:shd w:color="ffffff"/>
+        <w:shd w:val="clear" w:color="ffffff"/>
         <w:tcBorders>
           <w:top w:val="none" w:color="000000" w:sz="4" w:space="0"/>
           <w:left w:val="none" w:color="000000" w:sz="4" w:space="0"/>
@@ -7784,9 +7906,9 @@
       </w:tcPr>
     </w:tblStylePr>
   </w:style>
-  <w:style w:type="table" w:styleId="36">
+  <w:style w:type="table" w:styleId="748">
     <w:name w:val="Grid Table 3 - Accent 3"/>
-    <w:basedOn w:val="703"/>
+    <w:basedOn w:val="884"/>
     <w:uiPriority w:val="99"/>
     <w:pPr>
       <w:pBdr/>
@@ -7885,7 +8007,7 @@
         <w:tblBorders/>
       </w:tblPr>
       <w:tcPr>
-        <w:shd w:color="ffffff"/>
+        <w:shd w:val="clear" w:color="ffffff"/>
         <w:tcBorders>
           <w:top w:val="none" w:color="000000" w:sz="4" w:space="0"/>
           <w:left w:val="none" w:color="000000" w:sz="4" w:space="0"/>
@@ -7931,7 +8053,7 @@
         <w:tblBorders/>
       </w:tblPr>
       <w:tcPr>
-        <w:shd w:color="ffffff"/>
+        <w:shd w:val="clear" w:color="ffffff"/>
         <w:tcBorders>
           <w:top w:val="none" w:color="000000" w:sz="4" w:space="0"/>
           <w:left w:val="none" w:color="000000" w:sz="4" w:space="0"/>
@@ -8029,9 +8151,9 @@
       </w:tcPr>
     </w:tblStylePr>
   </w:style>
-  <w:style w:type="table" w:styleId="37">
+  <w:style w:type="table" w:styleId="749">
     <w:name w:val="Grid Table 3 - Accent 4"/>
-    <w:basedOn w:val="703"/>
+    <w:basedOn w:val="884"/>
     <w:uiPriority w:val="99"/>
     <w:pPr>
       <w:pBdr/>
@@ -8130,7 +8252,7 @@
         <w:tblBorders/>
       </w:tblPr>
       <w:tcPr>
-        <w:shd w:color="ffffff"/>
+        <w:shd w:val="clear" w:color="ffffff"/>
         <w:tcBorders>
           <w:top w:val="none" w:color="000000" w:sz="4" w:space="0"/>
           <w:left w:val="none" w:color="000000" w:sz="4" w:space="0"/>
@@ -8176,7 +8298,7 @@
         <w:tblBorders/>
       </w:tblPr>
       <w:tcPr>
-        <w:shd w:color="ffffff"/>
+        <w:shd w:val="clear" w:color="ffffff"/>
         <w:tcBorders>
           <w:top w:val="none" w:color="000000" w:sz="4" w:space="0"/>
           <w:left w:val="none" w:color="000000" w:sz="4" w:space="0"/>
@@ -8274,9 +8396,9 @@
       </w:tcPr>
     </w:tblStylePr>
   </w:style>
-  <w:style w:type="table" w:styleId="38">
+  <w:style w:type="table" w:styleId="750">
     <w:name w:val="Grid Table 3 - Accent 5"/>
-    <w:basedOn w:val="703"/>
+    <w:basedOn w:val="884"/>
     <w:uiPriority w:val="99"/>
     <w:pPr>
       <w:pBdr/>
@@ -8375,7 +8497,7 @@
         <w:tblBorders/>
       </w:tblPr>
       <w:tcPr>
-        <w:shd w:color="ffffff"/>
+        <w:shd w:val="clear" w:color="ffffff"/>
         <w:tcBorders>
           <w:top w:val="none" w:color="000000" w:sz="4" w:space="0"/>
           <w:left w:val="none" w:color="000000" w:sz="4" w:space="0"/>
@@ -8421,7 +8543,7 @@
         <w:tblBorders/>
       </w:tblPr>
       <w:tcPr>
-        <w:shd w:color="ffffff"/>
+        <w:shd w:val="clear" w:color="ffffff"/>
         <w:tcBorders>
           <w:top w:val="none" w:color="000000" w:sz="4" w:space="0"/>
           <w:left w:val="none" w:color="000000" w:sz="4" w:space="0"/>
@@ -8519,9 +8641,9 @@
       </w:tcPr>
     </w:tblStylePr>
   </w:style>
-  <w:style w:type="table" w:styleId="39">
+  <w:style w:type="table" w:styleId="751">
     <w:name w:val="Grid Table 3 - Accent 6"/>
-    <w:basedOn w:val="703"/>
+    <w:basedOn w:val="884"/>
     <w:uiPriority w:val="99"/>
     <w:pPr>
       <w:pBdr/>
@@ -8620,7 +8742,7 @@
         <w:tblBorders/>
       </w:tblPr>
       <w:tcPr>
-        <w:shd w:color="ffffff"/>
+        <w:shd w:val="clear" w:color="ffffff"/>
         <w:tcBorders>
           <w:top w:val="none" w:color="000000" w:sz="4" w:space="0"/>
           <w:left w:val="none" w:color="000000" w:sz="4" w:space="0"/>
@@ -8666,7 +8788,7 @@
         <w:tblBorders/>
       </w:tblPr>
       <w:tcPr>
-        <w:shd w:color="ffffff"/>
+        <w:shd w:val="clear" w:color="ffffff"/>
         <w:tcBorders>
           <w:top w:val="none" w:color="000000" w:sz="4" w:space="0"/>
           <w:left w:val="none" w:color="000000" w:sz="4" w:space="0"/>
@@ -8764,9 +8886,9 @@
       </w:tcPr>
     </w:tblStylePr>
   </w:style>
-  <w:style w:type="table" w:styleId="40">
+  <w:style w:type="table" w:styleId="752">
     <w:name w:val="Grid Table 4"/>
-    <w:basedOn w:val="703"/>
+    <w:basedOn w:val="884"/>
     <w:uiPriority w:val="59"/>
     <w:pPr>
       <w:pBdr/>
@@ -8997,9 +9119,9 @@
       </w:tcPr>
     </w:tblStylePr>
   </w:style>
-  <w:style w:type="table" w:styleId="41">
+  <w:style w:type="table" w:styleId="753">
     <w:name w:val="Grid Table 4 - Accent 1"/>
-    <w:basedOn w:val="703"/>
+    <w:basedOn w:val="884"/>
     <w:uiPriority w:val="59"/>
     <w:pPr>
       <w:pBdr/>
@@ -9230,9 +9352,9 @@
       </w:tcPr>
     </w:tblStylePr>
   </w:style>
-  <w:style w:type="table" w:styleId="42">
+  <w:style w:type="table" w:styleId="754">
     <w:name w:val="Grid Table 4 - Accent 2"/>
-    <w:basedOn w:val="703"/>
+    <w:basedOn w:val="884"/>
     <w:uiPriority w:val="59"/>
     <w:pPr>
       <w:pBdr/>
@@ -9463,9 +9585,9 @@
       </w:tcPr>
     </w:tblStylePr>
   </w:style>
-  <w:style w:type="table" w:styleId="43">
+  <w:style w:type="table" w:styleId="755">
     <w:name w:val="Grid Table 4 - Accent 3"/>
-    <w:basedOn w:val="703"/>
+    <w:basedOn w:val="884"/>
     <w:uiPriority w:val="59"/>
     <w:pPr>
       <w:pBdr/>
@@ -9696,9 +9818,9 @@
       </w:tcPr>
     </w:tblStylePr>
   </w:style>
-  <w:style w:type="table" w:styleId="44">
+  <w:style w:type="table" w:styleId="756">
     <w:name w:val="Grid Table 4 - Accent 4"/>
-    <w:basedOn w:val="703"/>
+    <w:basedOn w:val="884"/>
     <w:uiPriority w:val="59"/>
     <w:pPr>
       <w:pBdr/>
@@ -9929,9 +10051,9 @@
       </w:tcPr>
     </w:tblStylePr>
   </w:style>
-  <w:style w:type="table" w:styleId="45">
+  <w:style w:type="table" w:styleId="757">
     <w:name w:val="Grid Table 4 - Accent 5"/>
-    <w:basedOn w:val="703"/>
+    <w:basedOn w:val="884"/>
     <w:uiPriority w:val="59"/>
     <w:pPr>
       <w:pBdr/>
@@ -10162,9 +10284,9 @@
       </w:tcPr>
     </w:tblStylePr>
   </w:style>
-  <w:style w:type="table" w:styleId="46">
+  <w:style w:type="table" w:styleId="758">
     <w:name w:val="Grid Table 4 - Accent 6"/>
-    <w:basedOn w:val="703"/>
+    <w:basedOn w:val="884"/>
     <w:uiPriority w:val="59"/>
     <w:pPr>
       <w:pBdr/>
@@ -10395,9 +10517,9 @@
       </w:tcPr>
     </w:tblStylePr>
   </w:style>
-  <w:style w:type="table" w:styleId="47">
+  <w:style w:type="table" w:styleId="759">
     <w:name w:val="Grid Table 5 Dark"/>
-    <w:basedOn w:val="703"/>
+    <w:basedOn w:val="884"/>
     <w:uiPriority w:val="99"/>
     <w:pPr>
       <w:pBdr/>
@@ -10623,9 +10745,9 @@
       </w:tcPr>
     </w:tblStylePr>
   </w:style>
-  <w:style w:type="table" w:styleId="48">
+  <w:style w:type="table" w:styleId="760">
     <w:name w:val="Grid Table 5 Dark- Accent 1"/>
-    <w:basedOn w:val="703"/>
+    <w:basedOn w:val="884"/>
     <w:uiPriority w:val="99"/>
     <w:pPr>
       <w:pBdr/>
@@ -10851,9 +10973,9 @@
       </w:tcPr>
     </w:tblStylePr>
   </w:style>
-  <w:style w:type="table" w:styleId="49">
+  <w:style w:type="table" w:styleId="761">
     <w:name w:val="Grid Table 5 Dark - Accent 2"/>
-    <w:basedOn w:val="703"/>
+    <w:basedOn w:val="884"/>
     <w:uiPriority w:val="99"/>
     <w:pPr>
       <w:pBdr/>
@@ -11079,9 +11201,9 @@
       </w:tcPr>
     </w:tblStylePr>
   </w:style>
-  <w:style w:type="table" w:styleId="50">
+  <w:style w:type="table" w:styleId="762">
     <w:name w:val="Grid Table 5 Dark - Accent 3"/>
-    <w:basedOn w:val="703"/>
+    <w:basedOn w:val="884"/>
     <w:uiPriority w:val="99"/>
     <w:pPr>
       <w:pBdr/>
@@ -11307,9 +11429,9 @@
       </w:tcPr>
     </w:tblStylePr>
   </w:style>
-  <w:style w:type="table" w:styleId="51">
+  <w:style w:type="table" w:styleId="763">
     <w:name w:val="Grid Table 5 Dark- Accent 4"/>
-    <w:basedOn w:val="703"/>
+    <w:basedOn w:val="884"/>
     <w:uiPriority w:val="99"/>
     <w:pPr>
       <w:pBdr/>
@@ -11535,9 +11657,9 @@
       </w:tcPr>
     </w:tblStylePr>
   </w:style>
-  <w:style w:type="table" w:styleId="52">
+  <w:style w:type="table" w:styleId="764">
     <w:name w:val="Grid Table 5 Dark - Accent 5"/>
-    <w:basedOn w:val="703"/>
+    <w:basedOn w:val="884"/>
     <w:uiPriority w:val="99"/>
     <w:pPr>
       <w:pBdr/>
@@ -11763,9 +11885,9 @@
       </w:tcPr>
     </w:tblStylePr>
   </w:style>
-  <w:style w:type="table" w:styleId="53">
+  <w:style w:type="table" w:styleId="765">
     <w:name w:val="Grid Table 5 Dark - Accent 6"/>
-    <w:basedOn w:val="703"/>
+    <w:basedOn w:val="884"/>
     <w:uiPriority w:val="99"/>
     <w:pPr>
       <w:pBdr/>
@@ -11991,9 +12113,9 @@
       </w:tcPr>
     </w:tblStylePr>
   </w:style>
-  <w:style w:type="table" w:styleId="54">
+  <w:style w:type="table" w:styleId="766">
     <w:name w:val="Grid Table 6 Colorful"/>
-    <w:basedOn w:val="703"/>
+    <w:basedOn w:val="884"/>
     <w:uiPriority w:val="99"/>
     <w:pPr>
       <w:pBdr/>
@@ -12221,9 +12343,9 @@
       </w:tcPr>
     </w:tblStylePr>
   </w:style>
-  <w:style w:type="table" w:styleId="55">
+  <w:style w:type="table" w:styleId="767">
     <w:name w:val="Grid Table 6 Colorful - Accent 1"/>
-    <w:basedOn w:val="703"/>
+    <w:basedOn w:val="884"/>
     <w:uiPriority w:val="99"/>
     <w:pPr>
       <w:pBdr/>
@@ -12451,9 +12573,9 @@
       </w:tcPr>
     </w:tblStylePr>
   </w:style>
-  <w:style w:type="table" w:styleId="56">
+  <w:style w:type="table" w:styleId="768">
     <w:name w:val="Grid Table 6 Colorful - Accent 2"/>
-    <w:basedOn w:val="703"/>
+    <w:basedOn w:val="884"/>
     <w:uiPriority w:val="99"/>
     <w:pPr>
       <w:pBdr/>
@@ -12681,9 +12803,9 @@
       </w:tcPr>
     </w:tblStylePr>
   </w:style>
-  <w:style w:type="table" w:styleId="57">
+  <w:style w:type="table" w:styleId="769">
     <w:name w:val="Grid Table 6 Colorful - Accent 3"/>
-    <w:basedOn w:val="703"/>
+    <w:basedOn w:val="884"/>
     <w:uiPriority w:val="99"/>
     <w:pPr>
       <w:pBdr/>
@@ -12911,9 +13033,9 @@
       </w:tcPr>
     </w:tblStylePr>
   </w:style>
-  <w:style w:type="table" w:styleId="58">
+  <w:style w:type="table" w:styleId="770">
     <w:name w:val="Grid Table 6 Colorful - Accent 4"/>
-    <w:basedOn w:val="703"/>
+    <w:basedOn w:val="884"/>
     <w:uiPriority w:val="99"/>
     <w:pPr>
       <w:pBdr/>
@@ -13141,9 +13263,9 @@
       </w:tcPr>
     </w:tblStylePr>
   </w:style>
-  <w:style w:type="table" w:styleId="59">
+  <w:style w:type="table" w:styleId="771">
     <w:name w:val="Grid Table 6 Colorful - Accent 5"/>
-    <w:basedOn w:val="703"/>
+    <w:basedOn w:val="884"/>
     <w:uiPriority w:val="99"/>
     <w:pPr>
       <w:pBdr/>
@@ -13371,9 +13493,9 @@
       </w:tcPr>
     </w:tblStylePr>
   </w:style>
-  <w:style w:type="table" w:styleId="60">
+  <w:style w:type="table" w:styleId="772">
     <w:name w:val="Grid Table 6 Colorful - Accent 6"/>
-    <w:basedOn w:val="703"/>
+    <w:basedOn w:val="884"/>
     <w:uiPriority w:val="99"/>
     <w:pPr>
       <w:pBdr/>
@@ -13601,9 +13723,9 @@
       </w:tcPr>
     </w:tblStylePr>
   </w:style>
-  <w:style w:type="table" w:styleId="61">
+  <w:style w:type="table" w:styleId="773">
     <w:name w:val="Grid Table 7 Colorful"/>
-    <w:basedOn w:val="703"/>
+    <w:basedOn w:val="884"/>
     <w:uiPriority w:val="99"/>
     <w:pPr>
       <w:pBdr/>
@@ -13705,11 +13827,11 @@
         <w:tblBorders/>
       </w:tblPr>
       <w:tcPr>
-        <w:shd w:color="ffffff"/>
-        <w:tcBorders>
-          <w:top w:val="none"/>
-          <w:left w:val="none"/>
-          <w:bottom w:val="none"/>
+        <w:shd w:val="clear" w:color="ffffff"/>
+        <w:tcBorders>
+          <w:top w:val="none" w:color="000000" w:sz="4" w:space="0"/>
+          <w:left w:val="none" w:color="000000" w:sz="4" w:space="0"/>
+          <w:bottom w:val="none" w:color="000000" w:sz="4" w:space="0"/>
           <w:right w:val="single" w:color="000000" w:themeColor="text1" w:themeTint="80" w:sz="4" w:space="0"/>
         </w:tcBorders>
       </w:tcPr>
@@ -13732,10 +13854,10 @@
       <w:tcPr>
         <w:shd w:val="clear" w:color="ffffff" w:themeColor="light1" w:fill="ffffff" w:themeFill="light1"/>
         <w:tcBorders>
-          <w:top w:val="none"/>
-          <w:left w:val="none"/>
+          <w:top w:val="none" w:color="000000" w:sz="4" w:space="0"/>
+          <w:left w:val="none" w:color="000000" w:sz="4" w:space="0"/>
           <w:bottom w:val="single" w:color="000000" w:themeColor="text1" w:themeTint="80" w:sz="4" w:space="0"/>
-          <w:right w:val="none"/>
+          <w:right w:val="none" w:color="000000" w:sz="4" w:space="0"/>
         </w:tcBorders>
       </w:tcPr>
     </w:tblStylePr>
@@ -13755,12 +13877,12 @@
         <w:tblBorders/>
       </w:tblPr>
       <w:tcPr>
-        <w:shd w:color="ffffff"/>
-        <w:tcBorders>
-          <w:top w:val="none"/>
+        <w:shd w:val="clear" w:color="ffffff"/>
+        <w:tcBorders>
+          <w:top w:val="none" w:color="000000" w:sz="4" w:space="0"/>
           <w:left w:val="single" w:color="000000" w:themeColor="text1" w:themeTint="80" w:sz="4" w:space="0"/>
-          <w:bottom w:val="none"/>
-          <w:right w:val="none"/>
+          <w:bottom w:val="none" w:color="000000" w:sz="4" w:space="0"/>
+          <w:right w:val="none" w:color="000000" w:sz="4" w:space="0"/>
         </w:tcBorders>
       </w:tcPr>
     </w:tblStylePr>
@@ -13783,9 +13905,9 @@
         <w:shd w:val="clear" w:color="ffffff" w:themeColor="light1" w:fill="ffffff" w:themeFill="light1"/>
         <w:tcBorders>
           <w:top w:val="single" w:color="000000" w:themeColor="text1" w:themeTint="80" w:sz="4" w:space="0"/>
-          <w:left w:val="none"/>
-          <w:bottom w:val="none"/>
-          <w:right w:val="none"/>
+          <w:left w:val="none" w:color="000000" w:sz="4" w:space="0"/>
+          <w:bottom w:val="none" w:color="000000" w:sz="4" w:space="0"/>
+          <w:right w:val="none" w:color="000000" w:sz="4" w:space="0"/>
         </w:tcBorders>
       </w:tcPr>
     </w:tblStylePr>
@@ -13855,9 +13977,9 @@
       </w:tcPr>
     </w:tblStylePr>
   </w:style>
-  <w:style w:type="table" w:styleId="62">
+  <w:style w:type="table" w:styleId="774">
     <w:name w:val="Grid Table 7 Colorful - Accent 1"/>
-    <w:basedOn w:val="703"/>
+    <w:basedOn w:val="884"/>
     <w:uiPriority w:val="99"/>
     <w:pPr>
       <w:pBdr/>
@@ -13959,11 +14081,11 @@
         <w:tblBorders/>
       </w:tblPr>
       <w:tcPr>
-        <w:shd w:color="ffffff"/>
-        <w:tcBorders>
-          <w:top w:val="none"/>
-          <w:left w:val="none"/>
-          <w:bottom w:val="none"/>
+        <w:shd w:val="clear" w:color="ffffff"/>
+        <w:tcBorders>
+          <w:top w:val="none" w:color="000000" w:sz="4" w:space="0"/>
+          <w:left w:val="none" w:color="000000" w:sz="4" w:space="0"/>
+          <w:bottom w:val="none" w:color="000000" w:sz="4" w:space="0"/>
           <w:right w:val="single" w:color="000000" w:themeColor="accent1" w:themeTint="80" w:sz="4" w:space="0"/>
         </w:tcBorders>
       </w:tcPr>
@@ -13986,10 +14108,10 @@
       <w:tcPr>
         <w:shd w:val="clear" w:color="ffffff" w:themeColor="light1" w:fill="ffffff" w:themeFill="light1"/>
         <w:tcBorders>
-          <w:top w:val="none"/>
-          <w:left w:val="none"/>
+          <w:top w:val="none" w:color="000000" w:sz="4" w:space="0"/>
+          <w:left w:val="none" w:color="000000" w:sz="4" w:space="0"/>
           <w:bottom w:val="single" w:color="000000" w:themeColor="accent1" w:themeTint="80" w:sz="4" w:space="0"/>
-          <w:right w:val="none"/>
+          <w:right w:val="none" w:color="000000" w:sz="4" w:space="0"/>
         </w:tcBorders>
       </w:tcPr>
     </w:tblStylePr>
@@ -14009,12 +14131,12 @@
         <w:tblBorders/>
       </w:tblPr>
       <w:tcPr>
-        <w:shd w:color="ffffff"/>
-        <w:tcBorders>
-          <w:top w:val="none"/>
+        <w:shd w:val="clear" w:color="ffffff"/>
+        <w:tcBorders>
+          <w:top w:val="none" w:color="000000" w:sz="4" w:space="0"/>
           <w:left w:val="single" w:color="000000" w:themeColor="accent1" w:themeTint="80" w:sz="4" w:space="0"/>
-          <w:bottom w:val="none"/>
-          <w:right w:val="none"/>
+          <w:bottom w:val="none" w:color="000000" w:sz="4" w:space="0"/>
+          <w:right w:val="none" w:color="000000" w:sz="4" w:space="0"/>
         </w:tcBorders>
       </w:tcPr>
     </w:tblStylePr>
@@ -14037,9 +14159,9 @@
         <w:shd w:val="clear" w:color="ffffff" w:themeColor="light1" w:fill="ffffff" w:themeFill="light1"/>
         <w:tcBorders>
           <w:top w:val="single" w:color="000000" w:themeColor="accent1" w:themeTint="80" w:sz="4" w:space="0"/>
-          <w:left w:val="none"/>
-          <w:bottom w:val="none"/>
-          <w:right w:val="none"/>
+          <w:left w:val="none" w:color="000000" w:sz="4" w:space="0"/>
+          <w:bottom w:val="none" w:color="000000" w:sz="4" w:space="0"/>
+          <w:right w:val="none" w:color="000000" w:sz="4" w:space="0"/>
         </w:tcBorders>
       </w:tcPr>
     </w:tblStylePr>
@@ -14109,9 +14231,9 @@
       </w:tcPr>
     </w:tblStylePr>
   </w:style>
-  <w:style w:type="table" w:styleId="63">
+  <w:style w:type="table" w:styleId="775">
     <w:name w:val="Grid Table 7 Colorful - Accent 2"/>
-    <w:basedOn w:val="703"/>
+    <w:basedOn w:val="884"/>
     <w:uiPriority w:val="99"/>
     <w:pPr>
       <w:pBdr/>
@@ -14213,11 +14335,11 @@
         <w:tblBorders/>
       </w:tblPr>
       <w:tcPr>
-        <w:shd w:color="ffffff"/>
-        <w:tcBorders>
-          <w:top w:val="none"/>
-          <w:left w:val="none"/>
-          <w:bottom w:val="none"/>
+        <w:shd w:val="clear" w:color="ffffff"/>
+        <w:tcBorders>
+          <w:top w:val="none" w:color="000000" w:sz="4" w:space="0"/>
+          <w:left w:val="none" w:color="000000" w:sz="4" w:space="0"/>
+          <w:bottom w:val="none" w:color="000000" w:sz="4" w:space="0"/>
           <w:right w:val="single" w:color="000000" w:themeColor="accent2" w:themeTint="97" w:sz="4" w:space="0"/>
         </w:tcBorders>
       </w:tcPr>
@@ -14240,10 +14362,10 @@
       <w:tcPr>
         <w:shd w:val="clear" w:color="ffffff" w:themeColor="light1" w:fill="ffffff" w:themeFill="light1"/>
         <w:tcBorders>
-          <w:top w:val="none"/>
-          <w:left w:val="none"/>
+          <w:top w:val="none" w:color="000000" w:sz="4" w:space="0"/>
+          <w:left w:val="none" w:color="000000" w:sz="4" w:space="0"/>
           <w:bottom w:val="single" w:color="000000" w:themeColor="accent2" w:themeTint="97" w:sz="4" w:space="0"/>
-          <w:right w:val="none"/>
+          <w:right w:val="none" w:color="000000" w:sz="4" w:space="0"/>
         </w:tcBorders>
       </w:tcPr>
     </w:tblStylePr>
@@ -14263,12 +14385,12 @@
         <w:tblBorders/>
       </w:tblPr>
       <w:tcPr>
-        <w:shd w:color="ffffff"/>
-        <w:tcBorders>
-          <w:top w:val="none"/>
+        <w:shd w:val="clear" w:color="ffffff"/>
+        <w:tcBorders>
+          <w:top w:val="none" w:color="000000" w:sz="4" w:space="0"/>
           <w:left w:val="single" w:color="000000" w:themeColor="accent2" w:themeTint="97" w:sz="4" w:space="0"/>
-          <w:bottom w:val="none"/>
-          <w:right w:val="none"/>
+          <w:bottom w:val="none" w:color="000000" w:sz="4" w:space="0"/>
+          <w:right w:val="none" w:color="000000" w:sz="4" w:space="0"/>
         </w:tcBorders>
       </w:tcPr>
     </w:tblStylePr>
@@ -14291,9 +14413,9 @@
         <w:shd w:val="clear" w:color="ffffff" w:themeColor="light1" w:fill="ffffff" w:themeFill="light1"/>
         <w:tcBorders>
           <w:top w:val="single" w:color="000000" w:themeColor="accent2" w:themeTint="97" w:sz="4" w:space="0"/>
-          <w:left w:val="none"/>
-          <w:bottom w:val="none"/>
-          <w:right w:val="none"/>
+          <w:left w:val="none" w:color="000000" w:sz="4" w:space="0"/>
+          <w:bottom w:val="none" w:color="000000" w:sz="4" w:space="0"/>
+          <w:right w:val="none" w:color="000000" w:sz="4" w:space="0"/>
         </w:tcBorders>
       </w:tcPr>
     </w:tblStylePr>
@@ -14363,9 +14485,9 @@
       </w:tcPr>
     </w:tblStylePr>
   </w:style>
-  <w:style w:type="table" w:styleId="64">
+  <w:style w:type="table" w:styleId="776">
     <w:name w:val="Grid Table 7 Colorful - Accent 3"/>
-    <w:basedOn w:val="703"/>
+    <w:basedOn w:val="884"/>
     <w:uiPriority w:val="99"/>
     <w:pPr>
       <w:pBdr/>
@@ -14467,11 +14589,11 @@
         <w:tblBorders/>
       </w:tblPr>
       <w:tcPr>
-        <w:shd w:color="ffffff"/>
-        <w:tcBorders>
-          <w:top w:val="none"/>
-          <w:left w:val="none"/>
-          <w:bottom w:val="none"/>
+        <w:shd w:val="clear" w:color="ffffff"/>
+        <w:tcBorders>
+          <w:top w:val="none" w:color="000000" w:sz="4" w:space="0"/>
+          <w:left w:val="none" w:color="000000" w:sz="4" w:space="0"/>
+          <w:bottom w:val="none" w:color="000000" w:sz="4" w:space="0"/>
           <w:right w:val="single" w:color="000000" w:themeColor="accent3" w:themeTint="FE" w:sz="4" w:space="0"/>
         </w:tcBorders>
       </w:tcPr>
@@ -14494,10 +14616,10 @@
       <w:tcPr>
         <w:shd w:val="clear" w:color="ffffff" w:themeColor="light1" w:fill="ffffff" w:themeFill="light1"/>
         <w:tcBorders>
-          <w:top w:val="none"/>
-          <w:left w:val="none"/>
+          <w:top w:val="none" w:color="000000" w:sz="4" w:space="0"/>
+          <w:left w:val="none" w:color="000000" w:sz="4" w:space="0"/>
           <w:bottom w:val="single" w:color="000000" w:themeColor="accent3" w:themeTint="FE" w:sz="4" w:space="0"/>
-          <w:right w:val="none"/>
+          <w:right w:val="none" w:color="000000" w:sz="4" w:space="0"/>
         </w:tcBorders>
       </w:tcPr>
     </w:tblStylePr>
@@ -14517,12 +14639,12 @@
         <w:tblBorders/>
       </w:tblPr>
       <w:tcPr>
-        <w:shd w:color="ffffff"/>
-        <w:tcBorders>
-          <w:top w:val="none"/>
+        <w:shd w:val="clear" w:color="ffffff"/>
+        <w:tcBorders>
+          <w:top w:val="none" w:color="000000" w:sz="4" w:space="0"/>
           <w:left w:val="single" w:color="000000" w:themeColor="accent3" w:themeTint="FE" w:sz="4" w:space="0"/>
-          <w:bottom w:val="none"/>
-          <w:right w:val="none"/>
+          <w:bottom w:val="none" w:color="000000" w:sz="4" w:space="0"/>
+          <w:right w:val="none" w:color="000000" w:sz="4" w:space="0"/>
         </w:tcBorders>
       </w:tcPr>
     </w:tblStylePr>
@@ -14545,9 +14667,9 @@
         <w:shd w:val="clear" w:color="ffffff" w:themeColor="light1" w:fill="ffffff" w:themeFill="light1"/>
         <w:tcBorders>
           <w:top w:val="single" w:color="000000" w:themeColor="accent3" w:themeTint="FE" w:sz="4" w:space="0"/>
-          <w:left w:val="none"/>
-          <w:bottom w:val="none"/>
-          <w:right w:val="none"/>
+          <w:left w:val="none" w:color="000000" w:sz="4" w:space="0"/>
+          <w:bottom w:val="none" w:color="000000" w:sz="4" w:space="0"/>
+          <w:right w:val="none" w:color="000000" w:sz="4" w:space="0"/>
         </w:tcBorders>
       </w:tcPr>
     </w:tblStylePr>
@@ -14617,9 +14739,9 @@
       </w:tcPr>
     </w:tblStylePr>
   </w:style>
-  <w:style w:type="table" w:styleId="65">
+  <w:style w:type="table" w:styleId="777">
     <w:name w:val="Grid Table 7 Colorful - Accent 4"/>
-    <w:basedOn w:val="703"/>
+    <w:basedOn w:val="884"/>
     <w:uiPriority w:val="99"/>
     <w:pPr>
       <w:pBdr/>
@@ -14721,11 +14843,11 @@
         <w:tblBorders/>
       </w:tblPr>
       <w:tcPr>
-        <w:shd w:color="ffffff"/>
-        <w:tcBorders>
-          <w:top w:val="none"/>
-          <w:left w:val="none"/>
-          <w:bottom w:val="none"/>
+        <w:shd w:val="clear" w:color="ffffff"/>
+        <w:tcBorders>
+          <w:top w:val="none" w:color="000000" w:sz="4" w:space="0"/>
+          <w:left w:val="none" w:color="000000" w:sz="4" w:space="0"/>
+          <w:bottom w:val="none" w:color="000000" w:sz="4" w:space="0"/>
           <w:right w:val="single" w:color="000000" w:themeColor="accent4" w:themeTint="9A" w:sz="4" w:space="0"/>
         </w:tcBorders>
       </w:tcPr>
@@ -14748,10 +14870,10 @@
       <w:tcPr>
         <w:shd w:val="clear" w:color="ffffff" w:themeColor="light1" w:fill="ffffff" w:themeFill="light1"/>
         <w:tcBorders>
-          <w:top w:val="none"/>
-          <w:left w:val="none"/>
+          <w:top w:val="none" w:color="000000" w:sz="4" w:space="0"/>
+          <w:left w:val="none" w:color="000000" w:sz="4" w:space="0"/>
           <w:bottom w:val="single" w:color="000000" w:themeColor="accent4" w:themeTint="9A" w:sz="4" w:space="0"/>
-          <w:right w:val="none"/>
+          <w:right w:val="none" w:color="000000" w:sz="4" w:space="0"/>
         </w:tcBorders>
       </w:tcPr>
     </w:tblStylePr>
@@ -14771,12 +14893,12 @@
         <w:tblBorders/>
       </w:tblPr>
       <w:tcPr>
-        <w:shd w:color="ffffff"/>
-        <w:tcBorders>
-          <w:top w:val="none"/>
+        <w:shd w:val="clear" w:color="ffffff"/>
+        <w:tcBorders>
+          <w:top w:val="none" w:color="000000" w:sz="4" w:space="0"/>
           <w:left w:val="single" w:color="000000" w:themeColor="accent4" w:themeTint="9A" w:sz="4" w:space="0"/>
-          <w:bottom w:val="none"/>
-          <w:right w:val="none"/>
+          <w:bottom w:val="none" w:color="000000" w:sz="4" w:space="0"/>
+          <w:right w:val="none" w:color="000000" w:sz="4" w:space="0"/>
         </w:tcBorders>
       </w:tcPr>
     </w:tblStylePr>
@@ -14799,9 +14921,9 @@
         <w:shd w:val="clear" w:color="ffffff" w:themeColor="light1" w:fill="ffffff" w:themeFill="light1"/>
         <w:tcBorders>
           <w:top w:val="single" w:color="000000" w:themeColor="accent4" w:themeTint="9A" w:sz="4" w:space="0"/>
-          <w:left w:val="none"/>
-          <w:bottom w:val="none"/>
-          <w:right w:val="none"/>
+          <w:left w:val="none" w:color="000000" w:sz="4" w:space="0"/>
+          <w:bottom w:val="none" w:color="000000" w:sz="4" w:space="0"/>
+          <w:right w:val="none" w:color="000000" w:sz="4" w:space="0"/>
         </w:tcBorders>
       </w:tcPr>
     </w:tblStylePr>
@@ -14871,9 +14993,9 @@
       </w:tcPr>
     </w:tblStylePr>
   </w:style>
-  <w:style w:type="table" w:styleId="66">
+  <w:style w:type="table" w:styleId="778">
     <w:name w:val="Grid Table 7 Colorful - Accent 5"/>
-    <w:basedOn w:val="703"/>
+    <w:basedOn w:val="884"/>
     <w:uiPriority w:val="99"/>
     <w:pPr>
       <w:pBdr/>
@@ -14975,11 +15097,11 @@
         <w:tblBorders/>
       </w:tblPr>
       <w:tcPr>
-        <w:shd w:color="ffffff"/>
-        <w:tcBorders>
-          <w:top w:val="none"/>
-          <w:left w:val="none"/>
-          <w:bottom w:val="none"/>
+        <w:shd w:val="clear" w:color="ffffff"/>
+        <w:tcBorders>
+          <w:top w:val="none" w:color="000000" w:sz="4" w:space="0"/>
+          <w:left w:val="none" w:color="000000" w:sz="4" w:space="0"/>
+          <w:bottom w:val="none" w:color="000000" w:sz="4" w:space="0"/>
           <w:right w:val="single" w:color="000000" w:themeColor="accent5" w:themeTint="90" w:sz="4" w:space="0"/>
         </w:tcBorders>
       </w:tcPr>
@@ -15002,10 +15124,10 @@
       <w:tcPr>
         <w:shd w:val="clear" w:color="ffffff" w:themeColor="light1" w:fill="ffffff" w:themeFill="light1"/>
         <w:tcBorders>
-          <w:top w:val="none"/>
-          <w:left w:val="none"/>
+          <w:top w:val="none" w:color="000000" w:sz="4" w:space="0"/>
+          <w:left w:val="none" w:color="000000" w:sz="4" w:space="0"/>
           <w:bottom w:val="single" w:color="000000" w:themeColor="accent5" w:themeTint="90" w:sz="4" w:space="0"/>
-          <w:right w:val="none"/>
+          <w:right w:val="none" w:color="000000" w:sz="4" w:space="0"/>
         </w:tcBorders>
       </w:tcPr>
     </w:tblStylePr>
@@ -15025,12 +15147,12 @@
         <w:tblBorders/>
       </w:tblPr>
       <w:tcPr>
-        <w:shd w:color="ffffff"/>
-        <w:tcBorders>
-          <w:top w:val="none"/>
+        <w:shd w:val="clear" w:color="ffffff"/>
+        <w:tcBorders>
+          <w:top w:val="none" w:color="000000" w:sz="4" w:space="0"/>
           <w:left w:val="single" w:color="000000" w:themeColor="accent5" w:themeTint="90" w:sz="4" w:space="0"/>
-          <w:bottom w:val="none"/>
-          <w:right w:val="none"/>
+          <w:bottom w:val="none" w:color="000000" w:sz="4" w:space="0"/>
+          <w:right w:val="none" w:color="000000" w:sz="4" w:space="0"/>
         </w:tcBorders>
       </w:tcPr>
     </w:tblStylePr>
@@ -15053,9 +15175,9 @@
         <w:shd w:val="clear" w:color="ffffff" w:themeColor="light1" w:fill="ffffff" w:themeFill="light1"/>
         <w:tcBorders>
           <w:top w:val="single" w:color="000000" w:themeColor="accent5" w:themeTint="90" w:sz="4" w:space="0"/>
-          <w:left w:val="none"/>
-          <w:bottom w:val="none"/>
-          <w:right w:val="none"/>
+          <w:left w:val="none" w:color="000000" w:sz="4" w:space="0"/>
+          <w:bottom w:val="none" w:color="000000" w:sz="4" w:space="0"/>
+          <w:right w:val="none" w:color="000000" w:sz="4" w:space="0"/>
         </w:tcBorders>
       </w:tcPr>
     </w:tblStylePr>
@@ -15125,9 +15247,9 @@
       </w:tcPr>
     </w:tblStylePr>
   </w:style>
-  <w:style w:type="table" w:styleId="67">
+  <w:style w:type="table" w:styleId="779">
     <w:name w:val="Grid Table 7 Colorful - Accent 6"/>
-    <w:basedOn w:val="703"/>
+    <w:basedOn w:val="884"/>
     <w:uiPriority w:val="99"/>
     <w:pPr>
       <w:pBdr/>
@@ -15229,11 +15351,11 @@
         <w:tblBorders/>
       </w:tblPr>
       <w:tcPr>
-        <w:shd w:color="ffffff"/>
-        <w:tcBorders>
-          <w:top w:val="none"/>
-          <w:left w:val="none"/>
-          <w:bottom w:val="none"/>
+        <w:shd w:val="clear" w:color="ffffff"/>
+        <w:tcBorders>
+          <w:top w:val="none" w:color="000000" w:sz="4" w:space="0"/>
+          <w:left w:val="none" w:color="000000" w:sz="4" w:space="0"/>
+          <w:bottom w:val="none" w:color="000000" w:sz="4" w:space="0"/>
           <w:right w:val="single" w:color="000000" w:themeColor="accent6" w:themeTint="90" w:sz="4" w:space="0"/>
         </w:tcBorders>
       </w:tcPr>
@@ -15256,10 +15378,10 @@
       <w:tcPr>
         <w:shd w:val="clear" w:color="ffffff" w:themeColor="light1" w:fill="ffffff" w:themeFill="light1"/>
         <w:tcBorders>
-          <w:top w:val="none"/>
-          <w:left w:val="none"/>
+          <w:top w:val="none" w:color="000000" w:sz="4" w:space="0"/>
+          <w:left w:val="none" w:color="000000" w:sz="4" w:space="0"/>
           <w:bottom w:val="single" w:color="000000" w:themeColor="accent6" w:themeTint="90" w:sz="4" w:space="0"/>
-          <w:right w:val="none"/>
+          <w:right w:val="none" w:color="000000" w:sz="4" w:space="0"/>
         </w:tcBorders>
       </w:tcPr>
     </w:tblStylePr>
@@ -15279,12 +15401,12 @@
         <w:tblBorders/>
       </w:tblPr>
       <w:tcPr>
-        <w:shd w:color="ffffff"/>
-        <w:tcBorders>
-          <w:top w:val="none"/>
+        <w:shd w:val="clear" w:color="ffffff"/>
+        <w:tcBorders>
+          <w:top w:val="none" w:color="000000" w:sz="4" w:space="0"/>
           <w:left w:val="single" w:color="000000" w:themeColor="accent6" w:themeTint="90" w:sz="4" w:space="0"/>
-          <w:bottom w:val="none"/>
-          <w:right w:val="none"/>
+          <w:bottom w:val="none" w:color="000000" w:sz="4" w:space="0"/>
+          <w:right w:val="none" w:color="000000" w:sz="4" w:space="0"/>
         </w:tcBorders>
       </w:tcPr>
     </w:tblStylePr>
@@ -15307,9 +15429,9 @@
         <w:shd w:val="clear" w:color="ffffff" w:themeColor="light1" w:fill="ffffff" w:themeFill="light1"/>
         <w:tcBorders>
           <w:top w:val="single" w:color="000000" w:themeColor="accent6" w:themeTint="90" w:sz="4" w:space="0"/>
-          <w:left w:val="none"/>
-          <w:bottom w:val="none"/>
-          <w:right w:val="none"/>
+          <w:left w:val="none" w:color="000000" w:sz="4" w:space="0"/>
+          <w:bottom w:val="none" w:color="000000" w:sz="4" w:space="0"/>
+          <w:right w:val="none" w:color="000000" w:sz="4" w:space="0"/>
         </w:tcBorders>
       </w:tcPr>
     </w:tblStylePr>
@@ -15379,9 +15501,9 @@
       </w:tcPr>
     </w:tblStylePr>
   </w:style>
-  <w:style w:type="table" w:styleId="68">
+  <w:style w:type="table" w:styleId="780">
     <w:name w:val="List Table 1 Light"/>
-    <w:basedOn w:val="703"/>
+    <w:basedOn w:val="884"/>
     <w:uiPriority w:val="99"/>
     <w:pPr>
       <w:pBdr/>
@@ -15595,9 +15717,9 @@
       </w:tcPr>
     </w:tblStylePr>
   </w:style>
-  <w:style w:type="table" w:styleId="69">
+  <w:style w:type="table" w:styleId="781">
     <w:name w:val="List Table 1 Light - Accent 1"/>
-    <w:basedOn w:val="703"/>
+    <w:basedOn w:val="884"/>
     <w:uiPriority w:val="99"/>
     <w:pPr>
       <w:pBdr/>
@@ -15811,9 +15933,9 @@
       </w:tcPr>
     </w:tblStylePr>
   </w:style>
-  <w:style w:type="table" w:styleId="70">
+  <w:style w:type="table" w:styleId="782">
     <w:name w:val="List Table 1 Light - Accent 2"/>
-    <w:basedOn w:val="703"/>
+    <w:basedOn w:val="884"/>
     <w:uiPriority w:val="99"/>
     <w:pPr>
       <w:pBdr/>
@@ -16027,9 +16149,9 @@
       </w:tcPr>
     </w:tblStylePr>
   </w:style>
-  <w:style w:type="table" w:styleId="71">
+  <w:style w:type="table" w:styleId="783">
     <w:name w:val="List Table 1 Light - Accent 3"/>
-    <w:basedOn w:val="703"/>
+    <w:basedOn w:val="884"/>
     <w:uiPriority w:val="99"/>
     <w:pPr>
       <w:pBdr/>
@@ -16243,9 +16365,9 @@
       </w:tcPr>
     </w:tblStylePr>
   </w:style>
-  <w:style w:type="table" w:styleId="72">
+  <w:style w:type="table" w:styleId="784">
     <w:name w:val="List Table 1 Light - Accent 4"/>
-    <w:basedOn w:val="703"/>
+    <w:basedOn w:val="884"/>
     <w:uiPriority w:val="99"/>
     <w:pPr>
       <w:pBdr/>
@@ -16459,9 +16581,9 @@
       </w:tcPr>
     </w:tblStylePr>
   </w:style>
-  <w:style w:type="table" w:styleId="73">
+  <w:style w:type="table" w:styleId="785">
     <w:name w:val="List Table 1 Light - Accent 5"/>
-    <w:basedOn w:val="703"/>
+    <w:basedOn w:val="884"/>
     <w:uiPriority w:val="99"/>
     <w:pPr>
       <w:pBdr/>
@@ -16675,9 +16797,9 @@
       </w:tcPr>
     </w:tblStylePr>
   </w:style>
-  <w:style w:type="table" w:styleId="74">
+  <w:style w:type="table" w:styleId="786">
     <w:name w:val="List Table 1 Light - Accent 6"/>
-    <w:basedOn w:val="703"/>
+    <w:basedOn w:val="884"/>
     <w:uiPriority w:val="99"/>
     <w:pPr>
       <w:pBdr/>
@@ -16891,9 +17013,9 @@
       </w:tcPr>
     </w:tblStylePr>
   </w:style>
-  <w:style w:type="table" w:styleId="75">
+  <w:style w:type="table" w:styleId="787">
     <w:name w:val="List Table 2"/>
-    <w:basedOn w:val="703"/>
+    <w:basedOn w:val="884"/>
     <w:uiPriority w:val="99"/>
     <w:pPr>
       <w:pBdr/>
@@ -17129,9 +17251,9 @@
       </w:tcPr>
     </w:tblStylePr>
   </w:style>
-  <w:style w:type="table" w:styleId="76">
+  <w:style w:type="table" w:styleId="788">
     <w:name w:val="List Table 2 - Accent 1"/>
-    <w:basedOn w:val="703"/>
+    <w:basedOn w:val="884"/>
     <w:uiPriority w:val="99"/>
     <w:pPr>
       <w:pBdr/>
@@ -17367,9 +17489,9 @@
       </w:tcPr>
     </w:tblStylePr>
   </w:style>
-  <w:style w:type="table" w:styleId="77">
+  <w:style w:type="table" w:styleId="789">
     <w:name w:val="List Table 2 - Accent 2"/>
-    <w:basedOn w:val="703"/>
+    <w:basedOn w:val="884"/>
     <w:uiPriority w:val="99"/>
     <w:pPr>
       <w:pBdr/>
@@ -17605,9 +17727,9 @@
       </w:tcPr>
     </w:tblStylePr>
   </w:style>
-  <w:style w:type="table" w:styleId="78">
+  <w:style w:type="table" w:styleId="790">
     <w:name w:val="List Table 2 - Accent 3"/>
-    <w:basedOn w:val="703"/>
+    <w:basedOn w:val="884"/>
     <w:uiPriority w:val="99"/>
     <w:pPr>
       <w:pBdr/>
@@ -17843,9 +17965,9 @@
       </w:tcPr>
     </w:tblStylePr>
   </w:style>
-  <w:style w:type="table" w:styleId="79">
+  <w:style w:type="table" w:styleId="791">
     <w:name w:val="List Table 2 - Accent 4"/>
-    <w:basedOn w:val="703"/>
+    <w:basedOn w:val="884"/>
     <w:uiPriority w:val="99"/>
     <w:pPr>
       <w:pBdr/>
@@ -18081,9 +18203,9 @@
       </w:tcPr>
     </w:tblStylePr>
   </w:style>
-  <w:style w:type="table" w:styleId="80">
+  <w:style w:type="table" w:styleId="792">
     <w:name w:val="List Table 2 - Accent 5"/>
-    <w:basedOn w:val="703"/>
+    <w:basedOn w:val="884"/>
     <w:uiPriority w:val="99"/>
     <w:pPr>
       <w:pBdr/>
@@ -18319,9 +18441,9 @@
       </w:tcPr>
     </w:tblStylePr>
   </w:style>
-  <w:style w:type="table" w:styleId="81">
+  <w:style w:type="table" w:styleId="793">
     <w:name w:val="List Table 2 - Accent 6"/>
-    <w:basedOn w:val="703"/>
+    <w:basedOn w:val="884"/>
     <w:uiPriority w:val="99"/>
     <w:pPr>
       <w:pBdr/>
@@ -18557,9 +18679,9 @@
       </w:tcPr>
     </w:tblStylePr>
   </w:style>
-  <w:style w:type="table" w:styleId="82">
+  <w:style w:type="table" w:styleId="794">
     <w:name w:val="List Table 3"/>
-    <w:basedOn w:val="703"/>
+    <w:basedOn w:val="884"/>
     <w:uiPriority w:val="99"/>
     <w:pPr>
       <w:pBdr/>
@@ -18785,9 +18907,9 @@
       </w:tcPr>
     </w:tblStylePr>
   </w:style>
-  <w:style w:type="table" w:styleId="83">
+  <w:style w:type="table" w:styleId="795">
     <w:name w:val="List Table 3 - Accent 1"/>
-    <w:basedOn w:val="703"/>
+    <w:basedOn w:val="884"/>
     <w:uiPriority w:val="99"/>
     <w:pPr>
       <w:pBdr/>
@@ -19013,9 +19135,9 @@
       </w:tcPr>
     </w:tblStylePr>
   </w:style>
-  <w:style w:type="table" w:styleId="84">
+  <w:style w:type="table" w:styleId="796">
     <w:name w:val="List Table 3 - Accent 2"/>
-    <w:basedOn w:val="703"/>
+    <w:basedOn w:val="884"/>
     <w:uiPriority w:val="99"/>
     <w:pPr>
       <w:pBdr/>
@@ -19241,9 +19363,9 @@
       </w:tcPr>
     </w:tblStylePr>
   </w:style>
-  <w:style w:type="table" w:styleId="85">
+  <w:style w:type="table" w:styleId="797">
     <w:name w:val="List Table 3 - Accent 3"/>
-    <w:basedOn w:val="703"/>
+    <w:basedOn w:val="884"/>
     <w:uiPriority w:val="99"/>
     <w:pPr>
       <w:pBdr/>
@@ -19469,9 +19591,9 @@
       </w:tcPr>
     </w:tblStylePr>
   </w:style>
-  <w:style w:type="table" w:styleId="86">
+  <w:style w:type="table" w:styleId="798">
     <w:name w:val="List Table 3 - Accent 4"/>
-    <w:basedOn w:val="703"/>
+    <w:basedOn w:val="884"/>
     <w:uiPriority w:val="99"/>
     <w:pPr>
       <w:pBdr/>
@@ -19697,9 +19819,9 @@
       </w:tcPr>
     </w:tblStylePr>
   </w:style>
-  <w:style w:type="table" w:styleId="87">
+  <w:style w:type="table" w:styleId="799">
     <w:name w:val="List Table 3 - Accent 5"/>
-    <w:basedOn w:val="703"/>
+    <w:basedOn w:val="884"/>
     <w:uiPriority w:val="99"/>
     <w:pPr>
       <w:pBdr/>
@@ -19925,9 +20047,9 @@
       </w:tcPr>
     </w:tblStylePr>
   </w:style>
-  <w:style w:type="table" w:styleId="88">
+  <w:style w:type="table" w:styleId="800">
     <w:name w:val="List Table 3 - Accent 6"/>
-    <w:basedOn w:val="703"/>
+    <w:basedOn w:val="884"/>
     <w:uiPriority w:val="99"/>
     <w:pPr>
       <w:pBdr/>
@@ -20153,9 +20275,9 @@
       </w:tcPr>
     </w:tblStylePr>
   </w:style>
-  <w:style w:type="table" w:styleId="89">
+  <w:style w:type="table" w:styleId="801">
     <w:name w:val="List Table 4"/>
-    <w:basedOn w:val="703"/>
+    <w:basedOn w:val="884"/>
     <w:uiPriority w:val="99"/>
     <w:pPr>
       <w:pBdr/>
@@ -20378,9 +20500,9 @@
       </w:tcPr>
     </w:tblStylePr>
   </w:style>
-  <w:style w:type="table" w:styleId="90">
+  <w:style w:type="table" w:styleId="802">
     <w:name w:val="List Table 4 - Accent 1"/>
-    <w:basedOn w:val="703"/>
+    <w:basedOn w:val="884"/>
     <w:uiPriority w:val="99"/>
     <w:pPr>
       <w:pBdr/>
@@ -20603,9 +20725,9 @@
       </w:tcPr>
     </w:tblStylePr>
   </w:style>
-  <w:style w:type="table" w:styleId="91">
+  <w:style w:type="table" w:styleId="803">
     <w:name w:val="List Table 4 - Accent 2"/>
-    <w:basedOn w:val="703"/>
+    <w:basedOn w:val="884"/>
     <w:uiPriority w:val="99"/>
     <w:pPr>
       <w:pBdr/>
@@ -20828,9 +20950,9 @@
       </w:tcPr>
     </w:tblStylePr>
   </w:style>
-  <w:style w:type="table" w:styleId="92">
+  <w:style w:type="table" w:styleId="804">
     <w:name w:val="List Table 4 - Accent 3"/>
-    <w:basedOn w:val="703"/>
+    <w:basedOn w:val="884"/>
     <w:uiPriority w:val="99"/>
     <w:pPr>
       <w:pBdr/>
@@ -21053,9 +21175,9 @@
       </w:tcPr>
     </w:tblStylePr>
   </w:style>
-  <w:style w:type="table" w:styleId="93">
+  <w:style w:type="table" w:styleId="805">
     <w:name w:val="List Table 4 - Accent 4"/>
-    <w:basedOn w:val="703"/>
+    <w:basedOn w:val="884"/>
     <w:uiPriority w:val="99"/>
     <w:pPr>
       <w:pBdr/>
@@ -21278,9 +21400,9 @@
       </w:tcPr>
     </w:tblStylePr>
   </w:style>
-  <w:style w:type="table" w:styleId="94">
+  <w:style w:type="table" w:styleId="806">
     <w:name w:val="List Table 4 - Accent 5"/>
-    <w:basedOn w:val="703"/>
+    <w:basedOn w:val="884"/>
     <w:uiPriority w:val="99"/>
     <w:pPr>
       <w:pBdr/>
@@ -21503,9 +21625,9 @@
       </w:tcPr>
     </w:tblStylePr>
   </w:style>
-  <w:style w:type="table" w:styleId="95">
+  <w:style w:type="table" w:styleId="807">
     <w:name w:val="List Table 4 - Accent 6"/>
-    <w:basedOn w:val="703"/>
+    <w:basedOn w:val="884"/>
     <w:uiPriority w:val="99"/>
     <w:pPr>
       <w:pBdr/>
@@ -21728,9 +21850,9 @@
       </w:tcPr>
     </w:tblStylePr>
   </w:style>
-  <w:style w:type="table" w:styleId="96">
+  <w:style w:type="table" w:styleId="808">
     <w:name w:val="List Table 5 Dark"/>
-    <w:basedOn w:val="703"/>
+    <w:basedOn w:val="884"/>
     <w:uiPriority w:val="99"/>
     <w:pPr>
       <w:pBdr/>
@@ -21970,9 +22092,9 @@
       </w:tcPr>
     </w:tblStylePr>
   </w:style>
-  <w:style w:type="table" w:styleId="97">
+  <w:style w:type="table" w:styleId="809">
     <w:name w:val="List Table 5 Dark - Accent 1"/>
-    <w:basedOn w:val="703"/>
+    <w:basedOn w:val="884"/>
     <w:uiPriority w:val="99"/>
     <w:pPr>
       <w:pBdr/>
@@ -22212,9 +22334,9 @@
       </w:tcPr>
     </w:tblStylePr>
   </w:style>
-  <w:style w:type="table" w:styleId="98">
+  <w:style w:type="table" w:styleId="810">
     <w:name w:val="List Table 5 Dark - Accent 2"/>
-    <w:basedOn w:val="703"/>
+    <w:basedOn w:val="884"/>
     <w:uiPriority w:val="99"/>
     <w:pPr>
       <w:pBdr/>
@@ -22454,9 +22576,9 @@
       </w:tcPr>
     </w:tblStylePr>
   </w:style>
-  <w:style w:type="table" w:styleId="99">
+  <w:style w:type="table" w:styleId="811">
     <w:name w:val="List Table 5 Dark - Accent 3"/>
-    <w:basedOn w:val="703"/>
+    <w:basedOn w:val="884"/>
     <w:uiPriority w:val="99"/>
     <w:pPr>
       <w:pBdr/>
@@ -22696,9 +22818,9 @@
       </w:tcPr>
     </w:tblStylePr>
   </w:style>
-  <w:style w:type="table" w:styleId="100">
+  <w:style w:type="table" w:styleId="812">
     <w:name w:val="List Table 5 Dark - Accent 4"/>
-    <w:basedOn w:val="703"/>
+    <w:basedOn w:val="884"/>
     <w:uiPriority w:val="99"/>
     <w:pPr>
       <w:pBdr/>
@@ -22938,9 +23060,9 @@
       </w:tcPr>
     </w:tblStylePr>
   </w:style>
-  <w:style w:type="table" w:styleId="101">
+  <w:style w:type="table" w:styleId="813">
     <w:name w:val="List Table 5 Dark - Accent 5"/>
-    <w:basedOn w:val="703"/>
+    <w:basedOn w:val="884"/>
     <w:uiPriority w:val="99"/>
     <w:pPr>
       <w:pBdr/>
@@ -23180,9 +23302,9 @@
       </w:tcPr>
     </w:tblStylePr>
   </w:style>
-  <w:style w:type="table" w:styleId="102">
+  <w:style w:type="table" w:styleId="814">
     <w:name w:val="List Table 5 Dark - Accent 6"/>
-    <w:basedOn w:val="703"/>
+    <w:basedOn w:val="884"/>
     <w:uiPriority w:val="99"/>
     <w:pPr>
       <w:pBdr/>
@@ -23422,9 +23544,9 @@
       </w:tcPr>
     </w:tblStylePr>
   </w:style>
-  <w:style w:type="table" w:styleId="103">
+  <w:style w:type="table" w:styleId="815">
     <w:name w:val="List Table 6 Colorful"/>
-    <w:basedOn w:val="703"/>
+    <w:basedOn w:val="884"/>
     <w:uiPriority w:val="99"/>
     <w:pPr>
       <w:pBdr/>
@@ -23645,9 +23767,9 @@
       </w:tcPr>
     </w:tblStylePr>
   </w:style>
-  <w:style w:type="table" w:styleId="104">
+  <w:style w:type="table" w:styleId="816">
     <w:name w:val="List Table 6 Colorful - Accent 1"/>
-    <w:basedOn w:val="703"/>
+    <w:basedOn w:val="884"/>
     <w:uiPriority w:val="99"/>
     <w:pPr>
       <w:pBdr/>
@@ -23868,9 +23990,9 @@
       </w:tcPr>
     </w:tblStylePr>
   </w:style>
-  <w:style w:type="table" w:styleId="105">
+  <w:style w:type="table" w:styleId="817">
     <w:name w:val="List Table 6 Colorful - Accent 2"/>
-    <w:basedOn w:val="703"/>
+    <w:basedOn w:val="884"/>
     <w:uiPriority w:val="99"/>
     <w:pPr>
       <w:pBdr/>
@@ -24091,9 +24213,9 @@
       </w:tcPr>
     </w:tblStylePr>
   </w:style>
-  <w:style w:type="table" w:styleId="106">
+  <w:style w:type="table" w:styleId="818">
     <w:name w:val="List Table 6 Colorful - Accent 3"/>
-    <w:basedOn w:val="703"/>
+    <w:basedOn w:val="884"/>
     <w:uiPriority w:val="99"/>
     <w:pPr>
       <w:pBdr/>
@@ -24314,9 +24436,9 @@
       </w:tcPr>
     </w:tblStylePr>
   </w:style>
-  <w:style w:type="table" w:styleId="107">
+  <w:style w:type="table" w:styleId="819">
     <w:name w:val="List Table 6 Colorful - Accent 4"/>
-    <w:basedOn w:val="703"/>
+    <w:basedOn w:val="884"/>
     <w:uiPriority w:val="99"/>
     <w:pPr>
       <w:pBdr/>
@@ -24537,9 +24659,9 @@
       </w:tcPr>
     </w:tblStylePr>
   </w:style>
-  <w:style w:type="table" w:styleId="108">
+  <w:style w:type="table" w:styleId="820">
     <w:name w:val="List Table 6 Colorful - Accent 5"/>
-    <w:basedOn w:val="703"/>
+    <w:basedOn w:val="884"/>
     <w:uiPriority w:val="99"/>
     <w:pPr>
       <w:pBdr/>
@@ -24760,9 +24882,9 @@
       </w:tcPr>
     </w:tblStylePr>
   </w:style>
-  <w:style w:type="table" w:styleId="109">
+  <w:style w:type="table" w:styleId="821">
     <w:name w:val="List Table 6 Colorful - Accent 6"/>
-    <w:basedOn w:val="703"/>
+    <w:basedOn w:val="884"/>
     <w:uiPriority w:val="99"/>
     <w:pPr>
       <w:pBdr/>
@@ -24983,9 +25105,9 @@
       </w:tcPr>
     </w:tblStylePr>
   </w:style>
-  <w:style w:type="table" w:styleId="110">
+  <w:style w:type="table" w:styleId="822">
     <w:name w:val="List Table 7 Colorful"/>
-    <w:basedOn w:val="703"/>
+    <w:basedOn w:val="884"/>
     <w:uiPriority w:val="99"/>
     <w:pPr>
       <w:pBdr/>
@@ -25084,11 +25206,11 @@
         <w:tblBorders/>
       </w:tblPr>
       <w:tcPr>
-        <w:shd w:color="ffffff"/>
-        <w:tcBorders>
-          <w:top w:val="none"/>
-          <w:left w:val="none"/>
-          <w:bottom w:val="none"/>
+        <w:shd w:val="clear" w:color="ffffff"/>
+        <w:tcBorders>
+          <w:top w:val="none" w:color="000000" w:sz="4" w:space="0"/>
+          <w:left w:val="none" w:color="000000" w:sz="4" w:space="0"/>
+          <w:bottom w:val="none" w:color="000000" w:sz="4" w:space="0"/>
           <w:right w:val="single" w:color="000000" w:themeColor="text1" w:themeTint="80" w:sz="4" w:space="0"/>
         </w:tcBorders>
       </w:tcPr>
@@ -25111,10 +25233,10 @@
       <w:tcPr>
         <w:shd w:val="clear" w:color="ffffff" w:themeColor="light1" w:fill="ffffff" w:themeFill="light1"/>
         <w:tcBorders>
-          <w:top w:val="none"/>
-          <w:left w:val="none"/>
+          <w:top w:val="none" w:color="000000" w:sz="4" w:space="0"/>
+          <w:left w:val="none" w:color="000000" w:sz="4" w:space="0"/>
           <w:bottom w:val="single" w:color="000000" w:themeColor="text1" w:themeTint="80" w:sz="4" w:space="0"/>
-          <w:right w:val="none"/>
+          <w:right w:val="none" w:color="000000" w:sz="4" w:space="0"/>
         </w:tcBorders>
       </w:tcPr>
     </w:tblStylePr>
@@ -25134,12 +25256,12 @@
         <w:tblBorders/>
       </w:tblPr>
       <w:tcPr>
-        <w:shd w:color="ffffff"/>
-        <w:tcBorders>
-          <w:top w:val="none"/>
+        <w:shd w:val="clear" w:color="ffffff"/>
+        <w:tcBorders>
+          <w:top w:val="none" w:color="000000" w:sz="4" w:space="0"/>
           <w:left w:val="single" w:color="000000" w:themeColor="text1" w:themeTint="80" w:sz="4" w:space="0"/>
-          <w:bottom w:val="none"/>
-          <w:right w:val="none"/>
+          <w:bottom w:val="none" w:color="000000" w:sz="4" w:space="0"/>
+          <w:right w:val="none" w:color="000000" w:sz="4" w:space="0"/>
         </w:tcBorders>
       </w:tcPr>
     </w:tblStylePr>
@@ -25162,9 +25284,9 @@
         <w:shd w:val="clear" w:color="ffffff" w:themeColor="light1" w:fill="ffffff" w:themeFill="light1"/>
         <w:tcBorders>
           <w:top w:val="single" w:color="000000" w:themeColor="text1" w:themeTint="80" w:sz="4" w:space="0"/>
-          <w:left w:val="none"/>
-          <w:bottom w:val="none"/>
-          <w:right w:val="none"/>
+          <w:left w:val="none" w:color="000000" w:sz="4" w:space="0"/>
+          <w:bottom w:val="none" w:color="000000" w:sz="4" w:space="0"/>
+          <w:right w:val="none" w:color="000000" w:sz="4" w:space="0"/>
         </w:tcBorders>
       </w:tcPr>
     </w:tblStylePr>
@@ -25239,9 +25361,9 @@
       </w:tcPr>
     </w:tblStylePr>
   </w:style>
-  <w:style w:type="table" w:styleId="111">
+  <w:style w:type="table" w:styleId="823">
     <w:name w:val="List Table 7 Colorful - Accent 1"/>
-    <w:basedOn w:val="703"/>
+    <w:basedOn w:val="884"/>
     <w:uiPriority w:val="99"/>
     <w:pPr>
       <w:pBdr/>
@@ -25340,11 +25462,11 @@
         <w:tblBorders/>
       </w:tblPr>
       <w:tcPr>
-        <w:shd w:color="ffffff"/>
-        <w:tcBorders>
-          <w:top w:val="none"/>
-          <w:left w:val="none"/>
-          <w:bottom w:val="none"/>
+        <w:shd w:val="clear" w:color="ffffff"/>
+        <w:tcBorders>
+          <w:top w:val="none" w:color="000000" w:sz="4" w:space="0"/>
+          <w:left w:val="none" w:color="000000" w:sz="4" w:space="0"/>
+          <w:bottom w:val="none" w:color="000000" w:sz="4" w:space="0"/>
           <w:right w:val="single" w:color="000000" w:themeColor="accent1" w:sz="4" w:space="0"/>
         </w:tcBorders>
       </w:tcPr>
@@ -25367,10 +25489,10 @@
       <w:tcPr>
         <w:shd w:val="clear" w:color="ffffff" w:themeColor="light1" w:fill="ffffff" w:themeFill="light1"/>
         <w:tcBorders>
-          <w:top w:val="none"/>
-          <w:left w:val="none"/>
+          <w:top w:val="none" w:color="000000" w:sz="4" w:space="0"/>
+          <w:left w:val="none" w:color="000000" w:sz="4" w:space="0"/>
           <w:bottom w:val="single" w:color="000000" w:themeColor="accent1" w:sz="4" w:space="0"/>
-          <w:right w:val="none"/>
+          <w:right w:val="none" w:color="000000" w:sz="4" w:space="0"/>
         </w:tcBorders>
       </w:tcPr>
     </w:tblStylePr>
@@ -25390,12 +25512,12 @@
         <w:tblBorders/>
       </w:tblPr>
       <w:tcPr>
-        <w:shd w:color="ffffff"/>
-        <w:tcBorders>
-          <w:top w:val="none"/>
+        <w:shd w:val="clear" w:color="ffffff"/>
+        <w:tcBorders>
+          <w:top w:val="none" w:color="000000" w:sz="4" w:space="0"/>
           <w:left w:val="single" w:color="000000" w:themeColor="accent1" w:sz="4" w:space="0"/>
-          <w:bottom w:val="none"/>
-          <w:right w:val="none"/>
+          <w:bottom w:val="none" w:color="000000" w:sz="4" w:space="0"/>
+          <w:right w:val="none" w:color="000000" w:sz="4" w:space="0"/>
         </w:tcBorders>
       </w:tcPr>
     </w:tblStylePr>
@@ -25418,9 +25540,9 @@
         <w:shd w:val="clear" w:color="ffffff" w:themeColor="light1" w:fill="ffffff" w:themeFill="light1"/>
         <w:tcBorders>
           <w:top w:val="single" w:color="000000" w:themeColor="accent1" w:sz="4" w:space="0"/>
-          <w:left w:val="none"/>
-          <w:bottom w:val="none"/>
-          <w:right w:val="none"/>
+          <w:left w:val="none" w:color="000000" w:sz="4" w:space="0"/>
+          <w:bottom w:val="none" w:color="000000" w:sz="4" w:space="0"/>
+          <w:right w:val="none" w:color="000000" w:sz="4" w:space="0"/>
         </w:tcBorders>
       </w:tcPr>
     </w:tblStylePr>
@@ -25495,9 +25617,9 @@
       </w:tcPr>
     </w:tblStylePr>
   </w:style>
-  <w:style w:type="table" w:styleId="112">
+  <w:style w:type="table" w:styleId="824">
     <w:name w:val="List Table 7 Colorful - Accent 2"/>
-    <w:basedOn w:val="703"/>
+    <w:basedOn w:val="884"/>
     <w:uiPriority w:val="99"/>
     <w:pPr>
       <w:pBdr/>
@@ -25596,11 +25718,11 @@
         <w:tblBorders/>
       </w:tblPr>
       <w:tcPr>
-        <w:shd w:color="ffffff"/>
-        <w:tcBorders>
-          <w:top w:val="none"/>
-          <w:left w:val="none"/>
-          <w:bottom w:val="none"/>
+        <w:shd w:val="clear" w:color="ffffff"/>
+        <w:tcBorders>
+          <w:top w:val="none" w:color="000000" w:sz="4" w:space="0"/>
+          <w:left w:val="none" w:color="000000" w:sz="4" w:space="0"/>
+          <w:bottom w:val="none" w:color="000000" w:sz="4" w:space="0"/>
           <w:right w:val="single" w:color="000000" w:themeColor="accent2" w:themeTint="97" w:sz="4" w:space="0"/>
         </w:tcBorders>
       </w:tcPr>
@@ -25623,10 +25745,10 @@
       <w:tcPr>
         <w:shd w:val="clear" w:color="ffffff" w:themeColor="light1" w:fill="ffffff" w:themeFill="light1"/>
         <w:tcBorders>
-          <w:top w:val="none"/>
-          <w:left w:val="none"/>
+          <w:top w:val="none" w:color="000000" w:sz="4" w:space="0"/>
+          <w:left w:val="none" w:color="000000" w:sz="4" w:space="0"/>
           <w:bottom w:val="single" w:color="000000" w:themeColor="accent2" w:themeTint="97" w:sz="4" w:space="0"/>
-          <w:right w:val="none"/>
+          <w:right w:val="none" w:color="000000" w:sz="4" w:space="0"/>
         </w:tcBorders>
       </w:tcPr>
     </w:tblStylePr>
@@ -25646,12 +25768,12 @@
         <w:tblBorders/>
       </w:tblPr>
       <w:tcPr>
-        <w:shd w:color="ffffff"/>
-        <w:tcBorders>
-          <w:top w:val="none"/>
+        <w:shd w:val="clear" w:color="ffffff"/>
+        <w:tcBorders>
+          <w:top w:val="none" w:color="000000" w:sz="4" w:space="0"/>
           <w:left w:val="single" w:color="000000" w:themeColor="accent2" w:themeTint="97" w:sz="4" w:space="0"/>
-          <w:bottom w:val="none"/>
-          <w:right w:val="none"/>
+          <w:bottom w:val="none" w:color="000000" w:sz="4" w:space="0"/>
+          <w:right w:val="none" w:color="000000" w:sz="4" w:space="0"/>
         </w:tcBorders>
       </w:tcPr>
     </w:tblStylePr>
@@ -25674,9 +25796,9 @@
         <w:shd w:val="clear" w:color="ffffff" w:themeColor="light1" w:fill="ffffff" w:themeFill="light1"/>
         <w:tcBorders>
           <w:top w:val="single" w:color="000000" w:themeColor="accent2" w:themeTint="97" w:sz="4" w:space="0"/>
-          <w:left w:val="none"/>
-          <w:bottom w:val="none"/>
-          <w:right w:val="none"/>
+          <w:left w:val="none" w:color="000000" w:sz="4" w:space="0"/>
+          <w:bottom w:val="none" w:color="000000" w:sz="4" w:space="0"/>
+          <w:right w:val="none" w:color="000000" w:sz="4" w:space="0"/>
         </w:tcBorders>
       </w:tcPr>
     </w:tblStylePr>
@@ -25751,9 +25873,9 @@
       </w:tcPr>
     </w:tblStylePr>
   </w:style>
-  <w:style w:type="table" w:styleId="113">
+  <w:style w:type="table" w:styleId="825">
     <w:name w:val="List Table 7 Colorful - Accent 3"/>
-    <w:basedOn w:val="703"/>
+    <w:basedOn w:val="884"/>
     <w:uiPriority w:val="99"/>
     <w:pPr>
       <w:pBdr/>
@@ -25852,11 +25974,11 @@
         <w:tblBorders/>
       </w:tblPr>
       <w:tcPr>
-        <w:shd w:color="ffffff"/>
-        <w:tcBorders>
-          <w:top w:val="none"/>
-          <w:left w:val="none"/>
-          <w:bottom w:val="none"/>
+        <w:shd w:val="clear" w:color="ffffff"/>
+        <w:tcBorders>
+          <w:top w:val="none" w:color="000000" w:sz="4" w:space="0"/>
+          <w:left w:val="none" w:color="000000" w:sz="4" w:space="0"/>
+          <w:bottom w:val="none" w:color="000000" w:sz="4" w:space="0"/>
           <w:right w:val="single" w:color="000000" w:themeColor="accent3" w:themeTint="98" w:sz="4" w:space="0"/>
         </w:tcBorders>
       </w:tcPr>
@@ -25879,10 +26001,10 @@
       <w:tcPr>
         <w:shd w:val="clear" w:color="ffffff" w:themeColor="light1" w:fill="ffffff" w:themeFill="light1"/>
         <w:tcBorders>
-          <w:top w:val="none"/>
-          <w:left w:val="none"/>
+          <w:top w:val="none" w:color="000000" w:sz="4" w:space="0"/>
+          <w:left w:val="none" w:color="000000" w:sz="4" w:space="0"/>
           <w:bottom w:val="single" w:color="000000" w:themeColor="accent3" w:themeTint="98" w:sz="4" w:space="0"/>
-          <w:right w:val="none"/>
+          <w:right w:val="none" w:color="000000" w:sz="4" w:space="0"/>
         </w:tcBorders>
       </w:tcPr>
     </w:tblStylePr>
@@ -25902,12 +26024,12 @@
         <w:tblBorders/>
       </w:tblPr>
       <w:tcPr>
-        <w:shd w:color="ffffff"/>
-        <w:tcBorders>
-          <w:top w:val="none"/>
+        <w:shd w:val="clear" w:color="ffffff"/>
+        <w:tcBorders>
+          <w:top w:val="none" w:color="000000" w:sz="4" w:space="0"/>
           <w:left w:val="single" w:color="000000" w:themeColor="accent3" w:themeTint="98" w:sz="4" w:space="0"/>
-          <w:bottom w:val="none"/>
-          <w:right w:val="none"/>
+          <w:bottom w:val="none" w:color="000000" w:sz="4" w:space="0"/>
+          <w:right w:val="none" w:color="000000" w:sz="4" w:space="0"/>
         </w:tcBorders>
       </w:tcPr>
     </w:tblStylePr>
@@ -25930,9 +26052,9 @@
         <w:shd w:val="clear" w:color="ffffff" w:themeColor="light1" w:fill="ffffff" w:themeFill="light1"/>
         <w:tcBorders>
           <w:top w:val="single" w:color="000000" w:themeColor="accent3" w:themeTint="98" w:sz="4" w:space="0"/>
-          <w:left w:val="none"/>
-          <w:bottom w:val="none"/>
-          <w:right w:val="none"/>
+          <w:left w:val="none" w:color="000000" w:sz="4" w:space="0"/>
+          <w:bottom w:val="none" w:color="000000" w:sz="4" w:space="0"/>
+          <w:right w:val="none" w:color="000000" w:sz="4" w:space="0"/>
         </w:tcBorders>
       </w:tcPr>
     </w:tblStylePr>
@@ -26007,9 +26129,9 @@
       </w:tcPr>
     </w:tblStylePr>
   </w:style>
-  <w:style w:type="table" w:styleId="114">
+  <w:style w:type="table" w:styleId="826">
     <w:name w:val="List Table 7 Colorful - Accent 4"/>
-    <w:basedOn w:val="703"/>
+    <w:basedOn w:val="884"/>
     <w:uiPriority w:val="99"/>
     <w:pPr>
       <w:pBdr/>
@@ -26108,11 +26230,11 @@
         <w:tblBorders/>
       </w:tblPr>
       <w:tcPr>
-        <w:shd w:color="ffffff"/>
-        <w:tcBorders>
-          <w:top w:val="none"/>
-          <w:left w:val="none"/>
-          <w:bottom w:val="none"/>
+        <w:shd w:val="clear" w:color="ffffff"/>
+        <w:tcBorders>
+          <w:top w:val="none" w:color="000000" w:sz="4" w:space="0"/>
+          <w:left w:val="none" w:color="000000" w:sz="4" w:space="0"/>
+          <w:bottom w:val="none" w:color="000000" w:sz="4" w:space="0"/>
           <w:right w:val="single" w:color="000000" w:themeColor="accent4" w:themeTint="9A" w:sz="4" w:space="0"/>
         </w:tcBorders>
       </w:tcPr>
@@ -26135,10 +26257,10 @@
       <w:tcPr>
         <w:shd w:val="clear" w:color="ffffff" w:themeColor="light1" w:fill="ffffff" w:themeFill="light1"/>
         <w:tcBorders>
-          <w:top w:val="none"/>
-          <w:left w:val="none"/>
+          <w:top w:val="none" w:color="000000" w:sz="4" w:space="0"/>
+          <w:left w:val="none" w:color="000000" w:sz="4" w:space="0"/>
           <w:bottom w:val="single" w:color="000000" w:themeColor="accent4" w:themeTint="9A" w:sz="4" w:space="0"/>
-          <w:right w:val="none"/>
+          <w:right w:val="none" w:color="000000" w:sz="4" w:space="0"/>
         </w:tcBorders>
       </w:tcPr>
     </w:tblStylePr>
@@ -26158,12 +26280,12 @@
         <w:tblBorders/>
       </w:tblPr>
       <w:tcPr>
-        <w:shd w:color="ffffff"/>
-        <w:tcBorders>
-          <w:top w:val="none"/>
+        <w:shd w:val="clear" w:color="ffffff"/>
+        <w:tcBorders>
+          <w:top w:val="none" w:color="000000" w:sz="4" w:space="0"/>
           <w:left w:val="single" w:color="000000" w:themeColor="accent4" w:themeTint="9A" w:sz="4" w:space="0"/>
-          <w:bottom w:val="none"/>
-          <w:right w:val="none"/>
+          <w:bottom w:val="none" w:color="000000" w:sz="4" w:space="0"/>
+          <w:right w:val="none" w:color="000000" w:sz="4" w:space="0"/>
         </w:tcBorders>
       </w:tcPr>
     </w:tblStylePr>
@@ -26186,9 +26308,9 @@
         <w:shd w:val="clear" w:color="ffffff" w:themeColor="light1" w:fill="ffffff" w:themeFill="light1"/>
         <w:tcBorders>
           <w:top w:val="single" w:color="000000" w:themeColor="accent4" w:themeTint="9A" w:sz="4" w:space="0"/>
-          <w:left w:val="none"/>
-          <w:bottom w:val="none"/>
-          <w:right w:val="none"/>
+          <w:left w:val="none" w:color="000000" w:sz="4" w:space="0"/>
+          <w:bottom w:val="none" w:color="000000" w:sz="4" w:space="0"/>
+          <w:right w:val="none" w:color="000000" w:sz="4" w:space="0"/>
         </w:tcBorders>
       </w:tcPr>
     </w:tblStylePr>
@@ -26263,9 +26385,9 @@
       </w:tcPr>
     </w:tblStylePr>
   </w:style>
-  <w:style w:type="table" w:styleId="115">
+  <w:style w:type="table" w:styleId="827">
     <w:name w:val="List Table 7 Colorful - Accent 5"/>
-    <w:basedOn w:val="703"/>
+    <w:basedOn w:val="884"/>
     <w:uiPriority w:val="99"/>
     <w:pPr>
       <w:pBdr/>
@@ -26364,11 +26486,11 @@
         <w:tblBorders/>
       </w:tblPr>
       <w:tcPr>
-        <w:shd w:color="ffffff"/>
-        <w:tcBorders>
-          <w:top w:val="none"/>
-          <w:left w:val="none"/>
-          <w:bottom w:val="none"/>
+        <w:shd w:val="clear" w:color="ffffff"/>
+        <w:tcBorders>
+          <w:top w:val="none" w:color="000000" w:sz="4" w:space="0"/>
+          <w:left w:val="none" w:color="000000" w:sz="4" w:space="0"/>
+          <w:bottom w:val="none" w:color="000000" w:sz="4" w:space="0"/>
           <w:right w:val="single" w:color="000000" w:themeColor="accent5" w:themeTint="9A" w:sz="4" w:space="0"/>
         </w:tcBorders>
       </w:tcPr>
@@ -26391,10 +26513,10 @@
       <w:tcPr>
         <w:shd w:val="clear" w:color="ffffff" w:themeColor="light1" w:fill="ffffff" w:themeFill="light1"/>
         <w:tcBorders>
-          <w:top w:val="none"/>
-          <w:left w:val="none"/>
+          <w:top w:val="none" w:color="000000" w:sz="4" w:space="0"/>
+          <w:left w:val="none" w:color="000000" w:sz="4" w:space="0"/>
           <w:bottom w:val="single" w:color="000000" w:themeColor="accent5" w:themeTint="9A" w:sz="4" w:space="0"/>
-          <w:right w:val="none"/>
+          <w:right w:val="none" w:color="000000" w:sz="4" w:space="0"/>
         </w:tcBorders>
       </w:tcPr>
     </w:tblStylePr>
@@ -26414,12 +26536,12 @@
         <w:tblBorders/>
       </w:tblPr>
       <w:tcPr>
-        <w:shd w:color="ffffff"/>
-        <w:tcBorders>
-          <w:top w:val="none"/>
+        <w:shd w:val="clear" w:color="ffffff"/>
+        <w:tcBorders>
+          <w:top w:val="none" w:color="000000" w:sz="4" w:space="0"/>
           <w:left w:val="single" w:color="000000" w:themeColor="accent5" w:themeTint="9A" w:sz="4" w:space="0"/>
-          <w:bottom w:val="none"/>
-          <w:right w:val="none"/>
+          <w:bottom w:val="none" w:color="000000" w:sz="4" w:space="0"/>
+          <w:right w:val="none" w:color="000000" w:sz="4" w:space="0"/>
         </w:tcBorders>
       </w:tcPr>
     </w:tblStylePr>
@@ -26442,9 +26564,9 @@
         <w:shd w:val="clear" w:color="ffffff" w:themeColor="light1" w:fill="ffffff" w:themeFill="light1"/>
         <w:tcBorders>
           <w:top w:val="single" w:color="000000" w:themeColor="accent5" w:themeTint="9A" w:sz="4" w:space="0"/>
-          <w:left w:val="none"/>
-          <w:bottom w:val="none"/>
-          <w:right w:val="none"/>
+          <w:left w:val="none" w:color="000000" w:sz="4" w:space="0"/>
+          <w:bottom w:val="none" w:color="000000" w:sz="4" w:space="0"/>
+          <w:right w:val="none" w:color="000000" w:sz="4" w:space="0"/>
         </w:tcBorders>
       </w:tcPr>
     </w:tblStylePr>
@@ -26519,9 +26641,9 @@
       </w:tcPr>
     </w:tblStylePr>
   </w:style>
-  <w:style w:type="table" w:styleId="116">
+  <w:style w:type="table" w:styleId="828">
     <w:name w:val="List Table 7 Colorful - Accent 6"/>
-    <w:basedOn w:val="703"/>
+    <w:basedOn w:val="884"/>
     <w:uiPriority w:val="99"/>
     <w:pPr>
       <w:pBdr/>
@@ -26620,11 +26742,11 @@
         <w:tblBorders/>
       </w:tblPr>
       <w:tcPr>
-        <w:shd w:color="ffffff"/>
-        <w:tcBorders>
-          <w:top w:val="none"/>
-          <w:left w:val="none"/>
-          <w:bottom w:val="none"/>
+        <w:shd w:val="clear" w:color="ffffff"/>
+        <w:tcBorders>
+          <w:top w:val="none" w:color="000000" w:sz="4" w:space="0"/>
+          <w:left w:val="none" w:color="000000" w:sz="4" w:space="0"/>
+          <w:bottom w:val="none" w:color="000000" w:sz="4" w:space="0"/>
           <w:right w:val="single" w:color="000000" w:themeColor="accent6" w:themeTint="98" w:sz="4" w:space="0"/>
         </w:tcBorders>
       </w:tcPr>
@@ -26647,10 +26769,10 @@
       <w:tcPr>
         <w:shd w:val="clear" w:color="ffffff" w:themeColor="light1" w:fill="ffffff" w:themeFill="light1"/>
         <w:tcBorders>
-          <w:top w:val="none"/>
-          <w:left w:val="none"/>
+          <w:top w:val="none" w:color="000000" w:sz="4" w:space="0"/>
+          <w:left w:val="none" w:color="000000" w:sz="4" w:space="0"/>
           <w:bottom w:val="single" w:color="000000" w:themeColor="accent6" w:themeTint="98" w:sz="4" w:space="0"/>
-          <w:right w:val="none"/>
+          <w:right w:val="none" w:color="000000" w:sz="4" w:space="0"/>
         </w:tcBorders>
       </w:tcPr>
     </w:tblStylePr>
@@ -26670,12 +26792,12 @@
         <w:tblBorders/>
       </w:tblPr>
       <w:tcPr>
-        <w:shd w:color="ffffff"/>
-        <w:tcBorders>
-          <w:top w:val="none"/>
+        <w:shd w:val="clear" w:color="ffffff"/>
+        <w:tcBorders>
+          <w:top w:val="none" w:color="000000" w:sz="4" w:space="0"/>
           <w:left w:val="single" w:color="000000" w:themeColor="accent6" w:themeTint="98" w:sz="4" w:space="0"/>
-          <w:bottom w:val="none"/>
-          <w:right w:val="none"/>
+          <w:bottom w:val="none" w:color="000000" w:sz="4" w:space="0"/>
+          <w:right w:val="none" w:color="000000" w:sz="4" w:space="0"/>
         </w:tcBorders>
       </w:tcPr>
     </w:tblStylePr>
@@ -26698,9 +26820,9 @@
         <w:shd w:val="clear" w:color="ffffff" w:themeColor="light1" w:fill="ffffff" w:themeFill="light1"/>
         <w:tcBorders>
           <w:top w:val="single" w:color="000000" w:themeColor="accent6" w:themeTint="98" w:sz="4" w:space="0"/>
-          <w:left w:val="none"/>
-          <w:bottom w:val="none"/>
-          <w:right w:val="none"/>
+          <w:left w:val="none" w:color="000000" w:sz="4" w:space="0"/>
+          <w:bottom w:val="none" w:color="000000" w:sz="4" w:space="0"/>
+          <w:right w:val="none" w:color="000000" w:sz="4" w:space="0"/>
         </w:tcBorders>
       </w:tcPr>
     </w:tblStylePr>
@@ -26775,9 +26897,9 @@
       </w:tcPr>
     </w:tblStylePr>
   </w:style>
-  <w:style w:type="table" w:styleId="117">
+  <w:style w:type="table" w:styleId="829">
     <w:name w:val="Lined - Accent"/>
-    <w:basedOn w:val="703"/>
+    <w:basedOn w:val="884"/>
     <w:uiPriority w:val="99"/>
     <w:pPr>
       <w:pBdr/>
@@ -27012,9 +27134,9 @@
       </w:tcPr>
     </w:tblStylePr>
   </w:style>
-  <w:style w:type="table" w:styleId="118">
+  <w:style w:type="table" w:styleId="830">
     <w:name w:val="Lined - Accent 1"/>
-    <w:basedOn w:val="703"/>
+    <w:basedOn w:val="884"/>
     <w:uiPriority w:val="99"/>
     <w:pPr>
       <w:pBdr/>
@@ -27249,9 +27371,9 @@
       </w:tcPr>
     </w:tblStylePr>
   </w:style>
-  <w:style w:type="table" w:styleId="119">
+  <w:style w:type="table" w:styleId="831">
     <w:name w:val="Lined - Accent 2"/>
-    <w:basedOn w:val="703"/>
+    <w:basedOn w:val="884"/>
     <w:uiPriority w:val="99"/>
     <w:pPr>
       <w:pBdr/>
@@ -27486,9 +27608,9 @@
       </w:tcPr>
     </w:tblStylePr>
   </w:style>
-  <w:style w:type="table" w:styleId="120">
+  <w:style w:type="table" w:styleId="832">
     <w:name w:val="Lined - Accent 3"/>
-    <w:basedOn w:val="703"/>
+    <w:basedOn w:val="884"/>
     <w:uiPriority w:val="99"/>
     <w:pPr>
       <w:pBdr/>
@@ -27723,9 +27845,9 @@
       </w:tcPr>
     </w:tblStylePr>
   </w:style>
-  <w:style w:type="table" w:styleId="121">
+  <w:style w:type="table" w:styleId="833">
     <w:name w:val="Lined - Accent 4"/>
-    <w:basedOn w:val="703"/>
+    <w:basedOn w:val="884"/>
     <w:uiPriority w:val="99"/>
     <w:pPr>
       <w:pBdr/>
@@ -27960,9 +28082,9 @@
       </w:tcPr>
     </w:tblStylePr>
   </w:style>
-  <w:style w:type="table" w:styleId="122">
+  <w:style w:type="table" w:styleId="834">
     <w:name w:val="Lined - Accent 5"/>
-    <w:basedOn w:val="703"/>
+    <w:basedOn w:val="884"/>
     <w:uiPriority w:val="99"/>
     <w:pPr>
       <w:pBdr/>
@@ -28197,9 +28319,9 @@
       </w:tcPr>
     </w:tblStylePr>
   </w:style>
-  <w:style w:type="table" w:styleId="123">
+  <w:style w:type="table" w:styleId="835">
     <w:name w:val="Lined - Accent 6"/>
-    <w:basedOn w:val="703"/>
+    <w:basedOn w:val="884"/>
     <w:uiPriority w:val="99"/>
     <w:pPr>
       <w:pBdr/>
@@ -28434,9 +28556,9 @@
       </w:tcPr>
     </w:tblStylePr>
   </w:style>
-  <w:style w:type="table" w:styleId="124">
+  <w:style w:type="table" w:styleId="836">
     <w:name w:val="Bordered &amp; Lined - Accent"/>
-    <w:basedOn w:val="703"/>
+    <w:basedOn w:val="884"/>
     <w:uiPriority w:val="99"/>
     <w:pPr>
       <w:pBdr/>
@@ -28678,9 +28800,9 @@
       </w:tcPr>
     </w:tblStylePr>
   </w:style>
-  <w:style w:type="table" w:styleId="125">
+  <w:style w:type="table" w:styleId="837">
     <w:name w:val="Bordered &amp; Lined - Accent 1"/>
-    <w:basedOn w:val="703"/>
+    <w:basedOn w:val="884"/>
     <w:uiPriority w:val="99"/>
     <w:pPr>
       <w:pBdr/>
@@ -28922,9 +29044,9 @@
       </w:tcPr>
     </w:tblStylePr>
   </w:style>
-  <w:style w:type="table" w:styleId="126">
+  <w:style w:type="table" w:styleId="838">
     <w:name w:val="Bordered &amp; Lined - Accent 2"/>
-    <w:basedOn w:val="703"/>
+    <w:basedOn w:val="884"/>
     <w:uiPriority w:val="99"/>
     <w:pPr>
       <w:pBdr/>
@@ -29166,9 +29288,9 @@
       </w:tcPr>
     </w:tblStylePr>
   </w:style>
-  <w:style w:type="table" w:styleId="127">
+  <w:style w:type="table" w:styleId="839">
     <w:name w:val="Bordered &amp; Lined - Accent 3"/>
-    <w:basedOn w:val="703"/>
+    <w:basedOn w:val="884"/>
     <w:uiPriority w:val="99"/>
     <w:pPr>
       <w:pBdr/>
@@ -29410,9 +29532,9 @@
       </w:tcPr>
     </w:tblStylePr>
   </w:style>
-  <w:style w:type="table" w:styleId="128">
+  <w:style w:type="table" w:styleId="840">
     <w:name w:val="Bordered &amp; Lined - Accent 4"/>
-    <w:basedOn w:val="703"/>
+    <w:basedOn w:val="884"/>
     <w:uiPriority w:val="99"/>
     <w:pPr>
       <w:pBdr/>
@@ -29654,9 +29776,9 @@
       </w:tcPr>
     </w:tblStylePr>
   </w:style>
-  <w:style w:type="table" w:styleId="129">
+  <w:style w:type="table" w:styleId="841">
     <w:name w:val="Bordered &amp; Lined - Accent 5"/>
-    <w:basedOn w:val="703"/>
+    <w:basedOn w:val="884"/>
     <w:uiPriority w:val="99"/>
     <w:pPr>
       <w:pBdr/>
@@ -29898,9 +30020,9 @@
       </w:tcPr>
     </w:tblStylePr>
   </w:style>
-  <w:style w:type="table" w:styleId="130">
+  <w:style w:type="table" w:styleId="842">
     <w:name w:val="Bordered &amp; Lined - Accent 6"/>
-    <w:basedOn w:val="703"/>
+    <w:basedOn w:val="884"/>
     <w:uiPriority w:val="99"/>
     <w:pPr>
       <w:pBdr/>
@@ -30142,9 +30264,9 @@
       </w:tcPr>
     </w:tblStylePr>
   </w:style>
-  <w:style w:type="table" w:styleId="131">
+  <w:style w:type="table" w:styleId="843">
     <w:name w:val="Bordered"/>
-    <w:basedOn w:val="703"/>
+    <w:basedOn w:val="884"/>
     <w:uiPriority w:val="99"/>
     <w:pPr>
       <w:pBdr/>
@@ -30373,9 +30495,9 @@
       </w:tcPr>
     </w:tblStylePr>
   </w:style>
-  <w:style w:type="table" w:styleId="132">
+  <w:style w:type="table" w:styleId="844">
     <w:name w:val="Bordered - Accent 1"/>
-    <w:basedOn w:val="703"/>
+    <w:basedOn w:val="884"/>
     <w:uiPriority w:val="99"/>
     <w:pPr>
       <w:pBdr/>
@@ -30604,9 +30726,9 @@
       </w:tcPr>
     </w:tblStylePr>
   </w:style>
-  <w:style w:type="table" w:styleId="133">
+  <w:style w:type="table" w:styleId="845">
     <w:name w:val="Bordered - Accent 2"/>
-    <w:basedOn w:val="703"/>
+    <w:basedOn w:val="884"/>
     <w:uiPriority w:val="99"/>
     <w:pPr>
       <w:pBdr/>
@@ -30835,9 +30957,9 @@
       </w:tcPr>
     </w:tblStylePr>
   </w:style>
-  <w:style w:type="table" w:styleId="134">
+  <w:style w:type="table" w:styleId="846">
     <w:name w:val="Bordered - Accent 3"/>
-    <w:basedOn w:val="703"/>
+    <w:basedOn w:val="884"/>
     <w:uiPriority w:val="99"/>
     <w:pPr>
       <w:pBdr/>
@@ -31066,9 +31188,9 @@
       </w:tcPr>
     </w:tblStylePr>
   </w:style>
-  <w:style w:type="table" w:styleId="135">
+  <w:style w:type="table" w:styleId="847">
     <w:name w:val="Bordered - Accent 4"/>
-    <w:basedOn w:val="703"/>
+    <w:basedOn w:val="884"/>
     <w:uiPriority w:val="99"/>
     <w:pPr>
       <w:pBdr/>
@@ -31297,9 +31419,9 @@
       </w:tcPr>
     </w:tblStylePr>
   </w:style>
-  <w:style w:type="table" w:styleId="136">
+  <w:style w:type="table" w:styleId="848">
     <w:name w:val="Bordered - Accent 5"/>
-    <w:basedOn w:val="703"/>
+    <w:basedOn w:val="884"/>
     <w:uiPriority w:val="99"/>
     <w:pPr>
       <w:pBdr/>
@@ -31528,9 +31650,9 @@
       </w:tcPr>
     </w:tblStylePr>
   </w:style>
-  <w:style w:type="table" w:styleId="137">
+  <w:style w:type="table" w:styleId="849">
     <w:name w:val="Bordered - Accent 6"/>
-    <w:basedOn w:val="703"/>
+    <w:basedOn w:val="884"/>
     <w:uiPriority w:val="99"/>
     <w:pPr>
       <w:pBdr/>
@@ -31759,10 +31881,10 @@
       </w:tcPr>
     </w:tblStylePr>
   </w:style>
-  <w:style w:type="paragraph" w:styleId="181">
+  <w:style w:type="paragraph" w:styleId="850">
     <w:name w:val="footnote text"/>
-    <w:basedOn w:val="688"/>
-    <w:link w:val="182"/>
+    <w:basedOn w:val="869"/>
+    <w:link w:val="851"/>
     <w:uiPriority w:val="99"/>
     <w:semiHidden/>
     <w:unhideWhenUsed/>
@@ -31776,10 +31898,10 @@
       <w:szCs w:val="20"/>
     </w:rPr>
   </w:style>
-  <w:style w:type="character" w:styleId="182">
+  <w:style w:type="character" w:styleId="851">
     <w:name w:val="Footnote Text Char"/>
-    <w:basedOn w:val="702"/>
-    <w:link w:val="181"/>
+    <w:basedOn w:val="883"/>
+    <w:link w:val="850"/>
     <w:uiPriority w:val="99"/>
     <w:semiHidden/>
     <w:pPr>
@@ -31792,9 +31914,9 @@
       <w:szCs w:val="20"/>
     </w:rPr>
   </w:style>
-  <w:style w:type="character" w:styleId="183">
+  <w:style w:type="character" w:styleId="852">
     <w:name w:val="footnote reference"/>
-    <w:basedOn w:val="702"/>
+    <w:basedOn w:val="883"/>
     <w:uiPriority w:val="99"/>
     <w:semiHidden/>
     <w:unhideWhenUsed/>
@@ -31807,10 +31929,10 @@
       <w:vertAlign w:val="superscript"/>
     </w:rPr>
   </w:style>
-  <w:style w:type="paragraph" w:styleId="184">
+  <w:style w:type="paragraph" w:styleId="853">
     <w:name w:val="endnote text"/>
-    <w:basedOn w:val="688"/>
-    <w:link w:val="185"/>
+    <w:basedOn w:val="869"/>
+    <w:link w:val="854"/>
     <w:uiPriority w:val="99"/>
     <w:semiHidden/>
     <w:unhideWhenUsed/>
@@ -31824,10 +31946,10 @@
       <w:szCs w:val="20"/>
     </w:rPr>
   </w:style>
-  <w:style w:type="character" w:styleId="185">
+  <w:style w:type="character" w:styleId="854">
     <w:name w:val="Endnote Text Char"/>
-    <w:basedOn w:val="702"/>
-    <w:link w:val="184"/>
+    <w:basedOn w:val="883"/>
+    <w:link w:val="853"/>
     <w:uiPriority w:val="99"/>
     <w:semiHidden/>
     <w:pPr>
@@ -31840,9 +31962,9 @@
       <w:szCs w:val="20"/>
     </w:rPr>
   </w:style>
-  <w:style w:type="character" w:styleId="186">
+  <w:style w:type="character" w:styleId="855">
     <w:name w:val="endnote reference"/>
-    <w:basedOn w:val="702"/>
+    <w:basedOn w:val="883"/>
     <w:uiPriority w:val="99"/>
     <w:semiHidden/>
     <w:unhideWhenUsed/>
@@ -31855,9 +31977,9 @@
       <w:vertAlign w:val="superscript"/>
     </w:rPr>
   </w:style>
-  <w:style w:type="character" w:styleId="187">
+  <w:style w:type="character" w:styleId="856">
     <w:name w:val="Hyperlink"/>
-    <w:basedOn w:val="702"/>
+    <w:basedOn w:val="883"/>
     <w:uiPriority w:val="99"/>
     <w:unhideWhenUsed/>
     <w:pPr>
@@ -31870,9 +31992,9 @@
       <w:u w:val="single"/>
     </w:rPr>
   </w:style>
-  <w:style w:type="character" w:styleId="188">
+  <w:style w:type="character" w:styleId="857">
     <w:name w:val="FollowedHyperlink"/>
-    <w:basedOn w:val="702"/>
+    <w:basedOn w:val="883"/>
     <w:uiPriority w:val="99"/>
     <w:semiHidden/>
     <w:unhideWhenUsed/>
@@ -31886,10 +32008,10 @@
       <w:u w:val="single"/>
     </w:rPr>
   </w:style>
-  <w:style w:type="paragraph" w:styleId="189">
+  <w:style w:type="paragraph" w:styleId="858">
     <w:name w:val="toc 1"/>
-    <w:basedOn w:val="688"/>
-    <w:next w:val="688"/>
+    <w:basedOn w:val="869"/>
+    <w:next w:val="869"/>
     <w:uiPriority w:val="39"/>
     <w:unhideWhenUsed/>
     <w:pPr>
@@ -31898,10 +32020,10 @@
       <w:ind/>
     </w:pPr>
   </w:style>
-  <w:style w:type="paragraph" w:styleId="190">
+  <w:style w:type="paragraph" w:styleId="859">
     <w:name w:val="toc 2"/>
-    <w:basedOn w:val="688"/>
-    <w:next w:val="688"/>
+    <w:basedOn w:val="869"/>
+    <w:next w:val="869"/>
     <w:uiPriority w:val="39"/>
     <w:unhideWhenUsed/>
     <w:pPr>
@@ -31910,10 +32032,10 @@
       <w:ind w:left="220"/>
     </w:pPr>
   </w:style>
-  <w:style w:type="paragraph" w:styleId="191">
+  <w:style w:type="paragraph" w:styleId="860">
     <w:name w:val="toc 3"/>
-    <w:basedOn w:val="688"/>
-    <w:next w:val="688"/>
+    <w:basedOn w:val="869"/>
+    <w:next w:val="869"/>
     <w:uiPriority w:val="39"/>
     <w:unhideWhenUsed/>
     <w:pPr>
@@ -31922,10 +32044,10 @@
       <w:ind w:left="440"/>
     </w:pPr>
   </w:style>
-  <w:style w:type="paragraph" w:styleId="192">
+  <w:style w:type="paragraph" w:styleId="861">
     <w:name w:val="toc 4"/>
-    <w:basedOn w:val="688"/>
-    <w:next w:val="688"/>
+    <w:basedOn w:val="869"/>
+    <w:next w:val="869"/>
     <w:uiPriority w:val="39"/>
     <w:unhideWhenUsed/>
     <w:pPr>
@@ -31934,10 +32056,10 @@
       <w:ind w:left="660"/>
     </w:pPr>
   </w:style>
-  <w:style w:type="paragraph" w:styleId="193">
+  <w:style w:type="paragraph" w:styleId="862">
     <w:name w:val="toc 5"/>
-    <w:basedOn w:val="688"/>
-    <w:next w:val="688"/>
+    <w:basedOn w:val="869"/>
+    <w:next w:val="869"/>
     <w:uiPriority w:val="39"/>
     <w:unhideWhenUsed/>
     <w:pPr>
@@ -31946,10 +32068,10 @@
       <w:ind w:left="880"/>
     </w:pPr>
   </w:style>
-  <w:style w:type="paragraph" w:styleId="194">
+  <w:style w:type="paragraph" w:styleId="863">
     <w:name w:val="toc 6"/>
-    <w:basedOn w:val="688"/>
-    <w:next w:val="688"/>
+    <w:basedOn w:val="869"/>
+    <w:next w:val="869"/>
     <w:uiPriority w:val="39"/>
     <w:unhideWhenUsed/>
     <w:pPr>
@@ -31958,10 +32080,10 @@
       <w:ind w:left="1100"/>
     </w:pPr>
   </w:style>
-  <w:style w:type="paragraph" w:styleId="195">
+  <w:style w:type="paragraph" w:styleId="864">
     <w:name w:val="toc 7"/>
-    <w:basedOn w:val="688"/>
-    <w:next w:val="688"/>
+    <w:basedOn w:val="869"/>
+    <w:next w:val="869"/>
     <w:uiPriority w:val="39"/>
     <w:unhideWhenUsed/>
     <w:pPr>
@@ -31970,10 +32092,10 @@
       <w:ind w:left="1320"/>
     </w:pPr>
   </w:style>
-  <w:style w:type="paragraph" w:styleId="196">
+  <w:style w:type="paragraph" w:styleId="865">
     <w:name w:val="toc 8"/>
-    <w:basedOn w:val="688"/>
-    <w:next w:val="688"/>
+    <w:basedOn w:val="869"/>
+    <w:next w:val="869"/>
     <w:uiPriority w:val="39"/>
     <w:unhideWhenUsed/>
     <w:pPr>
@@ -31982,10 +32104,10 @@
       <w:ind w:left="1540"/>
     </w:pPr>
   </w:style>
-  <w:style w:type="paragraph" w:styleId="197">
+  <w:style w:type="paragraph" w:styleId="866">
     <w:name w:val="toc 9"/>
-    <w:basedOn w:val="688"/>
-    <w:next w:val="688"/>
+    <w:basedOn w:val="869"/>
+    <w:next w:val="869"/>
     <w:uiPriority w:val="39"/>
     <w:unhideWhenUsed/>
     <w:pPr>
@@ -31994,9 +32116,9 @@
       <w:ind w:left="1760"/>
     </w:pPr>
   </w:style>
-  <w:style w:type="character" w:styleId="198">
+  <w:style w:type="character" w:styleId="867">
     <w:name w:val="Placeholder Text"/>
-    <w:basedOn w:val="702"/>
+    <w:basedOn w:val="883"/>
     <w:uiPriority w:val="99"/>
     <w:semiHidden/>
     <w:pPr>
@@ -32008,10 +32130,10 @@
       <w:color w:val="666666"/>
     </w:rPr>
   </w:style>
-  <w:style w:type="paragraph" w:styleId="209">
+  <w:style w:type="paragraph" w:styleId="868">
     <w:name w:val="table of figures"/>
-    <w:basedOn w:val="688"/>
-    <w:next w:val="688"/>
+    <w:basedOn w:val="869"/>
+    <w:next w:val="869"/>
     <w:uiPriority w:val="99"/>
     <w:unhideWhenUsed/>
     <w:pPr>
@@ -32020,7 +32142,7 @@
       <w:ind/>
     </w:pPr>
   </w:style>
-  <w:style w:type="paragraph" w:styleId="688" w:default="1">
+  <w:style w:type="paragraph" w:styleId="869" w:default="1">
     <w:name w:val="Normal"/>
     <w:qFormat/>
     <w:pPr>
@@ -32034,10 +32156,10 @@
       <w:sz w:val="22"/>
     </w:rPr>
   </w:style>
-  <w:style w:type="paragraph" w:styleId="689">
+  <w:style w:type="paragraph" w:styleId="870">
     <w:name w:val="Header"/>
-    <w:basedOn w:val="688"/>
-    <w:link w:val="690"/>
+    <w:basedOn w:val="869"/>
+    <w:link w:val="871"/>
     <w:uiPriority w:val="99"/>
     <w:unhideWhenUsed/>
     <w:pPr>
@@ -32050,10 +32172,10 @@
       <w:ind/>
     </w:pPr>
   </w:style>
-  <w:style w:type="character" w:styleId="690" w:customStyle="1">
+  <w:style w:type="character" w:styleId="871" w:customStyle="1">
     <w:name w:val="Header Char"/>
-    <w:basedOn w:val="702"/>
-    <w:link w:val="689"/>
+    <w:basedOn w:val="883"/>
+    <w:link w:val="870"/>
     <w:uiPriority w:val="99"/>
     <w:pPr>
       <w:pBdr/>
@@ -32061,10 +32183,10 @@
       <w:ind/>
     </w:pPr>
   </w:style>
-  <w:style w:type="paragraph" w:styleId="691">
+  <w:style w:type="paragraph" w:styleId="872">
     <w:name w:val="Footer"/>
-    <w:basedOn w:val="688"/>
-    <w:link w:val="692"/>
+    <w:basedOn w:val="869"/>
+    <w:link w:val="873"/>
     <w:uiPriority w:val="99"/>
     <w:unhideWhenUsed/>
     <w:pPr>
@@ -32077,10 +32199,10 @@
       <w:ind/>
     </w:pPr>
   </w:style>
-  <w:style w:type="character" w:styleId="692" w:customStyle="1">
+  <w:style w:type="character" w:styleId="873" w:customStyle="1">
     <w:name w:val="Footer Char"/>
-    <w:basedOn w:val="702"/>
-    <w:link w:val="691"/>
+    <w:basedOn w:val="883"/>
+    <w:link w:val="872"/>
     <w:uiPriority w:val="99"/>
     <w:pPr>
       <w:pBdr/>
@@ -32088,11 +32210,11 @@
       <w:ind/>
     </w:pPr>
   </w:style>
-  <w:style w:type="paragraph" w:styleId="693">
+  <w:style w:type="paragraph" w:styleId="874">
     <w:name w:val="Heading 1"/>
-    <w:basedOn w:val="688"/>
-    <w:next w:val="688"/>
-    <w:link w:val="706"/>
+    <w:basedOn w:val="869"/>
+    <w:next w:val="869"/>
+    <w:link w:val="887"/>
     <w:uiPriority w:val="9"/>
     <w:qFormat/>
     <w:pPr>
@@ -32112,11 +32234,11 @@
       <w:szCs w:val="28"/>
     </w:rPr>
   </w:style>
-  <w:style w:type="paragraph" w:styleId="694">
+  <w:style w:type="paragraph" w:styleId="875">
     <w:name w:val="Heading 2"/>
-    <w:basedOn w:val="688"/>
-    <w:next w:val="688"/>
-    <w:link w:val="707"/>
+    <w:basedOn w:val="869"/>
+    <w:next w:val="869"/>
+    <w:link w:val="888"/>
     <w:uiPriority w:val="9"/>
     <w:unhideWhenUsed/>
     <w:qFormat/>
@@ -32137,11 +32259,11 @@
       <w:szCs w:val="26"/>
     </w:rPr>
   </w:style>
-  <w:style w:type="paragraph" w:styleId="695">
+  <w:style w:type="paragraph" w:styleId="876">
     <w:name w:val="Heading 3"/>
-    <w:basedOn w:val="688"/>
-    <w:next w:val="688"/>
-    <w:link w:val="708"/>
+    <w:basedOn w:val="869"/>
+    <w:next w:val="869"/>
+    <w:link w:val="889"/>
     <w:uiPriority w:val="9"/>
     <w:unhideWhenUsed/>
     <w:qFormat/>
@@ -32160,11 +32282,11 @@
       <w:color w:val="4f81bd" w:themeColor="accent1"/>
     </w:rPr>
   </w:style>
-  <w:style w:type="paragraph" w:styleId="696">
+  <w:style w:type="paragraph" w:styleId="877">
     <w:name w:val="Heading 4"/>
-    <w:basedOn w:val="688"/>
-    <w:next w:val="688"/>
-    <w:link w:val="736"/>
+    <w:basedOn w:val="869"/>
+    <w:next w:val="869"/>
+    <w:link w:val="917"/>
     <w:uiPriority w:val="9"/>
     <w:semiHidden/>
     <w:unhideWhenUsed/>
@@ -32186,11 +32308,11 @@
       <w:color w:val="4f81bd" w:themeColor="accent1"/>
     </w:rPr>
   </w:style>
-  <w:style w:type="paragraph" w:styleId="697">
+  <w:style w:type="paragraph" w:styleId="878">
     <w:name w:val="Heading 5"/>
-    <w:basedOn w:val="688"/>
-    <w:next w:val="688"/>
-    <w:link w:val="737"/>
+    <w:basedOn w:val="869"/>
+    <w:next w:val="869"/>
+    <w:link w:val="918"/>
     <w:uiPriority w:val="9"/>
     <w:semiHidden/>
     <w:unhideWhenUsed/>
@@ -32208,11 +32330,11 @@
       <w:color w:val="243f60" w:themeColor="accent1" w:themeShade="7F"/>
     </w:rPr>
   </w:style>
-  <w:style w:type="paragraph" w:styleId="698">
+  <w:style w:type="paragraph" w:styleId="879">
     <w:name w:val="Heading 6"/>
-    <w:basedOn w:val="688"/>
-    <w:next w:val="688"/>
-    <w:link w:val="738"/>
+    <w:basedOn w:val="869"/>
+    <w:next w:val="869"/>
+    <w:link w:val="919"/>
     <w:uiPriority w:val="9"/>
     <w:semiHidden/>
     <w:unhideWhenUsed/>
@@ -32232,11 +32354,11 @@
       <w:color w:val="243f60" w:themeColor="accent1" w:themeShade="7F"/>
     </w:rPr>
   </w:style>
-  <w:style w:type="paragraph" w:styleId="699">
+  <w:style w:type="paragraph" w:styleId="880">
     <w:name w:val="Heading 7"/>
-    <w:basedOn w:val="688"/>
-    <w:next w:val="688"/>
-    <w:link w:val="739"/>
+    <w:basedOn w:val="869"/>
+    <w:next w:val="869"/>
+    <w:link w:val="920"/>
     <w:uiPriority w:val="9"/>
     <w:semiHidden/>
     <w:unhideWhenUsed/>
@@ -32256,11 +32378,11 @@
       <w:color w:val="404040" w:themeColor="text1" w:themeTint="BF"/>
     </w:rPr>
   </w:style>
-  <w:style w:type="paragraph" w:styleId="700">
+  <w:style w:type="paragraph" w:styleId="881">
     <w:name w:val="Heading 8"/>
-    <w:basedOn w:val="688"/>
-    <w:next w:val="688"/>
-    <w:link w:val="740"/>
+    <w:basedOn w:val="869"/>
+    <w:next w:val="869"/>
+    <w:link w:val="921"/>
     <w:uiPriority w:val="9"/>
     <w:semiHidden/>
     <w:unhideWhenUsed/>
@@ -32280,11 +32402,11 @@
       <w:szCs w:val="20"/>
     </w:rPr>
   </w:style>
-  <w:style w:type="paragraph" w:styleId="701">
+  <w:style w:type="paragraph" w:styleId="882">
     <w:name w:val="Heading 9"/>
-    <w:basedOn w:val="688"/>
-    <w:next w:val="688"/>
-    <w:link w:val="741"/>
+    <w:basedOn w:val="869"/>
+    <w:next w:val="869"/>
+    <w:link w:val="922"/>
     <w:uiPriority w:val="9"/>
     <w:semiHidden/>
     <w:unhideWhenUsed/>
@@ -32306,7 +32428,7 @@
       <w:szCs w:val="20"/>
     </w:rPr>
   </w:style>
-  <w:style w:type="character" w:styleId="702" w:default="1">
+  <w:style w:type="character" w:styleId="883" w:default="1">
     <w:name w:val="Default Paragraph Font"/>
     <w:uiPriority w:val="1"/>
     <w:semiHidden/>
@@ -32317,7 +32439,7 @@
       <w:ind/>
     </w:pPr>
   </w:style>
-  <w:style w:type="table" w:styleId="703" w:default="1">
+  <w:style w:type="table" w:styleId="884" w:default="1">
     <w:name w:val="Normal Table"/>
     <w:uiPriority w:val="99"/>
     <w:semiHidden/>
@@ -32510,7 +32632,7 @@
       </w:tcPr>
     </w:tblStylePr>
   </w:style>
-  <w:style w:type="numbering" w:styleId="704" w:default="1">
+  <w:style w:type="numbering" w:styleId="885" w:default="1">
     <w:name w:val="No List"/>
     <w:uiPriority w:val="99"/>
     <w:semiHidden/>
@@ -32521,7 +32643,7 @@
       <w:ind/>
     </w:pPr>
   </w:style>
-  <w:style w:type="paragraph" w:styleId="705">
+  <w:style w:type="paragraph" w:styleId="886">
     <w:name w:val="No Spacing"/>
     <w:uiPriority w:val="1"/>
     <w:qFormat/>
@@ -32531,10 +32653,10 @@
       <w:ind/>
     </w:pPr>
   </w:style>
-  <w:style w:type="character" w:styleId="706" w:customStyle="1">
+  <w:style w:type="character" w:styleId="887" w:customStyle="1">
     <w:name w:val="Heading 1 Char"/>
-    <w:basedOn w:val="702"/>
-    <w:link w:val="693"/>
+    <w:basedOn w:val="883"/>
+    <w:link w:val="874"/>
     <w:uiPriority w:val="9"/>
     <w:pPr>
       <w:pBdr/>
@@ -32550,10 +32672,10 @@
       <w:szCs w:val="28"/>
     </w:rPr>
   </w:style>
-  <w:style w:type="character" w:styleId="707" w:customStyle="1">
+  <w:style w:type="character" w:styleId="888" w:customStyle="1">
     <w:name w:val="Heading 2 Char"/>
-    <w:basedOn w:val="702"/>
-    <w:link w:val="694"/>
+    <w:basedOn w:val="883"/>
+    <w:link w:val="875"/>
     <w:uiPriority w:val="9"/>
     <w:pPr>
       <w:pBdr/>
@@ -32569,10 +32691,10 @@
       <w:szCs w:val="26"/>
     </w:rPr>
   </w:style>
-  <w:style w:type="character" w:styleId="708" w:customStyle="1">
+  <w:style w:type="character" w:styleId="889" w:customStyle="1">
     <w:name w:val="Heading 3 Char"/>
-    <w:basedOn w:val="702"/>
-    <w:link w:val="695"/>
+    <w:basedOn w:val="883"/>
+    <w:link w:val="876"/>
     <w:uiPriority w:val="9"/>
     <w:pPr>
       <w:pBdr/>
@@ -32586,11 +32708,11 @@
       <w:color w:val="4f81bd" w:themeColor="accent1"/>
     </w:rPr>
   </w:style>
-  <w:style w:type="paragraph" w:styleId="709">
+  <w:style w:type="paragraph" w:styleId="890">
     <w:name w:val="Title"/>
-    <w:basedOn w:val="688"/>
-    <w:next w:val="688"/>
-    <w:link w:val="710"/>
+    <w:basedOn w:val="869"/>
+    <w:next w:val="869"/>
+    <w:link w:val="891"/>
     <w:uiPriority w:val="10"/>
     <w:qFormat/>
     <w:pPr>
@@ -32609,10 +32731,10 @@
       <w:szCs w:val="52"/>
     </w:rPr>
   </w:style>
-  <w:style w:type="character" w:styleId="710" w:customStyle="1">
+  <w:style w:type="character" w:styleId="891" w:customStyle="1">
     <w:name w:val="Title Char"/>
-    <w:basedOn w:val="702"/>
-    <w:link w:val="709"/>
+    <w:basedOn w:val="883"/>
+    <w:link w:val="890"/>
     <w:uiPriority w:val="10"/>
     <w:pPr>
       <w:pBdr/>
@@ -32627,11 +32749,11 @@
       <w:szCs w:val="52"/>
     </w:rPr>
   </w:style>
-  <w:style w:type="paragraph" w:styleId="711">
+  <w:style w:type="paragraph" w:styleId="892">
     <w:name w:val="Subtitle"/>
-    <w:basedOn w:val="688"/>
-    <w:next w:val="688"/>
-    <w:link w:val="712"/>
+    <w:basedOn w:val="869"/>
+    <w:next w:val="869"/>
+    <w:link w:val="893"/>
     <w:uiPriority w:val="11"/>
     <w:qFormat/>
     <w:pPr>
@@ -32652,10 +32774,10 @@
       <w:szCs w:val="24"/>
     </w:rPr>
   </w:style>
-  <w:style w:type="character" w:styleId="712" w:customStyle="1">
+  <w:style w:type="character" w:styleId="893" w:customStyle="1">
     <w:name w:val="Subtitle Char"/>
-    <w:basedOn w:val="702"/>
-    <w:link w:val="711"/>
+    <w:basedOn w:val="883"/>
+    <w:link w:val="892"/>
     <w:uiPriority w:val="11"/>
     <w:pPr>
       <w:pBdr/>
@@ -32672,9 +32794,9 @@
       <w:szCs w:val="24"/>
     </w:rPr>
   </w:style>
-  <w:style w:type="paragraph" w:styleId="713">
+  <w:style w:type="paragraph" w:styleId="894">
     <w:name w:val="List Paragraph"/>
-    <w:basedOn w:val="688"/>
+    <w:basedOn w:val="869"/>
     <w:uiPriority w:val="34"/>
     <w:qFormat/>
     <w:pPr>
@@ -32684,10 +32806,10 @@
       <w:contextualSpacing w:val="true"/>
     </w:pPr>
   </w:style>
-  <w:style w:type="paragraph" w:styleId="714">
+  <w:style w:type="paragraph" w:styleId="895">
     <w:name w:val="Body Text"/>
-    <w:basedOn w:val="688"/>
-    <w:link w:val="715"/>
+    <w:basedOn w:val="869"/>
+    <w:link w:val="896"/>
     <w:uiPriority w:val="99"/>
     <w:unhideWhenUsed/>
     <w:pPr>
@@ -32696,10 +32818,10 @@
       <w:ind/>
     </w:pPr>
   </w:style>
-  <w:style w:type="character" w:styleId="715" w:customStyle="1">
+  <w:style w:type="character" w:styleId="896" w:customStyle="1">
     <w:name w:val="Body Text Char"/>
-    <w:basedOn w:val="702"/>
-    <w:link w:val="714"/>
+    <w:basedOn w:val="883"/>
+    <w:link w:val="895"/>
     <w:uiPriority w:val="99"/>
     <w:pPr>
       <w:pBdr/>
@@ -32707,10 +32829,10 @@
       <w:ind/>
     </w:pPr>
   </w:style>
-  <w:style w:type="paragraph" w:styleId="716">
+  <w:style w:type="paragraph" w:styleId="897">
     <w:name w:val="Body Text 2"/>
-    <w:basedOn w:val="688"/>
-    <w:link w:val="717"/>
+    <w:basedOn w:val="869"/>
+    <w:link w:val="898"/>
     <w:uiPriority w:val="99"/>
     <w:unhideWhenUsed/>
     <w:pPr>
@@ -32719,10 +32841,10 @@
       <w:ind/>
     </w:pPr>
   </w:style>
-  <w:style w:type="character" w:styleId="717" w:customStyle="1">
+  <w:style w:type="character" w:styleId="898" w:customStyle="1">
     <w:name w:val="Body Text 2 Char"/>
-    <w:basedOn w:val="702"/>
-    <w:link w:val="716"/>
+    <w:basedOn w:val="883"/>
+    <w:link w:val="897"/>
     <w:uiPriority w:val="99"/>
     <w:pPr>
       <w:pBdr/>
@@ -32730,10 +32852,10 @@
       <w:ind/>
     </w:pPr>
   </w:style>
-  <w:style w:type="paragraph" w:styleId="718">
+  <w:style w:type="paragraph" w:styleId="899">
     <w:name w:val="Body Text 3"/>
-    <w:basedOn w:val="688"/>
-    <w:link w:val="719"/>
+    <w:basedOn w:val="869"/>
+    <w:link w:val="900"/>
     <w:uiPriority w:val="99"/>
     <w:unhideWhenUsed/>
     <w:pPr>
@@ -32746,10 +32868,10 @@
       <w:szCs w:val="16"/>
     </w:rPr>
   </w:style>
-  <w:style w:type="character" w:styleId="719" w:customStyle="1">
+  <w:style w:type="character" w:styleId="900" w:customStyle="1">
     <w:name w:val="Body Text 3 Char"/>
-    <w:basedOn w:val="702"/>
-    <w:link w:val="718"/>
+    <w:basedOn w:val="883"/>
+    <w:link w:val="899"/>
     <w:uiPriority w:val="99"/>
     <w:pPr>
       <w:pBdr/>
@@ -32761,9 +32883,9 @@
       <w:szCs w:val="16"/>
     </w:rPr>
   </w:style>
-  <w:style w:type="paragraph" w:styleId="720">
+  <w:style w:type="paragraph" w:styleId="901">
     <w:name w:val="List"/>
-    <w:basedOn w:val="688"/>
+    <w:basedOn w:val="869"/>
     <w:uiPriority w:val="99"/>
     <w:unhideWhenUsed/>
     <w:pPr>
@@ -32773,9 +32895,9 @@
       <w:contextualSpacing w:val="true"/>
     </w:pPr>
   </w:style>
-  <w:style w:type="paragraph" w:styleId="721">
+  <w:style w:type="paragraph" w:styleId="902">
     <w:name w:val="List 2"/>
-    <w:basedOn w:val="688"/>
+    <w:basedOn w:val="869"/>
     <w:uiPriority w:val="99"/>
     <w:unhideWhenUsed/>
     <w:pPr>
@@ -32785,9 +32907,9 @@
       <w:contextualSpacing w:val="true"/>
     </w:pPr>
   </w:style>
-  <w:style w:type="paragraph" w:styleId="722">
+  <w:style w:type="paragraph" w:styleId="903">
     <w:name w:val="List 3"/>
-    <w:basedOn w:val="688"/>
+    <w:basedOn w:val="869"/>
     <w:uiPriority w:val="99"/>
     <w:unhideWhenUsed/>
     <w:pPr>
@@ -32797,9 +32919,9 @@
       <w:contextualSpacing w:val="true"/>
     </w:pPr>
   </w:style>
-  <w:style w:type="paragraph" w:styleId="723">
+  <w:style w:type="paragraph" w:styleId="904">
     <w:name w:val="List Bullet"/>
-    <w:basedOn w:val="688"/>
+    <w:basedOn w:val="869"/>
     <w:uiPriority w:val="99"/>
     <w:unhideWhenUsed/>
     <w:pPr>
@@ -32812,9 +32934,9 @@
       <w:contextualSpacing w:val="true"/>
     </w:pPr>
   </w:style>
-  <w:style w:type="paragraph" w:styleId="724">
+  <w:style w:type="paragraph" w:styleId="905">
     <w:name w:val="List Bullet 2"/>
-    <w:basedOn w:val="688"/>
+    <w:basedOn w:val="869"/>
     <w:uiPriority w:val="99"/>
     <w:unhideWhenUsed/>
     <w:pPr>
@@ -32827,9 +32949,9 @@
       <w:contextualSpacing w:val="true"/>
     </w:pPr>
   </w:style>
-  <w:style w:type="paragraph" w:styleId="725">
+  <w:style w:type="paragraph" w:styleId="906">
     <w:name w:val="List Bullet 3"/>
-    <w:basedOn w:val="688"/>
+    <w:basedOn w:val="869"/>
     <w:uiPriority w:val="99"/>
     <w:unhideWhenUsed/>
     <w:pPr>
@@ -32842,9 +32964,9 @@
       <w:contextualSpacing w:val="true"/>
     </w:pPr>
   </w:style>
-  <w:style w:type="paragraph" w:styleId="726">
+  <w:style w:type="paragraph" w:styleId="907">
     <w:name w:val="List Number"/>
-    <w:basedOn w:val="688"/>
+    <w:basedOn w:val="869"/>
     <w:uiPriority w:val="99"/>
     <w:unhideWhenUsed/>
     <w:pPr>
@@ -32857,9 +32979,9 @@
       <w:contextualSpacing w:val="true"/>
     </w:pPr>
   </w:style>
-  <w:style w:type="paragraph" w:styleId="727">
+  <w:style w:type="paragraph" w:styleId="908">
     <w:name w:val="List Number 2"/>
-    <w:basedOn w:val="688"/>
+    <w:basedOn w:val="869"/>
     <w:uiPriority w:val="99"/>
     <w:unhideWhenUsed/>
     <w:pPr>
@@ -32872,9 +32994,9 @@
       <w:contextualSpacing w:val="true"/>
     </w:pPr>
   </w:style>
-  <w:style w:type="paragraph" w:styleId="728">
+  <w:style w:type="paragraph" w:styleId="909">
     <w:name w:val="List Number 3"/>
-    <w:basedOn w:val="688"/>
+    <w:basedOn w:val="869"/>
     <w:uiPriority w:val="99"/>
     <w:unhideWhenUsed/>
     <w:pPr>
@@ -32887,9 +33009,9 @@
       <w:contextualSpacing w:val="true"/>
     </w:pPr>
   </w:style>
-  <w:style w:type="paragraph" w:styleId="729">
+  <w:style w:type="paragraph" w:styleId="910">
     <w:name w:val="List Continue"/>
-    <w:basedOn w:val="688"/>
+    <w:basedOn w:val="869"/>
     <w:uiPriority w:val="99"/>
     <w:unhideWhenUsed/>
     <w:pPr>
@@ -32899,9 +33021,9 @@
       <w:contextualSpacing w:val="true"/>
     </w:pPr>
   </w:style>
-  <w:style w:type="paragraph" w:styleId="730">
+  <w:style w:type="paragraph" w:styleId="911">
     <w:name w:val="List Continue 2"/>
-    <w:basedOn w:val="688"/>
+    <w:basedOn w:val="869"/>
     <w:uiPriority w:val="99"/>
     <w:unhideWhenUsed/>
     <w:pPr>
@@ -32911,9 +33033,9 @@
       <w:contextualSpacing w:val="true"/>
     </w:pPr>
   </w:style>
-  <w:style w:type="paragraph" w:styleId="731">
+  <w:style w:type="paragraph" w:styleId="912">
     <w:name w:val="List Continue 3"/>
-    <w:basedOn w:val="688"/>
+    <w:basedOn w:val="869"/>
     <w:uiPriority w:val="99"/>
     <w:unhideWhenUsed/>
     <w:pPr>
@@ -32923,9 +33045,9 @@
       <w:contextualSpacing w:val="true"/>
     </w:pPr>
   </w:style>
-  <w:style w:type="paragraph" w:styleId="732">
+  <w:style w:type="paragraph" w:styleId="913">
     <w:name w:val="macro"/>
-    <w:link w:val="733"/>
+    <w:link w:val="914"/>
     <w:uiPriority w:val="99"/>
     <w:unhideWhenUsed/>
     <w:pPr>
@@ -32948,10 +33070,10 @@
       <w:szCs w:val="20"/>
     </w:rPr>
   </w:style>
-  <w:style w:type="character" w:styleId="733" w:customStyle="1">
+  <w:style w:type="character" w:styleId="914" w:customStyle="1">
     <w:name w:val="Macro Text Char"/>
-    <w:basedOn w:val="702"/>
-    <w:link w:val="732"/>
+    <w:basedOn w:val="883"/>
+    <w:link w:val="913"/>
     <w:uiPriority w:val="99"/>
     <w:pPr>
       <w:pBdr/>
@@ -32964,11 +33086,11 @@
       <w:szCs w:val="20"/>
     </w:rPr>
   </w:style>
-  <w:style w:type="paragraph" w:styleId="734">
+  <w:style w:type="paragraph" w:styleId="915">
     <w:name w:val="Quote"/>
-    <w:basedOn w:val="688"/>
-    <w:next w:val="688"/>
-    <w:link w:val="735"/>
+    <w:basedOn w:val="869"/>
+    <w:next w:val="869"/>
+    <w:link w:val="916"/>
     <w:uiPriority w:val="29"/>
     <w:qFormat/>
     <w:pPr>
@@ -32982,10 +33104,10 @@
       <w:color w:val="000000" w:themeColor="text1"/>
     </w:rPr>
   </w:style>
-  <w:style w:type="character" w:styleId="735" w:customStyle="1">
+  <w:style w:type="character" w:styleId="916" w:customStyle="1">
     <w:name w:val="Quote Char"/>
-    <w:basedOn w:val="702"/>
-    <w:link w:val="734"/>
+    <w:basedOn w:val="883"/>
+    <w:link w:val="915"/>
     <w:uiPriority w:val="29"/>
     <w:pPr>
       <w:pBdr/>
@@ -32998,10 +33120,10 @@
       <w:color w:val="000000" w:themeColor="text1"/>
     </w:rPr>
   </w:style>
-  <w:style w:type="character" w:styleId="736" w:customStyle="1">
+  <w:style w:type="character" w:styleId="917" w:customStyle="1">
     <w:name w:val="Heading 4 Char"/>
-    <w:basedOn w:val="702"/>
-    <w:link w:val="696"/>
+    <w:basedOn w:val="883"/>
+    <w:link w:val="877"/>
     <w:uiPriority w:val="9"/>
     <w:semiHidden/>
     <w:pPr>
@@ -33018,10 +33140,10 @@
       <w:color w:val="4f81bd" w:themeColor="accent1"/>
     </w:rPr>
   </w:style>
-  <w:style w:type="character" w:styleId="737" w:customStyle="1">
+  <w:style w:type="character" w:styleId="918" w:customStyle="1">
     <w:name w:val="Heading 5 Char"/>
-    <w:basedOn w:val="702"/>
-    <w:link w:val="697"/>
+    <w:basedOn w:val="883"/>
+    <w:link w:val="878"/>
     <w:uiPriority w:val="9"/>
     <w:semiHidden/>
     <w:pPr>
@@ -33034,10 +33156,10 @@
       <w:color w:val="243f60" w:themeColor="accent1" w:themeShade="7F"/>
     </w:rPr>
   </w:style>
-  <w:style w:type="character" w:styleId="738" w:customStyle="1">
+  <w:style w:type="character" w:styleId="919" w:customStyle="1">
     <w:name w:val="Heading 6 Char"/>
-    <w:basedOn w:val="702"/>
-    <w:link w:val="698"/>
+    <w:basedOn w:val="883"/>
+    <w:link w:val="879"/>
     <w:uiPriority w:val="9"/>
     <w:semiHidden/>
     <w:pPr>
@@ -33052,10 +33174,10 @@
       <w:color w:val="243f60" w:themeColor="accent1" w:themeShade="7F"/>
     </w:rPr>
   </w:style>
-  <w:style w:type="character" w:styleId="739" w:customStyle="1">
+  <w:style w:type="character" w:styleId="920" w:customStyle="1">
     <w:name w:val="Heading 7 Char"/>
-    <w:basedOn w:val="702"/>
-    <w:link w:val="699"/>
+    <w:basedOn w:val="883"/>
+    <w:link w:val="880"/>
     <w:uiPriority w:val="9"/>
     <w:semiHidden/>
     <w:pPr>
@@ -33070,10 +33192,10 @@
       <w:color w:val="404040" w:themeColor="text1" w:themeTint="BF"/>
     </w:rPr>
   </w:style>
-  <w:style w:type="character" w:styleId="740" w:customStyle="1">
+  <w:style w:type="character" w:styleId="921" w:customStyle="1">
     <w:name w:val="Heading 8 Char"/>
-    <w:basedOn w:val="702"/>
-    <w:link w:val="700"/>
+    <w:basedOn w:val="883"/>
+    <w:link w:val="881"/>
     <w:uiPriority w:val="9"/>
     <w:semiHidden/>
     <w:pPr>
@@ -33088,10 +33210,10 @@
       <w:szCs w:val="20"/>
     </w:rPr>
   </w:style>
-  <w:style w:type="character" w:styleId="741" w:customStyle="1">
+  <w:style w:type="character" w:styleId="922" w:customStyle="1">
     <w:name w:val="Heading 9 Char"/>
-    <w:basedOn w:val="702"/>
-    <w:link w:val="701"/>
+    <w:basedOn w:val="883"/>
+    <w:link w:val="882"/>
     <w:uiPriority w:val="9"/>
     <w:semiHidden/>
     <w:pPr>
@@ -33108,10 +33230,10 @@
       <w:szCs w:val="20"/>
     </w:rPr>
   </w:style>
-  <w:style w:type="paragraph" w:styleId="742">
+  <w:style w:type="paragraph" w:styleId="923">
     <w:name w:val="Caption"/>
-    <w:basedOn w:val="688"/>
-    <w:next w:val="688"/>
+    <w:basedOn w:val="869"/>
+    <w:next w:val="869"/>
     <w:uiPriority w:val="35"/>
     <w:semiHidden/>
     <w:unhideWhenUsed/>
@@ -33129,9 +33251,9 @@
       <w:szCs w:val="18"/>
     </w:rPr>
   </w:style>
-  <w:style w:type="character" w:styleId="743">
+  <w:style w:type="character" w:styleId="924">
     <w:name w:val="Strong"/>
-    <w:basedOn w:val="702"/>
+    <w:basedOn w:val="883"/>
     <w:uiPriority w:val="22"/>
     <w:qFormat/>
     <w:pPr>
@@ -33144,9 +33266,9 @@
       <w:bCs/>
     </w:rPr>
   </w:style>
-  <w:style w:type="character" w:styleId="744">
+  <w:style w:type="character" w:styleId="925">
     <w:name w:val="Emphasis"/>
-    <w:basedOn w:val="702"/>
+    <w:basedOn w:val="883"/>
     <w:uiPriority w:val="20"/>
     <w:qFormat/>
     <w:pPr>
@@ -33159,11 +33281,11 @@
       <w:iCs/>
     </w:rPr>
   </w:style>
-  <w:style w:type="paragraph" w:styleId="745">
+  <w:style w:type="paragraph" w:styleId="926">
     <w:name w:val="Intense Quote"/>
-    <w:basedOn w:val="688"/>
-    <w:next w:val="688"/>
-    <w:link w:val="746"/>
+    <w:basedOn w:val="869"/>
+    <w:next w:val="869"/>
+    <w:link w:val="927"/>
     <w:uiPriority w:val="30"/>
     <w:qFormat/>
     <w:pPr>
@@ -33181,10 +33303,10 @@
       <w:color w:val="4f81bd" w:themeColor="accent1"/>
     </w:rPr>
   </w:style>
-  <w:style w:type="character" w:styleId="746" w:customStyle="1">
+  <w:style w:type="character" w:styleId="927" w:customStyle="1">
     <w:name w:val="Intense Quote Char"/>
-    <w:basedOn w:val="702"/>
-    <w:link w:val="745"/>
+    <w:basedOn w:val="883"/>
+    <w:link w:val="926"/>
     <w:uiPriority w:val="30"/>
     <w:pPr>
       <w:pBdr/>
@@ -33199,9 +33321,9 @@
       <w:color w:val="4f81bd" w:themeColor="accent1"/>
     </w:rPr>
   </w:style>
-  <w:style w:type="character" w:styleId="747">
+  <w:style w:type="character" w:styleId="928">
     <w:name w:val="Subtle Emphasis"/>
-    <w:basedOn w:val="702"/>
+    <w:basedOn w:val="883"/>
     <w:uiPriority w:val="19"/>
     <w:qFormat/>
     <w:pPr>
@@ -33215,9 +33337,9 @@
       <w:color w:val="808080" w:themeColor="text1" w:themeTint="7F"/>
     </w:rPr>
   </w:style>
-  <w:style w:type="character" w:styleId="748">
+  <w:style w:type="character" w:styleId="929">
     <w:name w:val="Intense Emphasis"/>
-    <w:basedOn w:val="702"/>
+    <w:basedOn w:val="883"/>
     <w:uiPriority w:val="21"/>
     <w:qFormat/>
     <w:pPr>
@@ -33233,9 +33355,9 @@
       <w:color w:val="4f81bd" w:themeColor="accent1"/>
     </w:rPr>
   </w:style>
-  <w:style w:type="character" w:styleId="749">
+  <w:style w:type="character" w:styleId="930">
     <w:name w:val="Subtle Reference"/>
-    <w:basedOn w:val="702"/>
+    <w:basedOn w:val="883"/>
     <w:uiPriority w:val="31"/>
     <w:qFormat/>
     <w:pPr>
@@ -33249,9 +33371,9 @@
       <w:u w:val="single"/>
     </w:rPr>
   </w:style>
-  <w:style w:type="character" w:styleId="750">
+  <w:style w:type="character" w:styleId="931">
     <w:name w:val="Intense Reference"/>
-    <w:basedOn w:val="702"/>
+    <w:basedOn w:val="883"/>
     <w:uiPriority w:val="32"/>
     <w:qFormat/>
     <w:pPr>
@@ -33268,9 +33390,9 @@
       <w:u w:val="single"/>
     </w:rPr>
   </w:style>
-  <w:style w:type="character" w:styleId="751">
+  <w:style w:type="character" w:styleId="932">
     <w:name w:val="Book Title"/>
-    <w:basedOn w:val="702"/>
+    <w:basedOn w:val="883"/>
     <w:uiPriority w:val="33"/>
     <w:qFormat/>
     <w:pPr>
@@ -33285,10 +33407,10 @@
       <w:spacing w:val="5"/>
     </w:rPr>
   </w:style>
-  <w:style w:type="paragraph" w:styleId="752">
+  <w:style w:type="paragraph" w:styleId="933">
     <w:name w:val="TOC Heading"/>
-    <w:basedOn w:val="693"/>
-    <w:next w:val="688"/>
+    <w:basedOn w:val="874"/>
+    <w:next w:val="869"/>
     <w:uiPriority w:val="39"/>
     <w:semiHidden/>
     <w:unhideWhenUsed/>
@@ -33300,9 +33422,9 @@
       <w:outlineLvl w:val="9"/>
     </w:pPr>
   </w:style>
-  <w:style w:type="table" w:styleId="753">
+  <w:style w:type="table" w:styleId="934">
     <w:name w:val="Table Grid"/>
-    <w:basedOn w:val="703"/>
+    <w:basedOn w:val="884"/>
     <w:uiPriority w:val="59"/>
     <w:pPr>
       <w:pBdr/>
@@ -33499,9 +33621,9 @@
       </w:tcPr>
     </w:tblStylePr>
   </w:style>
-  <w:style w:type="table" w:styleId="754">
+  <w:style w:type="table" w:styleId="935">
     <w:name w:val="Light Shading"/>
-    <w:basedOn w:val="703"/>
+    <w:basedOn w:val="884"/>
     <w:uiPriority w:val="60"/>
     <w:pPr>
       <w:pBdr/>
@@ -33733,9 +33855,9 @@
       </w:tcPr>
     </w:tblStylePr>
   </w:style>
-  <w:style w:type="table" w:styleId="755">
+  <w:style w:type="table" w:styleId="936">
     <w:name w:val="Light Shading Accent 1"/>
-    <w:basedOn w:val="703"/>
+    <w:basedOn w:val="884"/>
     <w:uiPriority w:val="60"/>
     <w:pPr>
       <w:pBdr/>
@@ -33967,9 +34089,9 @@
       </w:tcPr>
     </w:tblStylePr>
   </w:style>
-  <w:style w:type="table" w:styleId="756">
+  <w:style w:type="table" w:styleId="937">
     <w:name w:val="Light Shading Accent 2"/>
-    <w:basedOn w:val="703"/>
+    <w:basedOn w:val="884"/>
     <w:uiPriority w:val="60"/>
     <w:pPr>
       <w:pBdr/>
@@ -34201,9 +34323,9 @@
       </w:tcPr>
     </w:tblStylePr>
   </w:style>
-  <w:style w:type="table" w:styleId="757">
+  <w:style w:type="table" w:styleId="938">
     <w:name w:val="Light Shading Accent 3"/>
-    <w:basedOn w:val="703"/>
+    <w:basedOn w:val="884"/>
     <w:uiPriority w:val="60"/>
     <w:pPr>
       <w:pBdr/>
@@ -34435,9 +34557,9 @@
       </w:tcPr>
     </w:tblStylePr>
   </w:style>
-  <w:style w:type="table" w:styleId="758">
+  <w:style w:type="table" w:styleId="939">
     <w:name w:val="Light Shading Accent 4"/>
-    <w:basedOn w:val="703"/>
+    <w:basedOn w:val="884"/>
     <w:uiPriority w:val="60"/>
     <w:pPr>
       <w:pBdr/>
@@ -34669,9 +34791,9 @@
       </w:tcPr>
     </w:tblStylePr>
   </w:style>
-  <w:style w:type="table" w:styleId="759">
+  <w:style w:type="table" w:styleId="940">
     <w:name w:val="Light Shading Accent 5"/>
-    <w:basedOn w:val="703"/>
+    <w:basedOn w:val="884"/>
     <w:uiPriority w:val="60"/>
     <w:pPr>
       <w:pBdr/>
@@ -34903,9 +35025,9 @@
       </w:tcPr>
     </w:tblStylePr>
   </w:style>
-  <w:style w:type="table" w:styleId="760">
+  <w:style w:type="table" w:styleId="941">
     <w:name w:val="Light Shading Accent 6"/>
-    <w:basedOn w:val="703"/>
+    <w:basedOn w:val="884"/>
     <w:uiPriority w:val="60"/>
     <w:pPr>
       <w:pBdr/>
@@ -35137,9 +35259,9 @@
       </w:tcPr>
     </w:tblStylePr>
   </w:style>
-  <w:style w:type="table" w:styleId="761">
+  <w:style w:type="table" w:styleId="942">
     <w:name w:val="Light List"/>
-    <w:basedOn w:val="703"/>
+    <w:basedOn w:val="884"/>
     <w:uiPriority w:val="61"/>
     <w:pPr>
       <w:pBdr/>
@@ -35369,9 +35491,9 @@
       </w:tcPr>
     </w:tblStylePr>
   </w:style>
-  <w:style w:type="table" w:styleId="762">
+  <w:style w:type="table" w:styleId="943">
     <w:name w:val="Light List Accent 1"/>
-    <w:basedOn w:val="703"/>
+    <w:basedOn w:val="884"/>
     <w:uiPriority w:val="61"/>
     <w:pPr>
       <w:pBdr/>
@@ -35601,9 +35723,9 @@
       </w:tcPr>
     </w:tblStylePr>
   </w:style>
-  <w:style w:type="table" w:styleId="763">
+  <w:style w:type="table" w:styleId="944">
     <w:name w:val="Light List Accent 2"/>
-    <w:basedOn w:val="703"/>
+    <w:basedOn w:val="884"/>
     <w:uiPriority w:val="61"/>
     <w:pPr>
       <w:pBdr/>
@@ -35833,9 +35955,9 @@
       </w:tcPr>
     </w:tblStylePr>
   </w:style>
-  <w:style w:type="table" w:styleId="764">
+  <w:style w:type="table" w:styleId="945">
     <w:name w:val="Light List Accent 3"/>
-    <w:basedOn w:val="703"/>
+    <w:basedOn w:val="884"/>
     <w:uiPriority w:val="61"/>
     <w:pPr>
       <w:pBdr/>
@@ -36065,9 +36187,9 @@
       </w:tcPr>
     </w:tblStylePr>
   </w:style>
-  <w:style w:type="table" w:styleId="765">
+  <w:style w:type="table" w:styleId="946">
     <w:name w:val="Light List Accent 4"/>
-    <w:basedOn w:val="703"/>
+    <w:basedOn w:val="884"/>
     <w:uiPriority w:val="61"/>
     <w:pPr>
       <w:pBdr/>
@@ -36297,9 +36419,9 @@
       </w:tcPr>
     </w:tblStylePr>
   </w:style>
-  <w:style w:type="table" w:styleId="766">
+  <w:style w:type="table" w:styleId="947">
     <w:name w:val="Light List Accent 5"/>
-    <w:basedOn w:val="703"/>
+    <w:basedOn w:val="884"/>
     <w:uiPriority w:val="61"/>
     <w:pPr>
       <w:pBdr/>
@@ -36529,9 +36651,9 @@
       </w:tcPr>
     </w:tblStylePr>
   </w:style>
-  <w:style w:type="table" w:styleId="767">
+  <w:style w:type="table" w:styleId="948">
     <w:name w:val="Light List Accent 6"/>
-    <w:basedOn w:val="703"/>
+    <w:basedOn w:val="884"/>
     <w:uiPriority w:val="61"/>
     <w:pPr>
       <w:pBdr/>
@@ -36761,9 +36883,9 @@
       </w:tcPr>
     </w:tblStylePr>
   </w:style>
-  <w:style w:type="table" w:styleId="768">
+  <w:style w:type="table" w:styleId="949">
     <w:name w:val="Light Grid"/>
-    <w:basedOn w:val="703"/>
+    <w:basedOn w:val="884"/>
     <w:uiPriority w:val="62"/>
     <w:pPr>
       <w:pBdr/>
@@ -37014,9 +37136,9 @@
       </w:tcPr>
     </w:tblStylePr>
   </w:style>
-  <w:style w:type="table" w:styleId="769">
+  <w:style w:type="table" w:styleId="950">
     <w:name w:val="Light Grid Accent 1"/>
-    <w:basedOn w:val="703"/>
+    <w:basedOn w:val="884"/>
     <w:uiPriority w:val="62"/>
     <w:pPr>
       <w:pBdr/>
@@ -37267,9 +37389,9 @@
       </w:tcPr>
     </w:tblStylePr>
   </w:style>
-  <w:style w:type="table" w:styleId="770">
+  <w:style w:type="table" w:styleId="951">
     <w:name w:val="Light Grid Accent 2"/>
-    <w:basedOn w:val="703"/>
+    <w:basedOn w:val="884"/>
     <w:uiPriority w:val="62"/>
     <w:pPr>
       <w:pBdr/>
@@ -37520,9 +37642,9 @@
       </w:tcPr>
     </w:tblStylePr>
   </w:style>
-  <w:style w:type="table" w:styleId="771">
+  <w:style w:type="table" w:styleId="952">
     <w:name w:val="Light Grid Accent 3"/>
-    <w:basedOn w:val="703"/>
+    <w:basedOn w:val="884"/>
     <w:uiPriority w:val="62"/>
     <w:pPr>
       <w:pBdr/>
@@ -37773,9 +37895,9 @@
       </w:tcPr>
     </w:tblStylePr>
   </w:style>
-  <w:style w:type="table" w:styleId="772">
+  <w:style w:type="table" w:styleId="953">
     <w:name w:val="Light Grid Accent 4"/>
-    <w:basedOn w:val="703"/>
+    <w:basedOn w:val="884"/>
     <w:uiPriority w:val="62"/>
     <w:pPr>
       <w:pBdr/>
@@ -38026,9 +38148,9 @@
       </w:tcPr>
     </w:tblStylePr>
   </w:style>
-  <w:style w:type="table" w:styleId="773">
+  <w:style w:type="table" w:styleId="954">
     <w:name w:val="Light Grid Accent 5"/>
-    <w:basedOn w:val="703"/>
+    <w:basedOn w:val="884"/>
     <w:uiPriority w:val="62"/>
     <w:pPr>
       <w:pBdr/>
@@ -38279,9 +38401,9 @@
       </w:tcPr>
     </w:tblStylePr>
   </w:style>
-  <w:style w:type="table" w:styleId="774">
+  <w:style w:type="table" w:styleId="955">
     <w:name w:val="Light Grid Accent 6"/>
-    <w:basedOn w:val="703"/>
+    <w:basedOn w:val="884"/>
     <w:uiPriority w:val="62"/>
     <w:pPr>
       <w:pBdr/>
@@ -38532,9 +38654,9 @@
       </w:tcPr>
     </w:tblStylePr>
   </w:style>
-  <w:style w:type="table" w:styleId="775">
+  <w:style w:type="table" w:styleId="956">
     <w:name w:val="Medium Shading 1"/>
-    <w:basedOn w:val="703"/>
+    <w:basedOn w:val="884"/>
     <w:uiPriority w:val="63"/>
     <w:pPr>
       <w:pBdr/>
@@ -38762,9 +38884,9 @@
       </w:tcPr>
     </w:tblStylePr>
   </w:style>
-  <w:style w:type="table" w:styleId="776">
+  <w:style w:type="table" w:styleId="957">
     <w:name w:val="Medium Shading 1 Accent 1"/>
-    <w:basedOn w:val="703"/>
+    <w:basedOn w:val="884"/>
     <w:uiPriority w:val="63"/>
     <w:pPr>
       <w:pBdr/>
@@ -38992,9 +39114,9 @@
       </w:tcPr>
     </w:tblStylePr>
   </w:style>
-  <w:style w:type="table" w:styleId="777">
+  <w:style w:type="table" w:styleId="958">
     <w:name w:val="Medium Shading 1 Accent 2"/>
-    <w:basedOn w:val="703"/>
+    <w:basedOn w:val="884"/>
     <w:uiPriority w:val="63"/>
     <w:pPr>
       <w:pBdr/>
@@ -39222,9 +39344,9 @@
       </w:tcPr>
     </w:tblStylePr>
   </w:style>
-  <w:style w:type="table" w:styleId="778">
+  <w:style w:type="table" w:styleId="959">
     <w:name w:val="Medium Shading 1 Accent 3"/>
-    <w:basedOn w:val="703"/>
+    <w:basedOn w:val="884"/>
     <w:uiPriority w:val="63"/>
     <w:pPr>
       <w:pBdr/>
@@ -39452,9 +39574,9 @@
       </w:tcPr>
     </w:tblStylePr>
   </w:style>
-  <w:style w:type="table" w:styleId="779">
+  <w:style w:type="table" w:styleId="960">
     <w:name w:val="Medium Shading 1 Accent 4"/>
-    <w:basedOn w:val="703"/>
+    <w:basedOn w:val="884"/>
     <w:uiPriority w:val="63"/>
     <w:pPr>
       <w:pBdr/>
@@ -39682,9 +39804,9 @@
       </w:tcPr>
     </w:tblStylePr>
   </w:style>
-  <w:style w:type="table" w:styleId="780">
+  <w:style w:type="table" w:styleId="961">
     <w:name w:val="Medium Shading 1 Accent 5"/>
-    <w:basedOn w:val="703"/>
+    <w:basedOn w:val="884"/>
     <w:uiPriority w:val="63"/>
     <w:pPr>
       <w:pBdr/>
@@ -39912,9 +40034,9 @@
       </w:tcPr>
     </w:tblStylePr>
   </w:style>
-  <w:style w:type="table" w:styleId="781">
+  <w:style w:type="table" w:styleId="962">
     <w:name w:val="Medium Shading 1 Accent 6"/>
-    <w:basedOn w:val="703"/>
+    <w:basedOn w:val="884"/>
     <w:uiPriority w:val="63"/>
     <w:pPr>
       <w:pBdr/>
@@ -40142,9 +40264,9 @@
       </w:tcPr>
     </w:tblStylePr>
   </w:style>
-  <w:style w:type="table" w:styleId="782">
+  <w:style w:type="table" w:styleId="963">
     <w:name w:val="Medium Shading 2"/>
-    <w:basedOn w:val="703"/>
+    <w:basedOn w:val="884"/>
     <w:uiPriority w:val="64"/>
     <w:pPr>
       <w:pBdr/>
@@ -40397,9 +40519,9 @@
       </w:tcPr>
     </w:tblStylePr>
   </w:style>
-  <w:style w:type="table" w:styleId="783">
+  <w:style w:type="table" w:styleId="964">
     <w:name w:val="Medium Shading 2 Accent 1"/>
-    <w:basedOn w:val="703"/>
+    <w:basedOn w:val="884"/>
     <w:uiPriority w:val="64"/>
     <w:pPr>
       <w:pBdr/>
@@ -40652,9 +40774,9 @@
       </w:tcPr>
     </w:tblStylePr>
   </w:style>
-  <w:style w:type="table" w:styleId="784">
+  <w:style w:type="table" w:styleId="965">
     <w:name w:val="Medium Shading 2 Accent 2"/>
-    <w:basedOn w:val="703"/>
+    <w:basedOn w:val="884"/>
     <w:uiPriority w:val="64"/>
     <w:pPr>
       <w:pBdr/>
@@ -40907,9 +41029,9 @@
       </w:tcPr>
     </w:tblStylePr>
   </w:style>
-  <w:style w:type="table" w:styleId="785">
+  <w:style w:type="table" w:styleId="966">
     <w:name w:val="Medium Shading 2 Accent 3"/>
-    <w:basedOn w:val="703"/>
+    <w:basedOn w:val="884"/>
     <w:uiPriority w:val="64"/>
     <w:pPr>
       <w:pBdr/>
@@ -41162,9 +41284,9 @@
       </w:tcPr>
     </w:tblStylePr>
   </w:style>
-  <w:style w:type="table" w:styleId="786">
+  <w:style w:type="table" w:styleId="967">
     <w:name w:val="Medium Shading 2 Accent 4"/>
-    <w:basedOn w:val="703"/>
+    <w:basedOn w:val="884"/>
     <w:uiPriority w:val="64"/>
     <w:pPr>
       <w:pBdr/>
@@ -41417,9 +41539,9 @@
       </w:tcPr>
     </w:tblStylePr>
   </w:style>
-  <w:style w:type="table" w:styleId="787">
+  <w:style w:type="table" w:styleId="968">
     <w:name w:val="Medium Shading 2 Accent 5"/>
-    <w:basedOn w:val="703"/>
+    <w:basedOn w:val="884"/>
     <w:uiPriority w:val="64"/>
     <w:pPr>
       <w:pBdr/>
@@ -41672,9 +41794,9 @@
       </w:tcPr>
     </w:tblStylePr>
   </w:style>
-  <w:style w:type="table" w:styleId="788">
+  <w:style w:type="table" w:styleId="969">
     <w:name w:val="Medium Shading 2 Accent 6"/>
-    <w:basedOn w:val="703"/>
+    <w:basedOn w:val="884"/>
     <w:uiPriority w:val="64"/>
     <w:pPr>
       <w:pBdr/>
@@ -41927,9 +42049,9 @@
       </w:tcPr>
     </w:tblStylePr>
   </w:style>
-  <w:style w:type="table" w:styleId="789">
+  <w:style w:type="table" w:styleId="970">
     <w:name w:val="Medium List 1"/>
-    <w:basedOn w:val="703"/>
+    <w:basedOn w:val="884"/>
     <w:uiPriority w:val="65"/>
     <w:pPr>
       <w:pBdr/>
@@ -42154,9 +42276,9 @@
       </w:tcPr>
     </w:tblStylePr>
   </w:style>
-  <w:style w:type="table" w:styleId="790">
+  <w:style w:type="table" w:styleId="971">
     <w:name w:val="Medium List 1 Accent 1"/>
-    <w:basedOn w:val="703"/>
+    <w:basedOn w:val="884"/>
     <w:uiPriority w:val="65"/>
     <w:pPr>
       <w:pBdr/>
@@ -42381,9 +42503,9 @@
       </w:tcPr>
     </w:tblStylePr>
   </w:style>
-  <w:style w:type="table" w:styleId="791">
+  <w:style w:type="table" w:styleId="972">
     <w:name w:val="Medium List 1 Accent 2"/>
-    <w:basedOn w:val="703"/>
+    <w:basedOn w:val="884"/>
     <w:uiPriority w:val="65"/>
     <w:pPr>
       <w:pBdr/>
@@ -42608,9 +42730,9 @@
       </w:tcPr>
     </w:tblStylePr>
   </w:style>
-  <w:style w:type="table" w:styleId="792">
+  <w:style w:type="table" w:styleId="973">
     <w:name w:val="Medium List 1 Accent 3"/>
-    <w:basedOn w:val="703"/>
+    <w:basedOn w:val="884"/>
     <w:uiPriority w:val="65"/>
     <w:pPr>
       <w:pBdr/>
@@ -42835,9 +42957,9 @@
       </w:tcPr>
     </w:tblStylePr>
   </w:style>
-  <w:style w:type="table" w:styleId="793">
+  <w:style w:type="table" w:styleId="974">
     <w:name w:val="Medium List 1 Accent 4"/>
-    <w:basedOn w:val="703"/>
+    <w:basedOn w:val="884"/>
     <w:uiPriority w:val="65"/>
     <w:pPr>
       <w:pBdr/>
@@ -43062,9 +43184,9 @@
       </w:tcPr>
     </w:tblStylePr>
   </w:style>
-  <w:style w:type="table" w:styleId="794">
+  <w:style w:type="table" w:styleId="975">
     <w:name w:val="Medium List 1 Accent 5"/>
-    <w:basedOn w:val="703"/>
+    <w:basedOn w:val="884"/>
     <w:uiPriority w:val="65"/>
     <w:pPr>
       <w:pBdr/>
@@ -43289,9 +43411,9 @@
       </w:tcPr>
     </w:tblStylePr>
   </w:style>
-  <w:style w:type="table" w:styleId="795">
+  <w:style w:type="table" w:styleId="976">
     <w:name w:val="Medium List 1 Accent 6"/>
-    <w:basedOn w:val="703"/>
+    <w:basedOn w:val="884"/>
     <w:uiPriority w:val="65"/>
     <w:pPr>
       <w:pBdr/>
@@ -43516,9 +43638,9 @@
       </w:tcPr>
     </w:tblStylePr>
   </w:style>
-  <w:style w:type="table" w:styleId="796">
+  <w:style w:type="table" w:styleId="977">
     <w:name w:val="Medium List 2"/>
-    <w:basedOn w:val="703"/>
+    <w:basedOn w:val="884"/>
     <w:uiPriority w:val="66"/>
     <w:pPr>
       <w:pBdr/>
@@ -43758,9 +43880,9 @@
       </w:tcPr>
     </w:tblStylePr>
   </w:style>
-  <w:style w:type="table" w:styleId="797">
+  <w:style w:type="table" w:styleId="978">
     <w:name w:val="Medium List 2 Accent 1"/>
-    <w:basedOn w:val="703"/>
+    <w:basedOn w:val="884"/>
     <w:uiPriority w:val="66"/>
     <w:pPr>
       <w:pBdr/>
@@ -44000,9 +44122,9 @@
       </w:tcPr>
     </w:tblStylePr>
   </w:style>
-  <w:style w:type="table" w:styleId="798">
+  <w:style w:type="table" w:styleId="979">
     <w:name w:val="Medium List 2 Accent 2"/>
-    <w:basedOn w:val="703"/>
+    <w:basedOn w:val="884"/>
     <w:uiPriority w:val="66"/>
     <w:pPr>
       <w:pBdr/>
@@ -44242,9 +44364,9 @@
       </w:tcPr>
     </w:tblStylePr>
   </w:style>
-  <w:style w:type="table" w:styleId="799">
+  <w:style w:type="table" w:styleId="980">
     <w:name w:val="Medium List 2 Accent 3"/>
-    <w:basedOn w:val="703"/>
+    <w:basedOn w:val="884"/>
     <w:uiPriority w:val="66"/>
     <w:pPr>
       <w:pBdr/>
@@ -44484,9 +44606,9 @@
       </w:tcPr>
     </w:tblStylePr>
   </w:style>
-  <w:style w:type="table" w:styleId="800">
+  <w:style w:type="table" w:styleId="981">
     <w:name w:val="Medium List 2 Accent 4"/>
-    <w:basedOn w:val="703"/>
+    <w:basedOn w:val="884"/>
     <w:uiPriority w:val="66"/>
     <w:pPr>
       <w:pBdr/>
@@ -44726,9 +44848,9 @@
       </w:tcPr>
     </w:tblStylePr>
   </w:style>
-  <w:style w:type="table" w:styleId="801">
+  <w:style w:type="table" w:styleId="982">
     <w:name w:val="Medium List 2 Accent 5"/>
-    <w:basedOn w:val="703"/>
+    <w:basedOn w:val="884"/>
     <w:uiPriority w:val="66"/>
     <w:pPr>
       <w:pBdr/>
@@ -44968,9 +45090,9 @@
       </w:tcPr>
     </w:tblStylePr>
   </w:style>
-  <w:style w:type="table" w:styleId="802">
+  <w:style w:type="table" w:styleId="983">
     <w:name w:val="Medium List 2 Accent 6"/>
-    <w:basedOn w:val="703"/>
+    <w:basedOn w:val="884"/>
     <w:uiPriority w:val="66"/>
     <w:pPr>
       <w:pBdr/>
@@ -45210,9 +45332,9 @@
       </w:tcPr>
     </w:tblStylePr>
   </w:style>
-  <w:style w:type="table" w:styleId="803">
+  <w:style w:type="table" w:styleId="984">
     <w:name w:val="Medium Grid 1"/>
-    <w:basedOn w:val="703"/>
+    <w:basedOn w:val="884"/>
     <w:uiPriority w:val="67"/>
     <w:pPr>
       <w:pBdr/>
@@ -45432,9 +45554,9 @@
       </w:tcPr>
     </w:tblStylePr>
   </w:style>
-  <w:style w:type="table" w:styleId="804">
+  <w:style w:type="table" w:styleId="985">
     <w:name w:val="Medium Grid 1 Accent 1"/>
-    <w:basedOn w:val="703"/>
+    <w:basedOn w:val="884"/>
     <w:uiPriority w:val="67"/>
     <w:pPr>
       <w:pBdr/>
@@ -45654,9 +45776,9 @@
       </w:tcPr>
     </w:tblStylePr>
   </w:style>
-  <w:style w:type="table" w:styleId="805">
+  <w:style w:type="table" w:styleId="986">
     <w:name w:val="Medium Grid 1 Accent 2"/>
-    <w:basedOn w:val="703"/>
+    <w:basedOn w:val="884"/>
     <w:uiPriority w:val="67"/>
     <w:pPr>
       <w:pBdr/>
@@ -45876,9 +45998,9 @@
       </w:tcPr>
     </w:tblStylePr>
   </w:style>
-  <w:style w:type="table" w:styleId="806">
+  <w:style w:type="table" w:styleId="987">
     <w:name w:val="Medium Grid 1 Accent 3"/>
-    <w:basedOn w:val="703"/>
+    <w:basedOn w:val="884"/>
     <w:uiPriority w:val="67"/>
     <w:pPr>
       <w:pBdr/>
@@ -46098,9 +46220,9 @@
       </w:tcPr>
     </w:tblStylePr>
   </w:style>
-  <w:style w:type="table" w:styleId="807">
+  <w:style w:type="table" w:styleId="988">
     <w:name w:val="Medium Grid 1 Accent 4"/>
-    <w:basedOn w:val="703"/>
+    <w:basedOn w:val="884"/>
     <w:uiPriority w:val="67"/>
     <w:pPr>
       <w:pBdr/>
@@ -46320,9 +46442,9 @@
       </w:tcPr>
     </w:tblStylePr>
   </w:style>
-  <w:style w:type="table" w:styleId="808">
+  <w:style w:type="table" w:styleId="989">
     <w:name w:val="Medium Grid 1 Accent 5"/>
-    <w:basedOn w:val="703"/>
+    <w:basedOn w:val="884"/>
     <w:uiPriority w:val="67"/>
     <w:pPr>
       <w:pBdr/>
@@ -46542,9 +46664,9 @@
       </w:tcPr>
     </w:tblStylePr>
   </w:style>
-  <w:style w:type="table" w:styleId="809">
+  <w:style w:type="table" w:styleId="990">
     <w:name w:val="Medium Grid 1 Accent 6"/>
-    <w:basedOn w:val="703"/>
+    <w:basedOn w:val="884"/>
     <w:uiPriority w:val="67"/>
     <w:pPr>
       <w:pBdr/>
@@ -46764,9 +46886,9 @@
       </w:tcPr>
     </w:tblStylePr>
   </w:style>
-  <w:style w:type="table" w:styleId="810">
+  <w:style w:type="table" w:styleId="991">
     <w:name w:val="Medium Grid 2"/>
-    <w:basedOn w:val="703"/>
+    <w:basedOn w:val="884"/>
     <w:uiPriority w:val="68"/>
     <w:pPr>
       <w:pBdr/>
@@ -47012,9 +47134,9 @@
       </w:tcPr>
     </w:tblStylePr>
   </w:style>
-  <w:style w:type="table" w:styleId="811">
+  <w:style w:type="table" w:styleId="992">
     <w:name w:val="Medium Grid 2 Accent 1"/>
-    <w:basedOn w:val="703"/>
+    <w:basedOn w:val="884"/>
     <w:uiPriority w:val="68"/>
     <w:pPr>
       <w:pBdr/>
@@ -47260,9 +47382,9 @@
       </w:tcPr>
     </w:tblStylePr>
   </w:style>
-  <w:style w:type="table" w:styleId="812">
+  <w:style w:type="table" w:styleId="993">
     <w:name w:val="Medium Grid 2 Accent 2"/>
-    <w:basedOn w:val="703"/>
+    <w:basedOn w:val="884"/>
     <w:uiPriority w:val="68"/>
     <w:pPr>
       <w:pBdr/>
@@ -47508,9 +47630,9 @@
       </w:tcPr>
     </w:tblStylePr>
   </w:style>
-  <w:style w:type="table" w:styleId="813">
+  <w:style w:type="table" w:styleId="994">
     <w:name w:val="Medium Grid 2 Accent 3"/>
-    <w:basedOn w:val="703"/>
+    <w:basedOn w:val="884"/>
     <w:uiPriority w:val="68"/>
     <w:pPr>
       <w:pBdr/>
@@ -47756,9 +47878,9 @@
       </w:tcPr>
     </w:tblStylePr>
   </w:style>
-  <w:style w:type="table" w:styleId="814">
+  <w:style w:type="table" w:styleId="995">
     <w:name w:val="Medium Grid 2 Accent 4"/>
-    <w:basedOn w:val="703"/>
+    <w:basedOn w:val="884"/>
     <w:uiPriority w:val="68"/>
     <w:pPr>
       <w:pBdr/>
@@ -48004,9 +48126,9 @@
       </w:tcPr>
     </w:tblStylePr>
   </w:style>
-  <w:style w:type="table" w:styleId="815">
+  <w:style w:type="table" w:styleId="996">
     <w:name w:val="Medium Grid 2 Accent 5"/>
-    <w:basedOn w:val="703"/>
+    <w:basedOn w:val="884"/>
     <w:uiPriority w:val="68"/>
     <w:pPr>
       <w:pBdr/>
@@ -48252,9 +48374,9 @@
       </w:tcPr>
     </w:tblStylePr>
   </w:style>
-  <w:style w:type="table" w:styleId="816">
+  <w:style w:type="table" w:styleId="997">
     <w:name w:val="Medium Grid 2 Accent 6"/>
-    <w:basedOn w:val="703"/>
+    <w:basedOn w:val="884"/>
     <w:uiPriority w:val="68"/>
     <w:pPr>
       <w:pBdr/>
@@ -48500,9 +48622,9 @@
       </w:tcPr>
     </w:tblStylePr>
   </w:style>
-  <w:style w:type="table" w:styleId="817">
+  <w:style w:type="table" w:styleId="998">
     <w:name w:val="Medium Grid 3"/>
-    <w:basedOn w:val="703"/>
+    <w:basedOn w:val="884"/>
     <w:uiPriority w:val="69"/>
     <w:pPr>
       <w:pBdr/>
@@ -48764,9 +48886,9 @@
       </w:tcPr>
     </w:tblStylePr>
   </w:style>
-  <w:style w:type="table" w:styleId="818">
+  <w:style w:type="table" w:styleId="999">
     <w:name w:val="Medium Grid 3 Accent 1"/>
-    <w:basedOn w:val="703"/>
+    <w:basedOn w:val="884"/>
     <w:uiPriority w:val="69"/>
     <w:pPr>
       <w:pBdr/>
@@ -49028,9 +49150,9 @@
       </w:tcPr>
     </w:tblStylePr>
   </w:style>
-  <w:style w:type="table" w:styleId="819">
+  <w:style w:type="table" w:styleId="1000">
     <w:name w:val="Medium Grid 3 Accent 2"/>
-    <w:basedOn w:val="703"/>
+    <w:basedOn w:val="884"/>
     <w:uiPriority w:val="69"/>
     <w:pPr>
       <w:pBdr/>
@@ -49292,9 +49414,9 @@
       </w:tcPr>
     </w:tblStylePr>
   </w:style>
-  <w:style w:type="table" w:styleId="820">
+  <w:style w:type="table" w:styleId="1001">
     <w:name w:val="Medium Grid 3 Accent 3"/>
-    <w:basedOn w:val="703"/>
+    <w:basedOn w:val="884"/>
     <w:uiPriority w:val="69"/>
     <w:pPr>
       <w:pBdr/>
@@ -49556,9 +49678,9 @@
       </w:tcPr>
     </w:tblStylePr>
   </w:style>
-  <w:style w:type="table" w:styleId="821">
+  <w:style w:type="table" w:styleId="1002">
     <w:name w:val="Medium Grid 3 Accent 4"/>
-    <w:basedOn w:val="703"/>
+    <w:basedOn w:val="884"/>
     <w:uiPriority w:val="69"/>
     <w:pPr>
       <w:pBdr/>
@@ -49820,9 +49942,9 @@
       </w:tcPr>
     </w:tblStylePr>
   </w:style>
-  <w:style w:type="table" w:styleId="822">
+  <w:style w:type="table" w:styleId="1003">
     <w:name w:val="Medium Grid 3 Accent 5"/>
-    <w:basedOn w:val="703"/>
+    <w:basedOn w:val="884"/>
     <w:uiPriority w:val="69"/>
     <w:pPr>
       <w:pBdr/>
@@ -50084,9 +50206,9 @@
       </w:tcPr>
     </w:tblStylePr>
   </w:style>
-  <w:style w:type="table" w:styleId="823">
+  <w:style w:type="table" w:styleId="1004">
     <w:name w:val="Medium Grid 3 Accent 6"/>
-    <w:basedOn w:val="703"/>
+    <w:basedOn w:val="884"/>
     <w:uiPriority w:val="69"/>
     <w:pPr>
       <w:pBdr/>
@@ -50348,9 +50470,9 @@
       </w:tcPr>
     </w:tblStylePr>
   </w:style>
-  <w:style w:type="table" w:styleId="824">
+  <w:style w:type="table" w:styleId="1005">
     <w:name w:val="Dark List"/>
-    <w:basedOn w:val="703"/>
+    <w:basedOn w:val="884"/>
     <w:uiPriority w:val="70"/>
     <w:pPr>
       <w:pBdr/>
@@ -50586,9 +50708,9 @@
       </w:tcPr>
     </w:tblStylePr>
   </w:style>
-  <w:style w:type="table" w:styleId="825">
+  <w:style w:type="table" w:styleId="1006">
     <w:name w:val="Dark List Accent 1"/>
-    <w:basedOn w:val="703"/>
+    <w:basedOn w:val="884"/>
     <w:uiPriority w:val="70"/>
     <w:pPr>
       <w:pBdr/>
@@ -50824,9 +50946,9 @@
       </w:tcPr>
     </w:tblStylePr>
   </w:style>
-  <w:style w:type="table" w:styleId="826">
+  <w:style w:type="table" w:styleId="1007">
     <w:name w:val="Dark List Accent 2"/>
-    <w:basedOn w:val="703"/>
+    <w:basedOn w:val="884"/>
     <w:uiPriority w:val="70"/>
     <w:pPr>
       <w:pBdr/>
@@ -51062,9 +51184,9 @@
       </w:tcPr>
     </w:tblStylePr>
   </w:style>
-  <w:style w:type="table" w:styleId="827">
+  <w:style w:type="table" w:styleId="1008">
     <w:name w:val="Dark List Accent 3"/>
-    <w:basedOn w:val="703"/>
+    <w:basedOn w:val="884"/>
     <w:uiPriority w:val="70"/>
     <w:pPr>
       <w:pBdr/>
@@ -51300,9 +51422,9 @@
       </w:tcPr>
     </w:tblStylePr>
   </w:style>
-  <w:style w:type="table" w:styleId="828">
+  <w:style w:type="table" w:styleId="1009">
     <w:name w:val="Dark List Accent 4"/>
-    <w:basedOn w:val="703"/>
+    <w:basedOn w:val="884"/>
     <w:uiPriority w:val="70"/>
     <w:pPr>
       <w:pBdr/>
@@ -51538,9 +51660,9 @@
       </w:tcPr>
     </w:tblStylePr>
   </w:style>
-  <w:style w:type="table" w:styleId="829">
+  <w:style w:type="table" w:styleId="1010">
     <w:name w:val="Dark List Accent 5"/>
-    <w:basedOn w:val="703"/>
+    <w:basedOn w:val="884"/>
     <w:uiPriority w:val="70"/>
     <w:pPr>
       <w:pBdr/>
@@ -51776,9 +51898,9 @@
       </w:tcPr>
     </w:tblStylePr>
   </w:style>
-  <w:style w:type="table" w:styleId="830">
+  <w:style w:type="table" w:styleId="1011">
     <w:name w:val="Dark List Accent 6"/>
-    <w:basedOn w:val="703"/>
+    <w:basedOn w:val="884"/>
     <w:uiPriority w:val="70"/>
     <w:pPr>
       <w:pBdr/>
@@ -52014,9 +52136,9 @@
       </w:tcPr>
     </w:tblStylePr>
   </w:style>
-  <w:style w:type="table" w:styleId="831">
+  <w:style w:type="table" w:styleId="1012">
     <w:name w:val="Colorful Shading"/>
-    <w:basedOn w:val="703"/>
+    <w:basedOn w:val="884"/>
     <w:uiPriority w:val="71"/>
     <w:pPr>
       <w:pBdr/>
@@ -52263,9 +52385,9 @@
       </w:tcPr>
     </w:tblStylePr>
   </w:style>
-  <w:style w:type="table" w:styleId="832">
+  <w:style w:type="table" w:styleId="1013">
     <w:name w:val="Colorful Shading Accent 1"/>
-    <w:basedOn w:val="703"/>
+    <w:basedOn w:val="884"/>
     <w:uiPriority w:val="71"/>
     <w:pPr>
       <w:pBdr/>
@@ -52512,9 +52634,9 @@
       </w:tcPr>
     </w:tblStylePr>
   </w:style>
-  <w:style w:type="table" w:styleId="833">
+  <w:style w:type="table" w:styleId="1014">
     <w:name w:val="Colorful Shading Accent 2"/>
-    <w:basedOn w:val="703"/>
+    <w:basedOn w:val="884"/>
     <w:uiPriority w:val="71"/>
     <w:pPr>
       <w:pBdr/>
@@ -52761,9 +52883,9 @@
       </w:tcPr>
     </w:tblStylePr>
   </w:style>
-  <w:style w:type="table" w:styleId="834">
+  <w:style w:type="table" w:styleId="1015">
     <w:name w:val="Colorful Shading Accent 3"/>
-    <w:basedOn w:val="703"/>
+    <w:basedOn w:val="884"/>
     <w:uiPriority w:val="71"/>
     <w:pPr>
       <w:pBdr/>
@@ -53004,9 +53126,9 @@
       </w:tcPr>
     </w:tblStylePr>
   </w:style>
-  <w:style w:type="table" w:styleId="835">
+  <w:style w:type="table" w:styleId="1016">
     <w:name w:val="Colorful Shading Accent 4"/>
-    <w:basedOn w:val="703"/>
+    <w:basedOn w:val="884"/>
     <w:uiPriority w:val="71"/>
     <w:pPr>
       <w:pBdr/>
@@ -53253,9 +53375,9 @@
       </w:tcPr>
     </w:tblStylePr>
   </w:style>
-  <w:style w:type="table" w:styleId="836">
+  <w:style w:type="table" w:styleId="1017">
     <w:name w:val="Colorful Shading Accent 5"/>
-    <w:basedOn w:val="703"/>
+    <w:basedOn w:val="884"/>
     <w:uiPriority w:val="71"/>
     <w:pPr>
       <w:pBdr/>
@@ -53502,9 +53624,9 @@
       </w:tcPr>
     </w:tblStylePr>
   </w:style>
-  <w:style w:type="table" w:styleId="837">
+  <w:style w:type="table" w:styleId="1018">
     <w:name w:val="Colorful Shading Accent 6"/>
-    <w:basedOn w:val="703"/>
+    <w:basedOn w:val="884"/>
     <w:uiPriority w:val="71"/>
     <w:pPr>
       <w:pBdr/>
@@ -53751,9 +53873,9 @@
       </w:tcPr>
     </w:tblStylePr>
   </w:style>
-  <w:style w:type="table" w:styleId="838">
+  <w:style w:type="table" w:styleId="1019">
     <w:name w:val="Colorful List"/>
-    <w:basedOn w:val="703"/>
+    <w:basedOn w:val="884"/>
     <w:uiPriority w:val="72"/>
     <w:pPr>
       <w:pBdr/>
@@ -53980,9 +54102,9 @@
       </w:tcPr>
     </w:tblStylePr>
   </w:style>
-  <w:style w:type="table" w:styleId="839">
+  <w:style w:type="table" w:styleId="1020">
     <w:name w:val="Colorful List Accent 1"/>
-    <w:basedOn w:val="703"/>
+    <w:basedOn w:val="884"/>
     <w:uiPriority w:val="72"/>
     <w:pPr>
       <w:pBdr/>
@@ -54209,9 +54331,9 @@
       </w:tcPr>
     </w:tblStylePr>
   </w:style>
-  <w:style w:type="table" w:styleId="840">
+  <w:style w:type="table" w:styleId="1021">
     <w:name w:val="Colorful List Accent 2"/>
-    <w:basedOn w:val="703"/>
+    <w:basedOn w:val="884"/>
     <w:uiPriority w:val="72"/>
     <w:pPr>
       <w:pBdr/>
@@ -54438,9 +54560,9 @@
       </w:tcPr>
     </w:tblStylePr>
   </w:style>
-  <w:style w:type="table" w:styleId="841">
+  <w:style w:type="table" w:styleId="1022">
     <w:name w:val="Colorful List Accent 3"/>
-    <w:basedOn w:val="703"/>
+    <w:basedOn w:val="884"/>
     <w:uiPriority w:val="72"/>
     <w:pPr>
       <w:pBdr/>
@@ -54667,9 +54789,9 @@
       </w:tcPr>
     </w:tblStylePr>
   </w:style>
-  <w:style w:type="table" w:styleId="842">
+  <w:style w:type="table" w:styleId="1023">
     <w:name w:val="Colorful List Accent 4"/>
-    <w:basedOn w:val="703"/>
+    <w:basedOn w:val="884"/>
     <w:uiPriority w:val="72"/>
     <w:pPr>
       <w:pBdr/>
@@ -54896,9 +55018,9 @@
       </w:tcPr>
     </w:tblStylePr>
   </w:style>
-  <w:style w:type="table" w:styleId="843">
+  <w:style w:type="table" w:styleId="1024">
     <w:name w:val="Colorful List Accent 5"/>
-    <w:basedOn w:val="703"/>
+    <w:basedOn w:val="884"/>
     <w:uiPriority w:val="72"/>
     <w:pPr>
       <w:pBdr/>
@@ -55125,9 +55247,9 @@
       </w:tcPr>
     </w:tblStylePr>
   </w:style>
-  <w:style w:type="table" w:styleId="844">
+  <w:style w:type="table" w:styleId="1025">
     <w:name w:val="Colorful List Accent 6"/>
-    <w:basedOn w:val="703"/>
+    <w:basedOn w:val="884"/>
     <w:uiPriority w:val="72"/>
     <w:pPr>
       <w:pBdr/>
@@ -55354,9 +55476,9 @@
       </w:tcPr>
     </w:tblStylePr>
   </w:style>
-  <w:style w:type="table" w:styleId="845">
+  <w:style w:type="table" w:styleId="1026">
     <w:name w:val="Colorful Grid"/>
-    <w:basedOn w:val="703"/>
+    <w:basedOn w:val="884"/>
     <w:uiPriority w:val="73"/>
     <w:pPr>
       <w:pBdr/>
@@ -55575,9 +55697,9 @@
       </w:tcPr>
     </w:tblStylePr>
   </w:style>
-  <w:style w:type="table" w:styleId="846">
+  <w:style w:type="table" w:styleId="1027">
     <w:name w:val="Colorful Grid Accent 1"/>
-    <w:basedOn w:val="703"/>
+    <w:basedOn w:val="884"/>
     <w:uiPriority w:val="73"/>
     <w:pPr>
       <w:pBdr/>
@@ -55796,9 +55918,9 @@
       </w:tcPr>
     </w:tblStylePr>
   </w:style>
-  <w:style w:type="table" w:styleId="847">
+  <w:style w:type="table" w:styleId="1028">
     <w:name w:val="Colorful Grid Accent 2"/>
-    <w:basedOn w:val="703"/>
+    <w:basedOn w:val="884"/>
     <w:uiPriority w:val="73"/>
     <w:pPr>
       <w:pBdr/>
@@ -56017,9 +56139,9 @@
       </w:tcPr>
     </w:tblStylePr>
   </w:style>
-  <w:style w:type="table" w:styleId="848">
+  <w:style w:type="table" w:styleId="1029">
     <w:name w:val="Colorful Grid Accent 3"/>
-    <w:basedOn w:val="703"/>
+    <w:basedOn w:val="884"/>
     <w:uiPriority w:val="73"/>
     <w:pPr>
       <w:pBdr/>
@@ -56238,9 +56360,9 @@
       </w:tcPr>
     </w:tblStylePr>
   </w:style>
-  <w:style w:type="table" w:styleId="849">
+  <w:style w:type="table" w:styleId="1030">
     <w:name w:val="Colorful Grid Accent 4"/>
-    <w:basedOn w:val="703"/>
+    <w:basedOn w:val="884"/>
     <w:uiPriority w:val="73"/>
     <w:pPr>
       <w:pBdr/>
@@ -56459,9 +56581,9 @@
       </w:tcPr>
     </w:tblStylePr>
   </w:style>
-  <w:style w:type="table" w:styleId="850">
+  <w:style w:type="table" w:styleId="1031">
     <w:name w:val="Colorful Grid Accent 5"/>
-    <w:basedOn w:val="703"/>
+    <w:basedOn w:val="884"/>
     <w:uiPriority w:val="73"/>
     <w:pPr>
       <w:pBdr/>
@@ -56680,9 +56802,9 @@
       </w:tcPr>
     </w:tblStylePr>
   </w:style>
-  <w:style w:type="table" w:styleId="851">
+  <w:style w:type="table" w:styleId="1032">
     <w:name w:val="Colorful Grid Accent 6"/>
-    <w:basedOn w:val="703"/>
+    <w:basedOn w:val="884"/>
     <w:uiPriority w:val="73"/>
     <w:pPr>
       <w:pBdr/>

--- a/tz_url_shortener.docx
+++ b/tz_url_shortener.docx
@@ -81,18 +81,28 @@
         <w:pBdr/>
         <w:spacing w:after="60" w:line="276" w:lineRule="auto"/>
         <w:ind/>
-        <w:rPr/>
+        <w:rPr>
+          <w:highlight w:val="green"/>
+        </w:rPr>
       </w:pPr>
       <w:r>
         <w:rPr>
           <w:b/>
+          <w:highlight w:val="green"/>
         </w:rPr>
         <w:t xml:space="preserve">Backend: </w:t>
       </w:r>
       <w:r>
+        <w:rPr>
+          <w:highlight w:val="green"/>
+        </w:rPr>
         <w:t xml:space="preserve"> Laravel 11+ (REST API, Масштабируемая архитектура, Eloquent ORM).</w:t>
       </w:r>
-      <w:r/>
+      <w:r>
+        <w:rPr>
+          <w:highlight w:val="green"/>
+        </w:rPr>
+      </w:r>
     </w:p>
     <w:p>
       <w:pPr>
@@ -100,18 +110,28 @@
         <w:pBdr/>
         <w:spacing w:after="60" w:line="276" w:lineRule="auto"/>
         <w:ind/>
-        <w:rPr/>
+        <w:rPr>
+          <w:highlight w:val="green"/>
+        </w:rPr>
       </w:pPr>
       <w:r>
         <w:rPr>
           <w:b/>
+          <w:highlight w:val="green"/>
         </w:rPr>
         <w:t xml:space="preserve">Frontend: </w:t>
       </w:r>
       <w:r>
+        <w:rPr>
+          <w:highlight w:val="green"/>
+        </w:rPr>
         <w:t xml:space="preserve"> Vue 3 (Composition API, Script Setup), Pinia (Управление состоянием), Vue Router.</w:t>
       </w:r>
-      <w:r/>
+      <w:r>
+        <w:rPr>
+          <w:highlight w:val="green"/>
+        </w:rPr>
+      </w:r>
     </w:p>
     <w:p>
       <w:pPr>
@@ -119,18 +139,28 @@
         <w:pBdr/>
         <w:spacing w:after="60" w:line="276" w:lineRule="auto"/>
         <w:ind/>
-        <w:rPr/>
+        <w:rPr>
+          <w:highlight w:val="green"/>
+        </w:rPr>
       </w:pPr>
       <w:r>
         <w:rPr>
           <w:b/>
+          <w:highlight w:val="green"/>
         </w:rPr>
         <w:t xml:space="preserve">Стилизация: </w:t>
       </w:r>
       <w:r>
+        <w:rPr>
+          <w:highlight w:val="green"/>
+        </w:rPr>
         <w:t xml:space="preserve"> Tailwind CSS (Адаптивный и современный UI/UX).</w:t>
       </w:r>
-      <w:r/>
+      <w:r>
+        <w:rPr>
+          <w:highlight w:val="green"/>
+        </w:rPr>
+      </w:r>
     </w:p>
     <w:p>
       <w:pPr>
@@ -138,18 +168,28 @@
         <w:pBdr/>
         <w:spacing w:after="60" w:line="276" w:lineRule="auto"/>
         <w:ind/>
-        <w:rPr/>
+        <w:rPr>
+          <w:highlight w:val="green"/>
+        </w:rPr>
       </w:pPr>
       <w:r>
         <w:rPr>
           <w:b/>
+          <w:highlight w:val="green"/>
         </w:rPr>
         <w:t xml:space="preserve">База данных: </w:t>
       </w:r>
       <w:r>
+        <w:rPr>
+          <w:highlight w:val="green"/>
+        </w:rPr>
         <w:t xml:space="preserve"> PostgreSQL или MySQL (Реляционная база данных для надежного хранения данных).</w:t>
       </w:r>
-      <w:r/>
+      <w:r>
+        <w:rPr>
+          <w:highlight w:val="green"/>
+        </w:rPr>
+      </w:r>
     </w:p>
     <w:p>
       <w:pPr>
@@ -157,18 +197,28 @@
         <w:pBdr/>
         <w:spacing w:after="60" w:line="276" w:lineRule="auto"/>
         <w:ind/>
-        <w:rPr/>
+        <w:rPr>
+          <w:highlight w:val="green"/>
+        </w:rPr>
       </w:pPr>
       <w:r>
         <w:rPr>
           <w:b/>
+          <w:highlight w:val="green"/>
         </w:rPr>
         <w:t xml:space="preserve">Кэш и очереди: </w:t>
       </w:r>
       <w:r>
+        <w:rPr>
+          <w:highlight w:val="green"/>
+        </w:rPr>
         <w:t xml:space="preserve"> Redis (Кэширование редиректов, брокер очередей для асинхронной аналитики).</w:t>
       </w:r>
-      <w:r/>
+      <w:r>
+        <w:rPr>
+          <w:highlight w:val="green"/>
+        </w:rPr>
+      </w:r>
     </w:p>
     <w:p>
       <w:pPr>
@@ -176,18 +226,28 @@
         <w:pBdr/>
         <w:spacing w:after="60" w:line="276" w:lineRule="auto"/>
         <w:ind/>
-        <w:rPr/>
+        <w:rPr>
+          <w:highlight w:val="green"/>
+        </w:rPr>
       </w:pPr>
       <w:r>
         <w:rPr>
           <w:b/>
+          <w:highlight w:val="green"/>
         </w:rPr>
         <w:t xml:space="preserve">Окружение: </w:t>
       </w:r>
       <w:r>
+        <w:rPr>
+          <w:highlight w:val="green"/>
+        </w:rPr>
         <w:t xml:space="preserve"> Laravel Sail / Docker (Контейнеризация среды разработки для быстрой развертки).</w:t>
       </w:r>
-      <w:r/>
+      <w:r>
+        <w:rPr>
+          <w:highlight w:val="green"/>
+        </w:rPr>
+      </w:r>
     </w:p>
     <w:p>
       <w:pPr>
@@ -195,18 +255,28 @@
         <w:pBdr/>
         <w:spacing w:after="60" w:line="276" w:lineRule="auto"/>
         <w:ind/>
-        <w:rPr/>
+        <w:rPr>
+          <w:highlight w:val="green"/>
+        </w:rPr>
       </w:pPr>
       <w:r>
         <w:rPr>
           <w:b/>
+          <w:highlight w:val="green"/>
         </w:rPr>
         <w:t xml:space="preserve">Тестирование: </w:t>
       </w:r>
       <w:r>
+        <w:rPr>
+          <w:highlight w:val="green"/>
+        </w:rPr>
         <w:t xml:space="preserve"> Pest или PHPUnit (Автоматизированное Feature и Unit тестирование).</w:t>
       </w:r>
-      <w:r/>
+      <w:r>
+        <w:rPr>
+          <w:highlight w:val="green"/>
+        </w:rPr>
+      </w:r>
     </w:p>
     <w:p>
       <w:pPr>
@@ -670,18 +740,28 @@
         <w:pBdr/>
         <w:spacing w:after="60" w:line="276" w:lineRule="auto"/>
         <w:ind/>
-        <w:rPr/>
+        <w:rPr>
+          <w:highlight w:val="green"/>
+        </w:rPr>
       </w:pPr>
       <w:r>
         <w:rPr>
           <w:b/>
+          <w:highlight w:val="green"/>
         </w:rPr>
         <w:t xml:space="preserve">Алгоритм генерации:</w:t>
       </w:r>
       <w:r>
+        <w:rPr>
+          <w:highlight w:val="green"/>
+        </w:rPr>
         <w:t xml:space="preserve"> Использование алгоритма Base62 для преобразования автоинкрементного ID в короткий уникальный хэш (например, 7aB3dE).</w:t>
       </w:r>
-      <w:r/>
+      <w:r>
+        <w:rPr>
+          <w:highlight w:val="green"/>
+        </w:rPr>
+      </w:r>
     </w:p>
     <w:p>
       <w:pPr>

--- a/tz_url_shortener.docx
+++ b/tz_url_shortener.docx
@@ -103,6 +103,11 @@
           <w:highlight w:val="green"/>
         </w:rPr>
       </w:r>
+      <w:r>
+        <w:rPr>
+          <w:highlight w:val="green"/>
+        </w:rPr>
+      </w:r>
     </w:p>
     <w:p>
       <w:pPr>
@@ -132,6 +137,11 @@
           <w:highlight w:val="green"/>
         </w:rPr>
       </w:r>
+      <w:r>
+        <w:rPr>
+          <w:highlight w:val="green"/>
+        </w:rPr>
+      </w:r>
     </w:p>
     <w:p>
       <w:pPr>
@@ -161,6 +171,11 @@
           <w:highlight w:val="green"/>
         </w:rPr>
       </w:r>
+      <w:r>
+        <w:rPr>
+          <w:highlight w:val="green"/>
+        </w:rPr>
+      </w:r>
     </w:p>
     <w:p>
       <w:pPr>
@@ -190,6 +205,11 @@
           <w:highlight w:val="green"/>
         </w:rPr>
       </w:r>
+      <w:r>
+        <w:rPr>
+          <w:highlight w:val="green"/>
+        </w:rPr>
+      </w:r>
     </w:p>
     <w:p>
       <w:pPr>
@@ -219,6 +239,11 @@
           <w:highlight w:val="green"/>
         </w:rPr>
       </w:r>
+      <w:r>
+        <w:rPr>
+          <w:highlight w:val="green"/>
+        </w:rPr>
+      </w:r>
     </w:p>
     <w:p>
       <w:pPr>
@@ -248,6 +273,11 @@
           <w:highlight w:val="green"/>
         </w:rPr>
       </w:r>
+      <w:r>
+        <w:rPr>
+          <w:highlight w:val="green"/>
+        </w:rPr>
+      </w:r>
     </w:p>
     <w:p>
       <w:pPr>
@@ -271,6 +301,11 @@
           <w:highlight w:val="green"/>
         </w:rPr>
         <w:t xml:space="preserve"> Pest или PHPUnit (Автоматизированное Feature и Unit тестирование).</w:t>
+      </w:r>
+      <w:r>
+        <w:rPr>
+          <w:highlight w:val="green"/>
+        </w:rPr>
       </w:r>
       <w:r>
         <w:rPr>
@@ -419,6 +454,11 @@
           <w:highlight w:val="green"/>
         </w:rPr>
       </w:r>
+      <w:r>
+        <w:rPr>
+          <w:highlight w:val="green"/>
+        </w:rPr>
+      </w:r>
     </w:p>
     <w:p>
       <w:pPr>
@@ -461,6 +501,11 @@
           <w:highlight w:val="green"/>
         </w:rPr>
         <w:t xml:space="preserve"> Изменение личных данных (имя, email, пароль) и возможность полного удаления аккаунта.</w:t>
+      </w:r>
+      <w:r>
+        <w:rPr>
+          <w:highlight w:val="green"/>
+        </w:rPr>
       </w:r>
       <w:r>
         <w:rPr>
@@ -559,6 +604,11 @@
           <w:highlight w:val="green"/>
         </w:rPr>
       </w:r>
+      <w:r>
+        <w:rPr>
+          <w:highlight w:val="green"/>
+        </w:rPr>
+      </w:r>
     </w:p>
     <w:p>
       <w:pPr>
@@ -588,6 +638,11 @@
           <w:highlight w:val="green"/>
         </w:rPr>
       </w:r>
+      <w:r>
+        <w:rPr>
+          <w:highlight w:val="green"/>
+        </w:rPr>
+      </w:r>
     </w:p>
     <w:p>
       <w:pPr>
@@ -632,12 +687,21 @@
         <w:pBdr/>
         <w:spacing/>
         <w:ind/>
-        <w:rPr/>
+        <w:rPr>
+          <w:highlight w:val="green"/>
+        </w:rPr>
       </w:pPr>
       <w:r>
+        <w:rPr>
+          <w:highlight w:val="green"/>
+        </w:rPr>
         <w:t xml:space="preserve">Для каждой ссылки авторизованного пользователя система собирает подробные метрики в фоновом режиме:</w:t>
       </w:r>
-      <w:r/>
+      <w:r>
+        <w:rPr>
+          <w:highlight w:val="green"/>
+        </w:rPr>
+      </w:r>
     </w:p>
     <w:p>
       <w:pPr>
@@ -645,18 +709,28 @@
         <w:pBdr/>
         <w:spacing w:after="60" w:line="276" w:lineRule="auto"/>
         <w:ind/>
-        <w:rPr/>
+        <w:rPr>
+          <w:highlight w:val="green"/>
+        </w:rPr>
       </w:pPr>
       <w:r>
         <w:rPr>
           <w:b/>
+          <w:highlight w:val="green"/>
         </w:rPr>
         <w:t xml:space="preserve">Клики:</w:t>
       </w:r>
       <w:r>
+        <w:rPr>
+          <w:highlight w:val="green"/>
+        </w:rPr>
         <w:t xml:space="preserve"> Общее число переходов и фильтрация по уникальным посетителям.</w:t>
       </w:r>
-      <w:r/>
+      <w:r>
+        <w:rPr>
+          <w:highlight w:val="green"/>
+        </w:rPr>
+      </w:r>
     </w:p>
     <w:p>
       <w:pPr>
@@ -664,18 +738,28 @@
         <w:pBdr/>
         <w:spacing w:after="60" w:line="276" w:lineRule="auto"/>
         <w:ind/>
-        <w:rPr/>
+        <w:rPr>
+          <w:highlight w:val="green"/>
+        </w:rPr>
       </w:pPr>
       <w:r>
         <w:rPr>
           <w:b/>
+          <w:highlight w:val="green"/>
         </w:rPr>
         <w:t xml:space="preserve">Рефереры:</w:t>
       </w:r>
       <w:r>
+        <w:rPr>
+          <w:highlight w:val="green"/>
+        </w:rPr>
         <w:t xml:space="preserve"> Определение источников перехода (Direct, Twitter, Facebook, Ссылающиеся сайты).</w:t>
       </w:r>
-      <w:r/>
+      <w:r>
+        <w:rPr>
+          <w:highlight w:val="green"/>
+        </w:rPr>
+      </w:r>
     </w:p>
     <w:p>
       <w:pPr>
@@ -683,18 +767,28 @@
         <w:pBdr/>
         <w:spacing w:after="60" w:line="276" w:lineRule="auto"/>
         <w:ind/>
-        <w:rPr/>
+        <w:rPr>
+          <w:highlight w:val="green"/>
+        </w:rPr>
       </w:pPr>
       <w:r>
         <w:rPr>
           <w:b/>
+          <w:highlight w:val="green"/>
         </w:rPr>
         <w:t xml:space="preserve">Геолокация:</w:t>
       </w:r>
       <w:r>
+        <w:rPr>
+          <w:highlight w:val="green"/>
+        </w:rPr>
         <w:t xml:space="preserve"> Определение страны и города пользователя по его IP-адресу (интеграция с MaxMind GeoIP).</w:t>
       </w:r>
-      <w:r/>
+      <w:r>
+        <w:rPr>
+          <w:highlight w:val="green"/>
+        </w:rPr>
+      </w:r>
     </w:p>
     <w:p>
       <w:pPr>
@@ -702,18 +796,28 @@
         <w:pBdr/>
         <w:spacing w:after="60" w:line="276" w:lineRule="auto"/>
         <w:ind/>
-        <w:rPr/>
+        <w:rPr>
+          <w:highlight w:val="green"/>
+        </w:rPr>
       </w:pPr>
       <w:r>
         <w:rPr>
           <w:b/>
+          <w:highlight w:val="green"/>
         </w:rPr>
         <w:t xml:space="preserve">Устройства и ОС:</w:t>
       </w:r>
       <w:r>
+        <w:rPr>
+          <w:highlight w:val="green"/>
+        </w:rPr>
         <w:t xml:space="preserve"> Классификация трафика (Desktop, Mobile, Tablet) на основе парсинга User-Agent.</w:t>
       </w:r>
-      <w:r/>
+      <w:r>
+        <w:rPr>
+          <w:highlight w:val="green"/>
+        </w:rPr>
+      </w:r>
     </w:p>
     <w:p>
       <w:pPr>
@@ -762,6 +866,11 @@
           <w:highlight w:val="green"/>
         </w:rPr>
       </w:r>
+      <w:r>
+        <w:rPr>
+          <w:highlight w:val="green"/>
+        </w:rPr>
+      </w:r>
     </w:p>
     <w:p>
       <w:pPr>
@@ -785,6 +894,11 @@
           <w:highlight w:val="green"/>
         </w:rPr>
         <w:t xml:space="preserve"> При переходе по короткому URL система сначала проверяет его наличие в Redis. База данных не опрашивается при частых запросах.</w:t>
+      </w:r>
+      <w:r>
+        <w:rPr>
+          <w:highlight w:val="green"/>
+        </w:rPr>
       </w:r>
       <w:r>
         <w:rPr>
@@ -1215,6 +1329,11 @@
           <w:highlight w:val="green"/>
         </w:rPr>
         <w:t xml:space="preserve"> Следуйте паттерну Cache Aside. При создании или обновлении ссылки обновляйте кэш в Redis. При удалении — очищайте. Это продемонстрирует понимание инвалидации кэша.</w:t>
+      </w:r>
+      <w:r>
+        <w:rPr>
+          <w:highlight w:val="green"/>
+        </w:rPr>
       </w:r>
       <w:r>
         <w:rPr>

--- a/tz_url_shortener.docx
+++ b/tz_url_shortener.docx
@@ -702,6 +702,11 @@
           <w:highlight w:val="green"/>
         </w:rPr>
       </w:r>
+      <w:r>
+        <w:rPr>
+          <w:highlight w:val="green"/>
+        </w:rPr>
+      </w:r>
     </w:p>
     <w:p>
       <w:pPr>
@@ -731,6 +736,11 @@
           <w:highlight w:val="green"/>
         </w:rPr>
       </w:r>
+      <w:r>
+        <w:rPr>
+          <w:highlight w:val="green"/>
+        </w:rPr>
+      </w:r>
     </w:p>
     <w:p>
       <w:pPr>
@@ -760,6 +770,11 @@
           <w:highlight w:val="green"/>
         </w:rPr>
       </w:r>
+      <w:r>
+        <w:rPr>
+          <w:highlight w:val="green"/>
+        </w:rPr>
+      </w:r>
     </w:p>
     <w:p>
       <w:pPr>
@@ -789,6 +804,11 @@
           <w:highlight w:val="green"/>
         </w:rPr>
       </w:r>
+      <w:r>
+        <w:rPr>
+          <w:highlight w:val="green"/>
+        </w:rPr>
+      </w:r>
     </w:p>
     <w:p>
       <w:pPr>
@@ -812,6 +832,11 @@
           <w:highlight w:val="green"/>
         </w:rPr>
         <w:t xml:space="preserve"> Классификация трафика (Desktop, Mobile, Tablet) на основе парсинга User-Agent.</w:t>
+      </w:r>
+      <w:r>
+        <w:rPr>
+          <w:highlight w:val="green"/>
+        </w:rPr>
       </w:r>
       <w:r>
         <w:rPr>
@@ -912,18 +937,28 @@
         <w:pBdr/>
         <w:spacing w:after="60" w:line="276" w:lineRule="auto"/>
         <w:ind/>
-        <w:rPr/>
+        <w:rPr>
+          <w:highlight w:val="green"/>
+        </w:rPr>
       </w:pPr>
       <w:r>
         <w:rPr>
           <w:b/>
+          <w:highlight w:val="green"/>
         </w:rPr>
         <w:t xml:space="preserve">Очереди задач:</w:t>
       </w:r>
       <w:r>
+        <w:rPr>
+          <w:highlight w:val="green"/>
+        </w:rPr>
         <w:t xml:space="preserve"> Обработка клика и запись метрик выполняется асинхронно через Laravel Queues (Redis). Редирект пользователя происходит мгновенно.</w:t>
       </w:r>
-      <w:r/>
+      <w:r>
+        <w:rPr>
+          <w:highlight w:val="green"/>
+        </w:rPr>
+      </w:r>
     </w:p>
     <w:p>
       <w:pPr>
@@ -950,18 +985,28 @@
         <w:pBdr/>
         <w:spacing w:after="60" w:line="276" w:lineRule="auto"/>
         <w:ind/>
-        <w:rPr/>
+        <w:rPr>
+          <w:highlight w:val="green"/>
+        </w:rPr>
       </w:pPr>
       <w:r>
         <w:rPr>
           <w:b/>
+          <w:highlight w:val="green"/>
         </w:rPr>
         <w:t xml:space="preserve">Управление токенами:</w:t>
       </w:r>
       <w:r>
+        <w:rPr>
+          <w:highlight w:val="green"/>
+        </w:rPr>
         <w:t xml:space="preserve"> Генерация и отзыв персональных API-токенов в профиле пользователя (Laravel Sanctum).</w:t>
       </w:r>
-      <w:r/>
+      <w:r>
+        <w:rPr>
+          <w:highlight w:val="green"/>
+        </w:rPr>
+      </w:r>
     </w:p>
     <w:p>
       <w:pPr>
@@ -969,18 +1014,28 @@
         <w:pBdr/>
         <w:spacing w:after="60" w:line="276" w:lineRule="auto"/>
         <w:ind/>
-        <w:rPr/>
+        <w:rPr>
+          <w:highlight w:val="green"/>
+        </w:rPr>
       </w:pPr>
       <w:r>
         <w:rPr>
           <w:b/>
+          <w:highlight w:val="green"/>
         </w:rPr>
         <w:t xml:space="preserve">Интерфейсы:</w:t>
       </w:r>
       <w:r>
+        <w:rPr>
+          <w:highlight w:val="green"/>
+        </w:rPr>
         <w:t xml:space="preserve"> Эндпоинты для программного создания ссылок и удаленного получения агрегированной статистики.</w:t>
       </w:r>
-      <w:r/>
+      <w:r>
+        <w:rPr>
+          <w:highlight w:val="green"/>
+        </w:rPr>
+      </w:r>
     </w:p>
     <w:p>
       <w:pPr>
@@ -988,18 +1043,28 @@
         <w:pBdr/>
         <w:spacing w:after="60" w:line="276" w:lineRule="auto"/>
         <w:ind/>
-        <w:rPr/>
+        <w:rPr>
+          <w:highlight w:val="green"/>
+        </w:rPr>
       </w:pPr>
       <w:r>
         <w:rPr>
           <w:b/>
+          <w:highlight w:val="green"/>
         </w:rPr>
         <w:t xml:space="preserve">Документация:</w:t>
       </w:r>
       <w:r>
+        <w:rPr>
+          <w:highlight w:val="green"/>
+        </w:rPr>
         <w:t xml:space="preserve"> Интеграция Swagger или Scalar для интерактивной документации к API.</w:t>
       </w:r>
-      <w:r/>
+      <w:r>
+        <w:rPr>
+          <w:highlight w:val="green"/>
+        </w:rPr>
+      </w:r>
     </w:p>
     <w:p>
       <w:pPr>

--- a/tz_url_shortener.docx
+++ b/tz_url_shortener.docx
@@ -1412,18 +1412,28 @@
         <w:pBdr/>
         <w:spacing w:after="60" w:line="276" w:lineRule="auto"/>
         <w:ind/>
-        <w:rPr/>
+        <w:rPr>
+          <w:highlight w:val="green"/>
+        </w:rPr>
       </w:pPr>
       <w:r>
         <w:rPr>
           <w:b/>
+          <w:highlight w:val="green"/>
         </w:rPr>
         <w:t xml:space="preserve">Фокус на тестировании:</w:t>
       </w:r>
       <w:r>
+        <w:rPr>
+          <w:highlight w:val="green"/>
+        </w:rPr>
         <w:t xml:space="preserve"> Покройте ключевые бизнес-сценарии (сокращение гостем, авторизация, редирект с паролем, сбор статистики) автоматическими тестами на Pest. 70-80% покрытия — идеальный маркер качественного кода.</w:t>
       </w:r>
-      <w:r/>
+      <w:r>
+        <w:rPr>
+          <w:highlight w:val="green"/>
+        </w:rPr>
+      </w:r>
     </w:p>
     <w:p>
       <w:pPr>
@@ -1431,18 +1441,28 @@
         <w:pBdr/>
         <w:spacing w:after="60" w:line="276" w:lineRule="auto"/>
         <w:ind/>
-        <w:rPr/>
+        <w:rPr>
+          <w:highlight w:val="green"/>
+        </w:rPr>
       </w:pPr>
       <w:r>
         <w:rPr>
           <w:b/>
+          <w:highlight w:val="green"/>
         </w:rPr>
         <w:t xml:space="preserve">Презентация проекта:</w:t>
       </w:r>
       <w:r>
+        <w:rPr>
+          <w:highlight w:val="green"/>
+        </w:rPr>
         <w:t xml:space="preserve"> Оформите README.md. Добавьте архитектурную схему, скриншоты интерфейса и четкую инструкцию по запуску через `docker-compose up`. Половина работодателей оценивает проект по качеству его документации.</w:t>
       </w:r>
-      <w:r/>
+      <w:r>
+        <w:rPr>
+          <w:highlight w:val="green"/>
+        </w:rPr>
+      </w:r>
     </w:p>
     <w:sectPr>
       <w:footnotePr/>

--- a/tz_url_shortener.docx
+++ b/tz_url_shortener.docx
@@ -512,25 +512,6 @@
           <w:highlight w:val="green"/>
         </w:rPr>
       </w:r>
-    </w:p>
-    <w:p>
-      <w:pPr>
-        <w:pStyle w:val="904"/>
-        <w:pBdr/>
-        <w:spacing w:after="60" w:line="276" w:lineRule="auto"/>
-        <w:ind/>
-        <w:rPr/>
-      </w:pPr>
-      <w:r>
-        <w:rPr>
-          <w:b/>
-        </w:rPr>
-        <w:t xml:space="preserve">Интеграция с соцсетями (OAuth):</w:t>
-      </w:r>
-      <w:r>
-        <w:t xml:space="preserve"> Быстрый вход через GitHub или Google с использованием Laravel Socialite.</w:t>
-      </w:r>
-      <w:r/>
     </w:p>
     <w:p>
       <w:pPr>
@@ -650,18 +631,28 @@
         <w:pBdr/>
         <w:spacing w:after="60" w:line="276" w:lineRule="auto"/>
         <w:ind/>
-        <w:rPr/>
+        <w:rPr>
+          <w:highlight w:val="green"/>
+        </w:rPr>
       </w:pPr>
       <w:r>
         <w:rPr>
           <w:b/>
+          <w:highlight w:val="green"/>
         </w:rPr>
         <w:t xml:space="preserve">Генерация QR-кодов:</w:t>
       </w:r>
       <w:r>
+        <w:rPr>
+          <w:highlight w:val="green"/>
+        </w:rPr>
         <w:t xml:space="preserve"> Автоматическое создание QR-кода для каждой сгенерированной ссылки (удобно для шеринга).</w:t>
       </w:r>
-      <w:r/>
+      <w:r>
+        <w:rPr>
+          <w:highlight w:val="green"/>
+        </w:rPr>
+      </w:r>
     </w:p>
     <w:p>
       <w:pPr>
@@ -959,6 +950,11 @@
           <w:highlight w:val="green"/>
         </w:rPr>
       </w:r>
+      <w:r>
+        <w:rPr>
+          <w:highlight w:val="green"/>
+        </w:rPr>
+      </w:r>
     </w:p>
     <w:p>
       <w:pPr>
@@ -1007,6 +1003,11 @@
           <w:highlight w:val="green"/>
         </w:rPr>
       </w:r>
+      <w:r>
+        <w:rPr>
+          <w:highlight w:val="green"/>
+        </w:rPr>
+      </w:r>
     </w:p>
     <w:p>
       <w:pPr>
@@ -1036,6 +1037,11 @@
           <w:highlight w:val="green"/>
         </w:rPr>
       </w:r>
+      <w:r>
+        <w:rPr>
+          <w:highlight w:val="green"/>
+        </w:rPr>
+      </w:r>
     </w:p>
     <w:p>
       <w:pPr>
@@ -1059,6 +1065,11 @@
           <w:highlight w:val="green"/>
         </w:rPr>
         <w:t xml:space="preserve"> Интеграция Swagger или Scalar для интерактивной документации к API.</w:t>
+      </w:r>
+      <w:r>
+        <w:rPr>
+          <w:highlight w:val="green"/>
+        </w:rPr>
       </w:r>
       <w:r>
         <w:rPr>
@@ -1340,18 +1351,28 @@
         <w:pBdr/>
         <w:spacing w:after="60" w:line="276" w:lineRule="auto"/>
         <w:ind/>
-        <w:rPr/>
+        <w:rPr>
+          <w:highlight w:val="green"/>
+        </w:rPr>
       </w:pPr>
       <w:r>
         <w:rPr>
           <w:b/>
+          <w:highlight w:val="green"/>
         </w:rPr>
         <w:t xml:space="preserve">Защита от спама и атак:</w:t>
       </w:r>
       <w:r>
+        <w:rPr>
+          <w:highlight w:val="green"/>
+        </w:rPr>
         <w:t xml:space="preserve"> Настройте строгий лимит запросов (Rate Limiting) на создание ссылок для одного IP. Это защитит сервис от DDoS и спама.</w:t>
       </w:r>
-      <w:r/>
+      <w:r>
+        <w:rPr>
+          <w:highlight w:val="green"/>
+        </w:rPr>
+      </w:r>
     </w:p>
     <w:p>
       <w:pPr>
@@ -1359,18 +1380,28 @@
         <w:pBdr/>
         <w:spacing w:after="60" w:line="276" w:lineRule="auto"/>
         <w:ind/>
-        <w:rPr/>
+        <w:rPr>
+          <w:highlight w:val="green"/>
+        </w:rPr>
       </w:pPr>
       <w:r>
         <w:rPr>
           <w:b/>
+          <w:highlight w:val="green"/>
         </w:rPr>
         <w:t xml:space="preserve">Проверка на 'живость' ссылок:</w:t>
       </w:r>
       <w:r>
+        <w:rPr>
+          <w:highlight w:val="green"/>
+        </w:rPr>
         <w:t xml:space="preserve"> Сделайте валидацию URL на бэкенде. Проверяйте код ответа (он должен быть 200). Запретите пользователям сокращать ссылки, ведущие на ваш собственный домен (защита от зацикливания редиректов).</w:t>
       </w:r>
-      <w:r/>
+      <w:r>
+        <w:rPr>
+          <w:highlight w:val="green"/>
+        </w:rPr>
+      </w:r>
     </w:p>
     <w:p>
       <w:pPr>
@@ -1434,6 +1465,11 @@
           <w:highlight w:val="green"/>
         </w:rPr>
       </w:r>
+      <w:r>
+        <w:rPr>
+          <w:highlight w:val="green"/>
+        </w:rPr>
+      </w:r>
     </w:p>
     <w:p>
       <w:pPr>
@@ -1457,6 +1493,11 @@
           <w:highlight w:val="green"/>
         </w:rPr>
         <w:t xml:space="preserve"> Оформите README.md. Добавьте архитектурную схему, скриншоты интерфейса и четкую инструкцию по запуску через `docker-compose up`. Половина работодателей оценивает проект по качеству его документации.</w:t>
+      </w:r>
+      <w:r>
+        <w:rPr>
+          <w:highlight w:val="green"/>
+        </w:rPr>
       </w:r>
       <w:r>
         <w:rPr>
